--- a/reports/vkr/Гураль З-31-1 ВКР финальный вариант на проверку.docx
+++ b/reports/vkr/Гураль З-31-1 ВКР финальный вариант на проверку.docx
@@ -360,11 +360,9 @@
             <w:r>
               <w:t xml:space="preserve">. </w:t>
             </w:r>
-            <w:proofErr w:type="spellStart"/>
             <w:r>
               <w:t>Гураль</w:t>
             </w:r>
-            <w:proofErr w:type="spellEnd"/>
           </w:p>
         </w:tc>
       </w:tr>
@@ -573,20 +571,11 @@
               <w:spacing w:line="240" w:lineRule="auto"/>
               <w:ind w:firstLine="0"/>
               <w:jc w:val="left"/>
-              <w:rPr>
-                <w:highlight w:val="yellow"/>
-              </w:rPr>
-            </w:pPr>
-            <w:r>
-              <w:rPr>
-                <w:highlight w:val="yellow"/>
-              </w:rPr>
+            </w:pPr>
+            <w:r>
               <w:t>старший преподаватель</w:t>
             </w:r>
             <w:r>
-              <w:rPr>
-                <w:highlight w:val="yellow"/>
-              </w:rPr>
               <w:t>,</w:t>
             </w:r>
           </w:p>
@@ -597,19 +586,7 @@
               <w:jc w:val="left"/>
             </w:pPr>
             <w:r>
-              <w:rPr>
-                <w:highlight w:val="yellow"/>
-              </w:rPr>
-              <w:t xml:space="preserve">                </w:t>
-            </w:r>
-            <w:r>
-              <w:rPr>
-                <w:highlight w:val="yellow"/>
-              </w:rPr>
-              <w:t>каф</w:t>
-            </w:r>
-            <w:r>
-              <w:t>. ЭМИС ТУСУР</w:t>
+              <w:t>каф. ЭМИС ТУСУР</w:t>
             </w:r>
           </w:p>
         </w:tc>
@@ -648,9 +625,6 @@
           <w:tcPr>
             <w:tcW w:w="1435" w:type="pct"/>
             <w:gridSpan w:val="2"/>
-            <w:tcBorders>
-              <w:top w:val="single" w:sz="4" w:space="0" w:color="auto"/>
-            </w:tcBorders>
           </w:tcPr>
           <w:p>
             <w:pPr>
@@ -1197,19 +1171,11 @@
                 <w:szCs w:val="28"/>
               </w:rPr>
             </w:pPr>
-            <w:proofErr w:type="spellStart"/>
             <w:r>
               <w:rPr>
                 <w:szCs w:val="28"/>
               </w:rPr>
-              <w:t>Гуралю</w:t>
-            </w:r>
-            <w:proofErr w:type="spellEnd"/>
-            <w:r>
-              <w:rPr>
-                <w:szCs w:val="28"/>
-              </w:rPr>
-              <w:t xml:space="preserve"> Илье</w:t>
+              <w:t>Гуралю Илье</w:t>
             </w:r>
           </w:p>
         </w:tc>
@@ -1269,13 +1235,11 @@
               <w:jc w:val="left"/>
               <w:rPr>
                 <w:szCs w:val="28"/>
-                <w:highlight w:val="yellow"/>
               </w:rPr>
             </w:pPr>
             <w:r>
               <w:rPr>
                 <w:szCs w:val="28"/>
-                <w:highlight w:val="yellow"/>
               </w:rPr>
               <w:t>факультета</w:t>
             </w:r>
@@ -1295,25 +1259,14 @@
               <w:jc w:val="center"/>
               <w:rPr>
                 <w:szCs w:val="28"/>
-                <w:highlight w:val="yellow"/>
-              </w:rPr>
-            </w:pPr>
-            <w:proofErr w:type="spellStart"/>
-            <w:proofErr w:type="gramStart"/>
+              </w:rPr>
+            </w:pPr>
             <w:r>
               <w:rPr>
                 <w:szCs w:val="28"/>
               </w:rPr>
-              <w:t>д</w:t>
-            </w:r>
-            <w:r>
-              <w:rPr>
-                <w:szCs w:val="28"/>
-              </w:rPr>
-              <w:t>истант.обучения</w:t>
-            </w:r>
-            <w:proofErr w:type="spellEnd"/>
-            <w:proofErr w:type="gramEnd"/>
+              <w:t>дистант.обучения</w:t>
+            </w:r>
           </w:p>
         </w:tc>
       </w:tr>
@@ -1343,7 +1296,6 @@
         <w:spacing w:line="240" w:lineRule="auto"/>
         <w:rPr>
           <w:szCs w:val="28"/>
-          <w:highlight w:val="yellow"/>
           <w:lang w:eastAsia="en-US"/>
         </w:rPr>
       </w:pPr>
@@ -1359,28 +1311,14 @@
           <w:szCs w:val="28"/>
           <w:lang w:eastAsia="en-US"/>
         </w:rPr>
-        <w:t>Информационная система автоматизации административных</w:t>
+        <w:t>Информационная система автоматизации административных процессов в учреждении дополнительного образования</w:t>
       </w:r>
       <w:r>
         <w:rPr>
           <w:szCs w:val="28"/>
           <w:lang w:eastAsia="en-US"/>
         </w:rPr>
-        <w:t xml:space="preserve"> </w:t>
-      </w:r>
-      <w:r>
-        <w:rPr>
-          <w:szCs w:val="28"/>
-          <w:lang w:eastAsia="en-US"/>
-        </w:rPr>
-        <w:t>процессов в учреждении дополнительного образования</w:t>
-      </w:r>
-      <w:r>
-        <w:rPr>
-          <w:szCs w:val="28"/>
-          <w:lang w:eastAsia="en-US"/>
-        </w:rPr>
-        <w:t xml:space="preserve"> (</w:t>
+        <w:t xml:space="preserve"> (утверждена приказом от</w:t>
       </w:r>
       <w:r>
         <w:rPr>
@@ -1388,7 +1326,7 @@
           <w:highlight w:val="yellow"/>
           <w:lang w:eastAsia="en-US"/>
         </w:rPr>
-        <w:t>утверждена приказом от_____________ №___________).</w:t>
+        <w:t>_____________ №___________).</w:t>
       </w:r>
     </w:p>
     <w:p>
@@ -1411,7 +1349,35 @@
           <w:szCs w:val="28"/>
           <w:lang w:eastAsia="en-US"/>
         </w:rPr>
-        <w:t>Цель работы: _______________________________________________.</w:t>
+        <w:t>Цель работы</w:t>
+      </w:r>
+      <w:r>
+        <w:rPr>
+          <w:szCs w:val="28"/>
+          <w:lang w:eastAsia="en-US"/>
+        </w:rPr>
+        <w:t xml:space="preserve">: </w:t>
+      </w:r>
+      <w:r>
+        <w:rPr>
+          <w:szCs w:val="28"/>
+          <w:lang w:eastAsia="en-US"/>
+        </w:rPr>
+        <w:t>разработать</w:t>
+      </w:r>
+      <w:r>
+        <w:rPr>
+          <w:szCs w:val="28"/>
+          <w:lang w:eastAsia="en-US"/>
+        </w:rPr>
+        <w:t xml:space="preserve"> информационную систему для автоматизации ключевых административных и учебных процессов учреждения дополнительного образования</w:t>
+      </w:r>
+      <w:r>
+        <w:rPr>
+          <w:szCs w:val="28"/>
+          <w:lang w:eastAsia="en-US"/>
+        </w:rPr>
+        <w:t>.</w:t>
       </w:r>
     </w:p>
     <w:p>
@@ -1449,17 +1415,22 @@
         <w:spacing w:line="240" w:lineRule="auto"/>
         <w:rPr>
           <w:szCs w:val="28"/>
-          <w:highlight w:val="yellow"/>
           <w:lang w:eastAsia="en-US"/>
         </w:rPr>
       </w:pPr>
       <w:r>
         <w:rPr>
           <w:szCs w:val="28"/>
-          <w:highlight w:val="yellow"/>
           <w:lang w:eastAsia="en-US"/>
         </w:rPr>
-        <w:t>_________________________________________________________.</w:t>
+        <w:t>Анализ предметной области и административных процессов учреждения дополнительного образования; обзор существующих программных решений; формирование функциональных и нефункциональных требований к информационной системе</w:t>
+      </w:r>
+      <w:r>
+        <w:rPr>
+          <w:szCs w:val="28"/>
+          <w:lang w:eastAsia="en-US"/>
+        </w:rPr>
+        <w:t>.</w:t>
       </w:r>
     </w:p>
     <w:p>
@@ -1474,18 +1445,84 @@
         <w:spacing w:line="240" w:lineRule="auto"/>
         <w:rPr>
           <w:szCs w:val="28"/>
-          <w:highlight w:val="yellow"/>
           <w:lang w:eastAsia="en-US"/>
         </w:rPr>
       </w:pPr>
       <w:r>
+        <w:rPr>
+          <w:szCs w:val="28"/>
+          <w:lang w:eastAsia="en-US"/>
+        </w:rPr>
+        <w:t>Проектирование информационной системы: обоснование технологического стека, архитектура, логическая модель данных, ролевая модель доступа, проектирование пользовательских интерфейсов</w:t>
+      </w:r>
+      <w:r>
+        <w:rPr>
+          <w:szCs w:val="28"/>
+          <w:lang w:eastAsia="en-US"/>
+        </w:rPr>
+        <w:t>.</w:t>
+      </w:r>
+    </w:p>
+    <w:p>
+      <w:pPr>
+        <w:widowControl w:val="0"/>
+        <w:numPr>
+          <w:ilvl w:val="1"/>
+          <w:numId w:val="6"/>
+        </w:numPr>
+        <w:autoSpaceDE w:val="0"/>
+        <w:autoSpaceDN w:val="0"/>
+        <w:spacing w:line="240" w:lineRule="auto"/>
+        <w:rPr>
+          <w:szCs w:val="28"/>
+          <w:lang w:eastAsia="en-US"/>
+        </w:rPr>
+      </w:pPr>
+      <w:r>
+        <w:rPr>
+          <w:szCs w:val="28"/>
+          <w:lang w:eastAsia="en-US"/>
+        </w:rPr>
+        <w:t>Реализация прототипа веб-приложения (приём и обработка заявок, зачисление, журнал посещаемости, личные кабинеты менеджера, педагога и родителя) и проверка работоспособности по основным пользовательским сценариям.</w:t>
+      </w:r>
+    </w:p>
+    <w:p>
+      <w:pPr>
+        <w:widowControl w:val="0"/>
+        <w:numPr>
+          <w:ilvl w:val="1"/>
+          <w:numId w:val="6"/>
+        </w:numPr>
+        <w:autoSpaceDE w:val="0"/>
+        <w:autoSpaceDN w:val="0"/>
+        <w:spacing w:line="240" w:lineRule="auto"/>
+        <w:rPr>
+          <w:szCs w:val="28"/>
+          <w:lang w:eastAsia="en-US"/>
+        </w:rPr>
+      </w:pPr>
+      <w:r>
+        <w:rPr>
+          <w:szCs w:val="28"/>
+          <w:lang w:eastAsia="en-US"/>
+        </w:rPr>
+        <w:t>Обобщение результатов в заключении; оценка практической значимости и направлений дальнейшего развития системы.</w:t>
+      </w:r>
+    </w:p>
+    <w:p>
+      <w:pPr>
+        <w:widowControl w:val="0"/>
+        <w:autoSpaceDE w:val="0"/>
+        <w:autoSpaceDN w:val="0"/>
+        <w:spacing w:line="240" w:lineRule="auto"/>
+        <w:ind w:left="709" w:firstLine="0"/>
+        <w:jc w:val="left"/>
         <w:rPr>
           <w:szCs w:val="28"/>
           <w:highlight w:val="yellow"/>
           <w:lang w:eastAsia="en-US"/>
         </w:rPr>
-        <w:t>_________________________________________________________.</w:t>
-      </w:r>
+      </w:pPr>
     </w:p>
     <w:p>
       <w:pPr>
@@ -1568,11 +1605,32 @@
           <w:lang w:eastAsia="en-US"/>
         </w:rPr>
       </w:pPr>
-      <w:r>
+    </w:p>
+    <w:p>
+      <w:pPr>
+        <w:spacing w:line="240" w:lineRule="auto"/>
+        <w:ind w:firstLine="0"/>
         <w:rPr>
           <w:szCs w:val="28"/>
           <w:lang w:eastAsia="en-US"/>
         </w:rPr>
+      </w:pPr>
+    </w:p>
+    <w:p>
+      <w:pPr>
+        <w:spacing w:line="240" w:lineRule="auto"/>
+        <w:ind w:firstLine="0"/>
+        <w:rPr>
+          <w:szCs w:val="28"/>
+          <w:lang w:eastAsia="en-US"/>
+        </w:rPr>
+      </w:pPr>
+      <w:r>
+        <w:rPr>
+          <w:szCs w:val="28"/>
+          <w:lang w:eastAsia="en-US"/>
+        </w:rPr>
+        <w:lastRenderedPageBreak/>
         <w:t>Руководитель</w:t>
       </w:r>
     </w:p>
@@ -2012,19 +2070,11 @@
                 <w:szCs w:val="28"/>
               </w:rPr>
             </w:pPr>
-            <w:proofErr w:type="spellStart"/>
             <w:r>
               <w:rPr>
                 <w:szCs w:val="28"/>
               </w:rPr>
-              <w:t>Гураль</w:t>
-            </w:r>
-            <w:proofErr w:type="spellEnd"/>
-            <w:r>
-              <w:rPr>
-                <w:szCs w:val="28"/>
-              </w:rPr>
-              <w:t xml:space="preserve"> И. С.</w:t>
+              <w:t>Гураль И. С.</w:t>
             </w:r>
           </w:p>
         </w:tc>
@@ -2385,7 +2435,13 @@
         <w:t xml:space="preserve"> </w:t>
       </w:r>
       <w:r>
-        <w:t xml:space="preserve">63 </w:t>
+        <w:t>6</w:t>
+      </w:r>
+      <w:r>
+        <w:t>4</w:t>
+      </w:r>
+      <w:r>
+        <w:t xml:space="preserve"> </w:t>
       </w:r>
       <w:r>
         <w:t>страниц</w:t>
@@ -2441,23 +2497,7 @@
     </w:p>
     <w:p>
       <w:r>
-        <w:t xml:space="preserve">Проведён анализ предметной области и существующих программных решений; обоснована целесообразность собственной разработки веб-приложения. Реализация выполнена на языке Python с использованием фреймворка </w:t>
-      </w:r>
-      <w:proofErr w:type="spellStart"/>
-      <w:r>
-        <w:t>Django</w:t>
-      </w:r>
-      <w:proofErr w:type="spellEnd"/>
-      <w:r>
-        <w:t xml:space="preserve"> и СУБД </w:t>
-      </w:r>
-      <w:proofErr w:type="spellStart"/>
-      <w:r>
-        <w:t>SQLite</w:t>
-      </w:r>
-      <w:proofErr w:type="spellEnd"/>
-      <w:r>
-        <w:t>; подтверждена работоспособность основных сценариев ручной проверкой.</w:t>
+        <w:t>Проведён анализ предметной области и существующих программных решений; обоснована целесообразность собственной разработки веб-приложения. Реализация выполнена на языке Python с использованием фреймворка Django и СУБД SQLite; подтверждена работоспособность основных сценариев ручной проверкой.</w:t>
       </w:r>
     </w:p>
     <w:p>
@@ -2503,7 +2543,19 @@
         <w:rPr>
           <w:lang w:val="en-US"/>
         </w:rPr>
-        <w:t xml:space="preserve">63 </w:t>
+        <w:t>6</w:t>
+      </w:r>
+      <w:r>
+        <w:rPr>
+          <w:lang w:val="en-US"/>
+        </w:rPr>
+        <w:t>4</w:t>
+      </w:r>
+      <w:r>
+        <w:rPr>
+          <w:lang w:val="en-US"/>
+        </w:rPr>
+        <w:t xml:space="preserve"> </w:t>
       </w:r>
       <w:r>
         <w:rPr>
@@ -3084,21 +3136,7 @@
         <w:rPr>
           <w:szCs w:val="28"/>
         </w:rPr>
-        <w:t xml:space="preserve">Customer </w:t>
-      </w:r>
-      <w:proofErr w:type="spellStart"/>
-      <w:r>
-        <w:rPr>
-          <w:szCs w:val="28"/>
-        </w:rPr>
-        <w:t>Relationship</w:t>
-      </w:r>
-      <w:proofErr w:type="spellEnd"/>
-      <w:r>
-        <w:rPr>
-          <w:szCs w:val="28"/>
-        </w:rPr>
-        <w:t xml:space="preserve"> Management (система учёта взаимодействия с клиентами/заявителями);</w:t>
+        <w:t>Customer Relationship Management (система учёта взаимодействия с клиентами/заявителями);</w:t>
       </w:r>
     </w:p>
     <w:p>
@@ -3133,21 +3171,12 @@
         </w:rPr>
         <w:t xml:space="preserve"> </w:t>
       </w:r>
-      <w:proofErr w:type="spellStart"/>
       <w:r>
         <w:rPr>
           <w:szCs w:val="28"/>
           <w:lang w:val="en-US"/>
         </w:rPr>
-        <w:t>HyperText</w:t>
-      </w:r>
-      <w:proofErr w:type="spellEnd"/>
-      <w:r>
-        <w:rPr>
-          <w:szCs w:val="28"/>
-          <w:lang w:val="en-US"/>
-        </w:rPr>
-        <w:t xml:space="preserve"> Transfer Protocol;</w:t>
+        <w:t>HyperText Transfer Protocol;</w:t>
       </w:r>
     </w:p>
     <w:p>
@@ -3174,21 +3203,12 @@
         </w:rPr>
         <w:t xml:space="preserve"> – </w:t>
       </w:r>
-      <w:proofErr w:type="spellStart"/>
       <w:r>
         <w:rPr>
           <w:szCs w:val="28"/>
           <w:lang w:val="en-US"/>
         </w:rPr>
-        <w:t>HyperText</w:t>
-      </w:r>
-      <w:proofErr w:type="spellEnd"/>
-      <w:r>
-        <w:rPr>
-          <w:szCs w:val="28"/>
-          <w:lang w:val="en-US"/>
-        </w:rPr>
-        <w:t xml:space="preserve"> Markup Language;</w:t>
+        <w:t>HyperText Markup Language;</w:t>
       </w:r>
     </w:p>
     <w:p>
@@ -3263,14 +3283,12 @@
         </w:rPr>
         <w:t>Object-Relational Mapping (</w:t>
       </w:r>
-      <w:proofErr w:type="spellStart"/>
       <w:r>
         <w:rPr>
           <w:szCs w:val="28"/>
         </w:rPr>
         <w:t>объектно</w:t>
       </w:r>
-      <w:proofErr w:type="spellEnd"/>
       <w:r>
         <w:rPr>
           <w:szCs w:val="28"/>
@@ -3424,7 +3442,6 @@
           <w:szCs w:val="28"/>
         </w:rPr>
       </w:pPr>
-      <w:proofErr w:type="spellStart"/>
       <w:r>
         <w:rPr>
           <w:rStyle w:val="font-semibold"/>
@@ -3433,7 +3450,6 @@
         </w:rPr>
         <w:t>Django</w:t>
       </w:r>
-      <w:proofErr w:type="spellEnd"/>
       <w:r>
         <w:rPr>
           <w:szCs w:val="28"/>
@@ -3454,7 +3470,6 @@
           <w:szCs w:val="28"/>
         </w:rPr>
       </w:pPr>
-      <w:proofErr w:type="spellStart"/>
       <w:r>
         <w:rPr>
           <w:rStyle w:val="font-semibold"/>
@@ -3463,7 +3478,6 @@
         </w:rPr>
         <w:t>SQLite</w:t>
       </w:r>
-      <w:proofErr w:type="spellEnd"/>
       <w:r>
         <w:rPr>
           <w:szCs w:val="28"/>
@@ -3484,7 +3498,6 @@
           <w:szCs w:val="28"/>
         </w:rPr>
       </w:pPr>
-      <w:proofErr w:type="spellStart"/>
       <w:r>
         <w:rPr>
           <w:rStyle w:val="font-semibold"/>
@@ -3493,7 +3506,6 @@
         </w:rPr>
         <w:t>PostgreSQL</w:t>
       </w:r>
-      <w:proofErr w:type="spellEnd"/>
       <w:r>
         <w:rPr>
           <w:szCs w:val="28"/>
@@ -3547,7 +3559,7 @@
         </w:rPr>
         <w:fldChar w:fldCharType="separate"/>
       </w:r>
-      <w:hyperlink w:anchor="_Toc231071568" w:history="1">
+      <w:hyperlink w:anchor="_Toc231136740" w:history="1">
         <w:r>
           <w:rPr>
             <w:rStyle w:val="af7"/>
@@ -3574,7 +3586,7 @@
             <w:noProof/>
             <w:webHidden/>
           </w:rPr>
-          <w:instrText xml:space="preserve"> PAGEREF _Toc231071568 \h </w:instrText>
+          <w:instrText xml:space="preserve"> PAGEREF _Toc231136740 \h </w:instrText>
         </w:r>
         <w:r>
           <w:rPr>
@@ -3618,7 +3630,7 @@
           <w:szCs w:val="22"/>
         </w:rPr>
       </w:pPr>
-      <w:hyperlink w:anchor="_Toc231071569" w:history="1">
+      <w:hyperlink w:anchor="_Toc231136741" w:history="1">
         <w:r>
           <w:rPr>
             <w:rStyle w:val="af7"/>
@@ -3645,7 +3657,7 @@
             <w:noProof/>
             <w:webHidden/>
           </w:rPr>
-          <w:instrText xml:space="preserve"> PAGEREF _Toc231071569 \h </w:instrText>
+          <w:instrText xml:space="preserve"> PAGEREF _Toc231136741 \h </w:instrText>
         </w:r>
         <w:r>
           <w:rPr>
@@ -3685,7 +3697,7 @@
           <w:szCs w:val="22"/>
         </w:rPr>
       </w:pPr>
-      <w:hyperlink w:anchor="_Toc231071570" w:history="1">
+      <w:hyperlink w:anchor="_Toc231136742" w:history="1">
         <w:r>
           <w:rPr>
             <w:rStyle w:val="af7"/>
@@ -3708,7 +3720,7 @@
           <w:rPr>
             <w:webHidden/>
           </w:rPr>
-          <w:instrText xml:space="preserve"> PAGEREF _Toc231071570 \h </w:instrText>
+          <w:instrText xml:space="preserve"> PAGEREF _Toc231136742 \h </w:instrText>
         </w:r>
         <w:r>
           <w:rPr>
@@ -3744,7 +3756,7 @@
           <w:szCs w:val="22"/>
         </w:rPr>
       </w:pPr>
-      <w:hyperlink w:anchor="_Toc231071571" w:history="1">
+      <w:hyperlink w:anchor="_Toc231136743" w:history="1">
         <w:r>
           <w:rPr>
             <w:rStyle w:val="af7"/>
@@ -3767,7 +3779,7 @@
           <w:rPr>
             <w:webHidden/>
           </w:rPr>
-          <w:instrText xml:space="preserve"> PAGEREF _Toc231071571 \h </w:instrText>
+          <w:instrText xml:space="preserve"> PAGEREF _Toc231136743 \h </w:instrText>
         </w:r>
         <w:r>
           <w:rPr>
@@ -3803,7 +3815,7 @@
           <w:szCs w:val="22"/>
         </w:rPr>
       </w:pPr>
-      <w:hyperlink w:anchor="_Toc231071572" w:history="1">
+      <w:hyperlink w:anchor="_Toc231136744" w:history="1">
         <w:r>
           <w:rPr>
             <w:rStyle w:val="af7"/>
@@ -3826,7 +3838,7 @@
           <w:rPr>
             <w:webHidden/>
           </w:rPr>
-          <w:instrText xml:space="preserve"> PAGEREF _Toc231071572 \h </w:instrText>
+          <w:instrText xml:space="preserve"> PAGEREF _Toc231136744 \h </w:instrText>
         </w:r>
         <w:r>
           <w:rPr>
@@ -3862,7 +3874,7 @@
           <w:szCs w:val="22"/>
         </w:rPr>
       </w:pPr>
-      <w:hyperlink w:anchor="_Toc231071573" w:history="1">
+      <w:hyperlink w:anchor="_Toc231136745" w:history="1">
         <w:r>
           <w:rPr>
             <w:rStyle w:val="af7"/>
@@ -3885,7 +3897,7 @@
           <w:rPr>
             <w:webHidden/>
           </w:rPr>
-          <w:instrText xml:space="preserve"> PAGEREF _Toc231071573 \h </w:instrText>
+          <w:instrText xml:space="preserve"> PAGEREF _Toc231136745 \h </w:instrText>
         </w:r>
         <w:r>
           <w:rPr>
@@ -3925,7 +3937,7 @@
           <w:szCs w:val="22"/>
         </w:rPr>
       </w:pPr>
-      <w:hyperlink w:anchor="_Toc231071574" w:history="1">
+      <w:hyperlink w:anchor="_Toc231136746" w:history="1">
         <w:r>
           <w:rPr>
             <w:rStyle w:val="af7"/>
@@ -3952,7 +3964,7 @@
             <w:noProof/>
             <w:webHidden/>
           </w:rPr>
-          <w:instrText xml:space="preserve"> PAGEREF _Toc231071574 \h </w:instrText>
+          <w:instrText xml:space="preserve"> PAGEREF _Toc231136746 \h </w:instrText>
         </w:r>
         <w:r>
           <w:rPr>
@@ -3992,7 +4004,7 @@
           <w:szCs w:val="22"/>
         </w:rPr>
       </w:pPr>
-      <w:hyperlink w:anchor="_Toc231071575" w:history="1">
+      <w:hyperlink w:anchor="_Toc231136747" w:history="1">
         <w:r>
           <w:rPr>
             <w:rStyle w:val="af7"/>
@@ -4015,7 +4027,7 @@
           <w:rPr>
             <w:webHidden/>
           </w:rPr>
-          <w:instrText xml:space="preserve"> PAGEREF _Toc231071575 \h </w:instrText>
+          <w:instrText xml:space="preserve"> PAGEREF _Toc231136747 \h </w:instrText>
         </w:r>
         <w:r>
           <w:rPr>
@@ -4051,7 +4063,7 @@
           <w:szCs w:val="22"/>
         </w:rPr>
       </w:pPr>
-      <w:hyperlink w:anchor="_Toc231071576" w:history="1">
+      <w:hyperlink w:anchor="_Toc231136748" w:history="1">
         <w:r>
           <w:rPr>
             <w:rStyle w:val="af7"/>
@@ -4087,7 +4099,7 @@
           <w:rPr>
             <w:webHidden/>
           </w:rPr>
-          <w:instrText xml:space="preserve"> PAGEREF _Toc231071576 \h </w:instrText>
+          <w:instrText xml:space="preserve"> PAGEREF _Toc231136748 \h </w:instrText>
         </w:r>
         <w:r>
           <w:rPr>
@@ -4123,7 +4135,7 @@
           <w:szCs w:val="22"/>
         </w:rPr>
       </w:pPr>
-      <w:hyperlink w:anchor="_Toc231071577" w:history="1">
+      <w:hyperlink w:anchor="_Toc231136749" w:history="1">
         <w:r>
           <w:rPr>
             <w:rStyle w:val="af7"/>
@@ -4146,7 +4158,7 @@
           <w:rPr>
             <w:webHidden/>
           </w:rPr>
-          <w:instrText xml:space="preserve"> PAGEREF _Toc231071577 \h </w:instrText>
+          <w:instrText xml:space="preserve"> PAGEREF _Toc231136749 \h </w:instrText>
         </w:r>
         <w:r>
           <w:rPr>
@@ -4182,7 +4194,7 @@
           <w:szCs w:val="22"/>
         </w:rPr>
       </w:pPr>
-      <w:hyperlink w:anchor="_Toc231071578" w:history="1">
+      <w:hyperlink w:anchor="_Toc231136750" w:history="1">
         <w:r>
           <w:rPr>
             <w:rStyle w:val="af7"/>
@@ -4205,7 +4217,7 @@
           <w:rPr>
             <w:webHidden/>
           </w:rPr>
-          <w:instrText xml:space="preserve"> PAGEREF _Toc231071578 \h </w:instrText>
+          <w:instrText xml:space="preserve"> PAGEREF _Toc231136750 \h </w:instrText>
         </w:r>
         <w:r>
           <w:rPr>
@@ -4241,7 +4253,7 @@
           <w:szCs w:val="22"/>
         </w:rPr>
       </w:pPr>
-      <w:hyperlink w:anchor="_Toc231071579" w:history="1">
+      <w:hyperlink w:anchor="_Toc231136751" w:history="1">
         <w:r>
           <w:rPr>
             <w:rStyle w:val="af7"/>
@@ -4264,7 +4276,7 @@
           <w:rPr>
             <w:webHidden/>
           </w:rPr>
-          <w:instrText xml:space="preserve"> PAGEREF _Toc231071579 \h </w:instrText>
+          <w:instrText xml:space="preserve"> PAGEREF _Toc231136751 \h </w:instrText>
         </w:r>
         <w:r>
           <w:rPr>
@@ -4300,7 +4312,7 @@
           <w:szCs w:val="22"/>
         </w:rPr>
       </w:pPr>
-      <w:hyperlink w:anchor="_Toc231071580" w:history="1">
+      <w:hyperlink w:anchor="_Toc231136752" w:history="1">
         <w:r>
           <w:rPr>
             <w:rStyle w:val="af7"/>
@@ -4323,7 +4335,7 @@
           <w:rPr>
             <w:webHidden/>
           </w:rPr>
-          <w:instrText xml:space="preserve"> PAGEREF _Toc231071580 \h </w:instrText>
+          <w:instrText xml:space="preserve"> PAGEREF _Toc231136752 \h </w:instrText>
         </w:r>
         <w:r>
           <w:rPr>
@@ -4363,7 +4375,7 @@
           <w:szCs w:val="22"/>
         </w:rPr>
       </w:pPr>
-      <w:hyperlink w:anchor="_Toc231071581" w:history="1">
+      <w:hyperlink w:anchor="_Toc231136753" w:history="1">
         <w:r>
           <w:rPr>
             <w:rStyle w:val="af7"/>
@@ -4390,7 +4402,7 @@
             <w:noProof/>
             <w:webHidden/>
           </w:rPr>
-          <w:instrText xml:space="preserve"> PAGEREF _Toc231071581 \h </w:instrText>
+          <w:instrText xml:space="preserve"> PAGEREF _Toc231136753 \h </w:instrText>
         </w:r>
         <w:r>
           <w:rPr>
@@ -4430,7 +4442,7 @@
           <w:szCs w:val="22"/>
         </w:rPr>
       </w:pPr>
-      <w:hyperlink w:anchor="_Toc231071582" w:history="1">
+      <w:hyperlink w:anchor="_Toc231136754" w:history="1">
         <w:r>
           <w:rPr>
             <w:rStyle w:val="af7"/>
@@ -4453,7 +4465,7 @@
           <w:rPr>
             <w:webHidden/>
           </w:rPr>
-          <w:instrText xml:space="preserve"> PAGEREF _Toc231071582 \h </w:instrText>
+          <w:instrText xml:space="preserve"> PAGEREF _Toc231136754 \h </w:instrText>
         </w:r>
         <w:r>
           <w:rPr>
@@ -4489,7 +4501,7 @@
           <w:szCs w:val="22"/>
         </w:rPr>
       </w:pPr>
-      <w:hyperlink w:anchor="_Toc231071583" w:history="1">
+      <w:hyperlink w:anchor="_Toc231136755" w:history="1">
         <w:r>
           <w:rPr>
             <w:rStyle w:val="af7"/>
@@ -4512,7 +4524,7 @@
           <w:rPr>
             <w:webHidden/>
           </w:rPr>
-          <w:instrText xml:space="preserve"> PAGEREF _Toc231071583 \h </w:instrText>
+          <w:instrText xml:space="preserve"> PAGEREF _Toc231136755 \h </w:instrText>
         </w:r>
         <w:r>
           <w:rPr>
@@ -4548,7 +4560,7 @@
           <w:szCs w:val="22"/>
         </w:rPr>
       </w:pPr>
-      <w:hyperlink w:anchor="_Toc231071584" w:history="1">
+      <w:hyperlink w:anchor="_Toc231136756" w:history="1">
         <w:r>
           <w:rPr>
             <w:rStyle w:val="af7"/>
@@ -4571,7 +4583,7 @@
           <w:rPr>
             <w:webHidden/>
           </w:rPr>
-          <w:instrText xml:space="preserve"> PAGEREF _Toc231071584 \h </w:instrText>
+          <w:instrText xml:space="preserve"> PAGEREF _Toc231136756 \h </w:instrText>
         </w:r>
         <w:r>
           <w:rPr>
@@ -4607,7 +4619,7 @@
           <w:szCs w:val="22"/>
         </w:rPr>
       </w:pPr>
-      <w:hyperlink w:anchor="_Toc231071585" w:history="1">
+      <w:hyperlink w:anchor="_Toc231136757" w:history="1">
         <w:r>
           <w:rPr>
             <w:rStyle w:val="af7"/>
@@ -4630,7 +4642,7 @@
           <w:rPr>
             <w:webHidden/>
           </w:rPr>
-          <w:instrText xml:space="preserve"> PAGEREF _Toc231071585 \h </w:instrText>
+          <w:instrText xml:space="preserve"> PAGEREF _Toc231136757 \h </w:instrText>
         </w:r>
         <w:r>
           <w:rPr>
@@ -4666,7 +4678,7 @@
           <w:szCs w:val="22"/>
         </w:rPr>
       </w:pPr>
-      <w:hyperlink w:anchor="_Toc231071586" w:history="1">
+      <w:hyperlink w:anchor="_Toc231136758" w:history="1">
         <w:r>
           <w:rPr>
             <w:rStyle w:val="af7"/>
@@ -4689,7 +4701,7 @@
           <w:rPr>
             <w:webHidden/>
           </w:rPr>
-          <w:instrText xml:space="preserve"> PAGEREF _Toc231071586 \h </w:instrText>
+          <w:instrText xml:space="preserve"> PAGEREF _Toc231136758 \h </w:instrText>
         </w:r>
         <w:r>
           <w:rPr>
@@ -4725,7 +4737,7 @@
           <w:szCs w:val="22"/>
         </w:rPr>
       </w:pPr>
-      <w:hyperlink w:anchor="_Toc231071587" w:history="1">
+      <w:hyperlink w:anchor="_Toc231136759" w:history="1">
         <w:r>
           <w:rPr>
             <w:rStyle w:val="af7"/>
@@ -4748,7 +4760,7 @@
           <w:rPr>
             <w:webHidden/>
           </w:rPr>
-          <w:instrText xml:space="preserve"> PAGEREF _Toc231071587 \h </w:instrText>
+          <w:instrText xml:space="preserve"> PAGEREF _Toc231136759 \h </w:instrText>
         </w:r>
         <w:r>
           <w:rPr>
@@ -4784,7 +4796,7 @@
           <w:szCs w:val="22"/>
         </w:rPr>
       </w:pPr>
-      <w:hyperlink w:anchor="_Toc231071588" w:history="1">
+      <w:hyperlink w:anchor="_Toc231136760" w:history="1">
         <w:r>
           <w:rPr>
             <w:rStyle w:val="af7"/>
@@ -4807,7 +4819,7 @@
           <w:rPr>
             <w:webHidden/>
           </w:rPr>
-          <w:instrText xml:space="preserve"> PAGEREF _Toc231071588 \h </w:instrText>
+          <w:instrText xml:space="preserve"> PAGEREF _Toc231136760 \h </w:instrText>
         </w:r>
         <w:r>
           <w:rPr>
@@ -4847,7 +4859,7 @@
           <w:szCs w:val="22"/>
         </w:rPr>
       </w:pPr>
-      <w:hyperlink w:anchor="_Toc231071589" w:history="1">
+      <w:hyperlink w:anchor="_Toc231136761" w:history="1">
         <w:r>
           <w:rPr>
             <w:rStyle w:val="af7"/>
@@ -4874,7 +4886,7 @@
             <w:noProof/>
             <w:webHidden/>
           </w:rPr>
-          <w:instrText xml:space="preserve"> PAGEREF _Toc231071589 \h </w:instrText>
+          <w:instrText xml:space="preserve"> PAGEREF _Toc231136761 \h </w:instrText>
         </w:r>
         <w:r>
           <w:rPr>
@@ -4918,7 +4930,7 @@
           <w:szCs w:val="22"/>
         </w:rPr>
       </w:pPr>
-      <w:hyperlink w:anchor="_Toc231071590" w:history="1">
+      <w:hyperlink w:anchor="_Toc231136762" w:history="1">
         <w:r>
           <w:rPr>
             <w:rStyle w:val="af7"/>
@@ -4945,7 +4957,7 @@
             <w:noProof/>
             <w:webHidden/>
           </w:rPr>
-          <w:instrText xml:space="preserve"> PAGEREF _Toc231071590 \h </w:instrText>
+          <w:instrText xml:space="preserve"> PAGEREF _Toc231136762 \h </w:instrText>
         </w:r>
         <w:r>
           <w:rPr>
@@ -4989,7 +5001,7 @@
           <w:szCs w:val="22"/>
         </w:rPr>
       </w:pPr>
-      <w:hyperlink w:anchor="_Toc231071591" w:history="1">
+      <w:hyperlink w:anchor="_Toc231136763" w:history="1">
         <w:r>
           <w:rPr>
             <w:rStyle w:val="af7"/>
@@ -5016,7 +5028,7 @@
             <w:noProof/>
             <w:webHidden/>
           </w:rPr>
-          <w:instrText xml:space="preserve"> PAGEREF _Toc231071591 \h </w:instrText>
+          <w:instrText xml:space="preserve"> PAGEREF _Toc231136763 \h </w:instrText>
         </w:r>
         <w:r>
           <w:rPr>
@@ -5060,7 +5072,7 @@
           <w:szCs w:val="22"/>
         </w:rPr>
       </w:pPr>
-      <w:hyperlink w:anchor="_Toc231071592" w:history="1">
+      <w:hyperlink w:anchor="_Toc231136764" w:history="1">
         <w:r>
           <w:rPr>
             <w:rStyle w:val="af7"/>
@@ -5087,7 +5099,7 @@
             <w:noProof/>
             <w:webHidden/>
           </w:rPr>
-          <w:instrText xml:space="preserve"> PAGEREF _Toc231071592 \h </w:instrText>
+          <w:instrText xml:space="preserve"> PAGEREF _Toc231136764 \h </w:instrText>
         </w:r>
         <w:r>
           <w:rPr>
@@ -5130,7 +5142,7 @@
       <w:pPr>
         <w:pStyle w:val="11"/>
       </w:pPr>
-      <w:bookmarkStart w:id="2" w:name="_Toc231071568"/>
+      <w:bookmarkStart w:id="2" w:name="_Toc231136740"/>
       <w:r>
         <w:lastRenderedPageBreak/>
         <w:t>В</w:t>
@@ -5323,7 +5335,7 @@
       <w:pPr>
         <w:pStyle w:val="1"/>
       </w:pPr>
-      <w:bookmarkStart w:id="3" w:name="_Toc231071569"/>
+      <w:bookmarkStart w:id="3" w:name="_Toc231136741"/>
       <w:r>
         <w:rPr>
           <w:caps w:val="0"/>
@@ -5343,7 +5355,7 @@
       <w:pPr>
         <w:pStyle w:val="2"/>
       </w:pPr>
-      <w:bookmarkStart w:id="4" w:name="_Toc231071570"/>
+      <w:bookmarkStart w:id="4" w:name="_Toc231136742"/>
       <w:r>
         <w:t>О</w:t>
       </w:r>
@@ -5412,21 +5424,7 @@
         <w:rPr>
           <w:lang w:bidi="ru-RU"/>
         </w:rPr>
-        <w:t xml:space="preserve">На практике в одной организации одновременно идут приём заявок, формирование и </w:t>
-      </w:r>
-      <w:proofErr w:type="spellStart"/>
-      <w:r>
-        <w:rPr>
-          <w:lang w:bidi="ru-RU"/>
-        </w:rPr>
-        <w:t>пересборка</w:t>
-      </w:r>
-      <w:proofErr w:type="spellEnd"/>
-      <w:r>
-        <w:rPr>
-          <w:lang w:bidi="ru-RU"/>
-        </w:rPr>
-        <w:t xml:space="preserve"> групп, планирование расписания, учёт посещаемости, подготовка отчётности для руководства и внешних структур, обмен данными с педагогами и родителями. При этом многие операции до сих пор опираются на разрозненные средства: электронные таблицы, бумажные журналы, облачные формы, переписку в мессенджерах и почте. Информация о контингенте, занятиях и посещаемости часто хранится в нескольких местах и переносится вручную.</w:t>
+        <w:t>На практике в одной организации одновременно идут приём заявок, формирование и пересборка групп, планирование расписания, учёт посещаемости, подготовка отчётности для руководства и внешних структур, обмен данными с педагогами и родителями. При этом многие операции до сих пор опираются на разрозненные средства: электронные таблицы, бумажные журналы, облачные формы, переписку в мессенджерах и почте. Информация о контингенте, занятиях и посещаемости часто хранится в нескольких местах и переносится вручную.</w:t>
       </w:r>
     </w:p>
     <w:p>
@@ -5533,21 +5531,7 @@
         <w:rPr>
           <w:lang w:bidi="ru-RU"/>
         </w:rPr>
-        <w:t>В последние годы в сфере образования также развивается тенденция к унификации цифровой инфраструктуры. Одним из примеров является федеральная платформа «</w:t>
-      </w:r>
-      <w:proofErr w:type="spellStart"/>
-      <w:r>
-        <w:rPr>
-          <w:lang w:bidi="ru-RU"/>
-        </w:rPr>
-        <w:t>Госвеб</w:t>
-      </w:r>
-      <w:proofErr w:type="spellEnd"/>
-      <w:r>
-        <w:rPr>
-          <w:lang w:bidi="ru-RU"/>
-        </w:rPr>
-        <w:t>», предназначенная для официальных сайтов государственных и муниципальных учреждений</w:t>
+        <w:t>В последние годы в сфере образования также развивается тенденция к унификации цифровой инфраструктуры. Одним из примеров является федеральная платформа «Госвеб», предназначенная для официальных сайтов государственных и муниципальных учреждений</w:t>
       </w:r>
       <w:r>
         <w:rPr>
@@ -5595,7 +5579,7 @@
       <w:pPr>
         <w:pStyle w:val="2"/>
       </w:pPr>
-      <w:bookmarkStart w:id="6" w:name="_Toc231071571"/>
+      <w:bookmarkStart w:id="6" w:name="_Toc231136743"/>
       <w:r>
         <w:lastRenderedPageBreak/>
         <w:t>Административные процессы и роли пользователей</w:t>
@@ -5605,15 +5589,7 @@
     <w:bookmarkEnd w:id="5"/>
     <w:p>
       <w:r>
-        <w:t xml:space="preserve">Для уточнения ранее выявленных проблем и определения требований к автоматизации в МАОУ «Томский Хобби-центр» было проведено </w:t>
-      </w:r>
-      <w:proofErr w:type="spellStart"/>
-      <w:r>
-        <w:t>полуструктурированное</w:t>
-      </w:r>
-      <w:proofErr w:type="spellEnd"/>
-      <w:r>
-        <w:t xml:space="preserve"> интервью с сотрудниками, вовлечёнными в административные и учебные процессы.</w:t>
+        <w:t>Для уточнения ранее выявленных проблем и определения требований к автоматизации в МАОУ «Томский Хобби-центр» было проведено полуструктурированное интервью с сотрудниками, вовлечёнными в административные и учебные процессы.</w:t>
       </w:r>
       <w:r>
         <w:t xml:space="preserve"> </w:t>
@@ -6247,16 +6223,16 @@
           <w:noProof/>
         </w:rPr>
         <w:drawing>
-          <wp:anchor distT="0" distB="0" distL="114300" distR="114300" simplePos="0" relativeHeight="251663360" behindDoc="0" locked="0" layoutInCell="1" allowOverlap="1" wp14:anchorId="019C1F05" wp14:editId="41A734E1">
+          <wp:anchor distT="0" distB="0" distL="114300" distR="114300" simplePos="0" relativeHeight="251663360" behindDoc="0" locked="0" layoutInCell="1" allowOverlap="1" wp14:anchorId="019C1F05" wp14:editId="6776681E">
             <wp:simplePos x="0" y="0"/>
             <wp:positionH relativeFrom="margin">
-              <wp:posOffset>472440</wp:posOffset>
+              <wp:align>center</wp:align>
             </wp:positionH>
             <wp:positionV relativeFrom="paragraph">
               <wp:posOffset>2466975</wp:posOffset>
             </wp:positionV>
-            <wp:extent cx="4999990" cy="5572125"/>
-            <wp:effectExtent l="0" t="0" r="0" b="9525"/>
+            <wp:extent cx="5000400" cy="5572800"/>
+            <wp:effectExtent l="0" t="0" r="0" b="8890"/>
             <wp:wrapTopAndBottom/>
             <wp:docPr id="3" name="Рисунок 3"/>
             <wp:cNvGraphicFramePr>
@@ -6287,7 +6263,7 @@
                   <pic:spPr bwMode="auto">
                     <a:xfrm>
                       <a:off x="0" y="0"/>
-                      <a:ext cx="4999990" cy="5572125"/>
+                      <a:ext cx="5000400" cy="5572800"/>
                     </a:xfrm>
                     <a:prstGeom prst="rect">
                       <a:avLst/>
@@ -6338,9 +6314,9 @@
         <w:t>Схема существующего бизнес-процесса (AS-IS)</w:t>
       </w:r>
     </w:p>
-    <w:p/>
-    <w:p>
-      <w:r>
+    <w:p>
+      <w:r>
+        <w:lastRenderedPageBreak/>
         <w:t>Выявленные проблемы связаны с отсутствием единой среды сквозной обработки данных. Дополнительный риск создаёт разрозненное хранение персональных данных обучающихся и представителей, что требует учёта требований Федерального закона № 152‑ФЗ «О персональных данных» [</w:t>
       </w:r>
       <w:r>
@@ -6463,7 +6439,7 @@
       <w:pPr>
         <w:pStyle w:val="2"/>
       </w:pPr>
-      <w:bookmarkStart w:id="7" w:name="_Toc231071572"/>
+      <w:bookmarkStart w:id="7" w:name="_Toc231136744"/>
       <w:r>
         <w:lastRenderedPageBreak/>
         <w:t>Анализ существующих решений</w:t>
@@ -7090,27 +7066,7 @@
                 <w:sz w:val="24"/>
                 <w:lang w:eastAsia="en-US"/>
               </w:rPr>
-              <w:t xml:space="preserve">полный </w:t>
-            </w:r>
-            <w:proofErr w:type="spellStart"/>
-            <w:proofErr w:type="gramStart"/>
-            <w:r>
-              <w:rPr>
-                <w:rFonts w:eastAsiaTheme="minorHAnsi"/>
-                <w:sz w:val="24"/>
-                <w:lang w:eastAsia="en-US"/>
-              </w:rPr>
-              <w:t>адм.учёт</w:t>
-            </w:r>
-            <w:proofErr w:type="spellEnd"/>
-            <w:proofErr w:type="gramEnd"/>
-            <w:r>
-              <w:rPr>
-                <w:rFonts w:eastAsiaTheme="minorHAnsi"/>
-                <w:sz w:val="24"/>
-                <w:lang w:eastAsia="en-US"/>
-              </w:rPr>
-              <w:t>, регламентированные отчёты</w:t>
+              <w:t>полный адм.учёт, регламентированные отчёты</w:t>
             </w:r>
           </w:p>
         </w:tc>
@@ -7372,23 +7328,13 @@
                 <w:lang w:eastAsia="en-US"/>
               </w:rPr>
             </w:pPr>
-            <w:proofErr w:type="spellStart"/>
             <w:r>
               <w:rPr>
                 <w:rFonts w:eastAsiaTheme="minorHAnsi"/>
                 <w:sz w:val="24"/>
                 <w:lang w:eastAsia="en-US"/>
               </w:rPr>
-              <w:t>ListOk</w:t>
-            </w:r>
-            <w:proofErr w:type="spellEnd"/>
-            <w:r>
-              <w:rPr>
-                <w:rFonts w:eastAsiaTheme="minorHAnsi"/>
-                <w:sz w:val="24"/>
-                <w:lang w:eastAsia="en-US"/>
-              </w:rPr>
-              <w:t xml:space="preserve"> CRM, (Сервисы для учёта услуг)</w:t>
+              <w:t>ListOk CRM, (Сервисы для учёта услуг)</w:t>
             </w:r>
           </w:p>
           <w:p>
@@ -7615,15 +7561,7 @@
         <w:t>–</w:t>
       </w:r>
       <w:r>
-        <w:t xml:space="preserve"> </w:t>
-      </w:r>
-      <w:proofErr w:type="spellStart"/>
-      <w:r>
-        <w:t>ListOk</w:t>
-      </w:r>
-      <w:proofErr w:type="spellEnd"/>
-      <w:r>
-        <w:t xml:space="preserve"> CRM [</w:t>
+        <w:t xml:space="preserve"> ListOk CRM [</w:t>
       </w:r>
       <w:r>
         <w:t>11</w:t>
@@ -7683,7 +7621,7 @@
       <w:pPr>
         <w:pStyle w:val="2"/>
       </w:pPr>
-      <w:bookmarkStart w:id="8" w:name="_Toc231071573"/>
+      <w:bookmarkStart w:id="8" w:name="_Toc231136745"/>
       <w:r>
         <w:lastRenderedPageBreak/>
         <w:t>Формирование требований к системе</w:t>
@@ -8275,8 +8213,8 @@
       <w:pPr>
         <w:pStyle w:val="1"/>
       </w:pPr>
-      <w:bookmarkStart w:id="9" w:name="_Toc231071574"/>
-      <w:bookmarkStart w:id="10" w:name="_Hlk221024678"/>
+      <w:bookmarkStart w:id="9" w:name="_Hlk221024678"/>
+      <w:bookmarkStart w:id="10" w:name="_Toc231136746"/>
       <w:r>
         <w:rPr>
           <w:caps w:val="0"/>
@@ -8285,246 +8223,182 @@
         <w:lastRenderedPageBreak/>
         <w:t>ПРОЕКТИРОВАНИЕ ИНФОРМАЦИОННОЙ СИСТЕМЫ</w:t>
       </w:r>
+      <w:bookmarkEnd w:id="10"/>
+      <w:r>
+        <w:rPr>
+          <w:caps w:val="0"/>
+        </w:rPr>
+        <w:t xml:space="preserve"> </w:t>
+      </w:r>
+    </w:p>
+    <w:p>
+      <w:pPr>
+        <w:pStyle w:val="2"/>
+      </w:pPr>
+      <w:bookmarkStart w:id="11" w:name="_Toc231136747"/>
+      <w:r>
+        <w:t>Обоснование выбора технологического стека</w:t>
+      </w:r>
+      <w:bookmarkEnd w:id="11"/>
+    </w:p>
+    <w:p>
+      <w:r>
+        <w:t>Выбор технологий для реализации информационной системы определялся сформулированными функциональными и нефункциональными требованиями, а также необходимостью связать в одной базе данных сущности контингента, групп, расписания, заявок и посещаемости. Для такой предметной области целесообразна реляционная модель: она поддерживает ссылочную целостность, транзакции и выборки для отчётности.</w:t>
+      </w:r>
+    </w:p>
+    <w:p>
+      <w:r>
+        <w:t>В качестве языка программирования выбран Python</w:t>
+      </w:r>
+      <w:r>
+        <w:t xml:space="preserve"> 3.</w:t>
+      </w:r>
+      <w:r>
+        <w:rPr>
+          <w:lang w:val="en-US"/>
+        </w:rPr>
+        <w:t>x</w:t>
+      </w:r>
+      <w:r>
+        <w:t xml:space="preserve"> [1</w:t>
+      </w:r>
+      <w:r>
+        <w:t>4</w:t>
+      </w:r>
+      <w:r>
+        <w:t>] (в проекте используется актуальная ветка 3.x), что обусловлено читаемым синтаксисом, широкой экосистемой библиотек и распространённостью в веб-разработке [1</w:t>
+      </w:r>
+      <w:r>
+        <w:t>5</w:t>
+      </w:r>
+      <w:r>
+        <w:t xml:space="preserve">]. Серверная часть построена на фреймворке Django </w:t>
+      </w:r>
+      <w:r>
+        <w:t>5.</w:t>
+      </w:r>
+      <w:r>
+        <w:rPr>
+          <w:lang w:val="en-US"/>
+        </w:rPr>
+        <w:t>x</w:t>
+      </w:r>
+      <w:r>
+        <w:t xml:space="preserve"> </w:t>
+      </w:r>
+      <w:r>
+        <w:t>[1</w:t>
+      </w:r>
+      <w:r>
+        <w:t>6</w:t>
+      </w:r>
+      <w:r>
+        <w:t>]: встроенные средства аутентификации, администрирования, работы с формами и ORM ускоряют реализацию ролевой модели, обработки заявок и единой базы контингента</w:t>
+      </w:r>
+      <w:r>
+        <w:t xml:space="preserve"> [1</w:t>
+      </w:r>
+      <w:r>
+        <w:t>7</w:t>
+      </w:r>
+      <w:r>
+        <w:t>]</w:t>
+      </w:r>
+      <w:r>
+        <w:t xml:space="preserve">. </w:t>
+      </w:r>
+      <w:r>
+        <w:t>Фреймворк содержит встроенные механизмы защиты от типовых угроз веб-приложений</w:t>
+      </w:r>
+      <w:r>
+        <w:t xml:space="preserve"> [1</w:t>
+      </w:r>
+      <w:r>
+        <w:t>8</w:t>
+      </w:r>
+      <w:r>
+        <w:t>]</w:t>
+      </w:r>
+      <w:r>
+        <w:t>, включая CSRF-атаки и некорректную обработку пользовательских данных [</w:t>
+      </w:r>
+      <w:r>
+        <w:t>19</w:t>
+      </w:r>
+      <w:r>
+        <w:t>].</w:t>
+      </w:r>
+    </w:p>
+    <w:p>
+      <w:r>
+        <w:t>Данные на этапе разработки и апробации прототипа хранятся в SQLite [</w:t>
+      </w:r>
+      <w:r>
+        <w:t>2</w:t>
+      </w:r>
+      <w:r>
+        <w:t>0</w:t>
+      </w:r>
+      <w:r>
+        <w:t>]: не требуется отдельный сервер СУБД, проще разворачивать окружение на рабочих местах разработчика и демонстрировать систему локально. Для возможной эксплуатации в учреждении с одновременной работой нескольких пользователей предусмотрен переход на PostgreSQL [</w:t>
+      </w:r>
+      <w:r>
+        <w:t>2</w:t>
+      </w:r>
+      <w:r>
+        <w:t>1</w:t>
+      </w:r>
+      <w:r>
+        <w:t>]: клиент-серверная архитектура и механизмы параллельного доступа лучше соответствуют многопользовательскому режиму, чем файловая SQLite. Миграция схемы и прикладной логики упрощается за счёт Django ORM, без переписывания моделей под конкретную СУБД.</w:t>
+      </w:r>
+    </w:p>
+    <w:p>
+      <w:r>
+        <w:t>Клиентская часть реализована на HTML, CSS и JavaScript. Для адаптивной вёрстки и единообразия интерфейса подключён Bootstrap 5 [</w:t>
+      </w:r>
+      <w:r>
+        <w:t>2</w:t>
+      </w:r>
+      <w:r>
+        <w:t>2</w:t>
+      </w:r>
+      <w:r>
+        <w:t xml:space="preserve">] (через CDN в базовом шаблоне), дополнительно используются собственные </w:t>
+      </w:r>
+      <w:r>
+        <w:lastRenderedPageBreak/>
+        <w:t>таблицы стилей проекта. Git [2</w:t>
+      </w:r>
+      <w:r>
+        <w:t>3</w:t>
+      </w:r>
+      <w:r>
+        <w:t>] применяется для контроля версий и фиксации этапов разработки.</w:t>
+      </w:r>
+    </w:p>
+    <w:p>
+      <w:r>
+        <w:t xml:space="preserve">В рамках ВКР выбрана монолитная архитектура веб-приложения, при которой серверная логика, шаблоны интерфейса и доступ к данным находятся в одном Django-проекте. Такой подход упрощает разработку и сопровождение прототипа. </w:t>
+      </w:r>
+      <w:r>
+        <w:t>Размещение на сервере учреждения или в выделенном хостинге рассматривается как вариант дальнейшего внедрения; на текущем этапе акцент сделан на отработке бизнес-сценариев и согласованности данных.</w:t>
+      </w:r>
+    </w:p>
+    <w:p>
+      <w:r>
+        <w:t>Выбранный стек технологий позволяет реализовать основные требования к системе: обработку заявок, ведение расписания и посещаемости, а также разграничение доступа пользователей в рамках единого веб-приложения.</w:t>
+      </w:r>
+      <w:r>
+        <w:br w:type="page"/>
+      </w:r>
+    </w:p>
+    <w:p>
+      <w:pPr>
+        <w:pStyle w:val="2"/>
+      </w:pPr>
+      <w:bookmarkStart w:id="12" w:name="_Toc229484856"/>
+      <w:bookmarkStart w:id="13" w:name="_Toc231136748"/>
       <w:bookmarkEnd w:id="9"/>
-      <w:r>
-        <w:rPr>
-          <w:caps w:val="0"/>
-        </w:rPr>
-        <w:t xml:space="preserve"> </w:t>
-      </w:r>
-    </w:p>
-    <w:p>
-      <w:pPr>
-        <w:pStyle w:val="2"/>
-      </w:pPr>
-      <w:bookmarkStart w:id="11" w:name="_Toc231071575"/>
-      <w:r>
-        <w:t>Обоснование выбора технологического стека</w:t>
-      </w:r>
-      <w:bookmarkEnd w:id="11"/>
-    </w:p>
-    <w:p>
-      <w:r>
-        <w:t>Выбор технологий для реализации информационной системы определялся сформулированными функциональными и нефункциональными требованиями, а также необходимостью связать в одной базе данных сущности контингента, групп, расписания, заявок и посещаемости. Для такой предметной области целесообразна реляционная модель: она поддерживает ссылочную целостность, транзакции и выборки для отчётности.</w:t>
-      </w:r>
-    </w:p>
-    <w:p>
-      <w:r>
-        <w:t>В качестве языка программирования выбран Python</w:t>
-      </w:r>
-      <w:r>
-        <w:t xml:space="preserve"> 3.</w:t>
-      </w:r>
-      <w:r>
-        <w:rPr>
-          <w:lang w:val="en-US"/>
-        </w:rPr>
-        <w:t>x</w:t>
-      </w:r>
-      <w:r>
-        <w:t xml:space="preserve"> [1</w:t>
-      </w:r>
-      <w:r>
-        <w:t>4</w:t>
-      </w:r>
-      <w:r>
-        <w:t>] (в проекте используется актуальная ветка 3.x), что обусловлено читаемым синтаксисом, широкой экосистемой библиотек и распространённостью в веб-разработке [1</w:t>
-      </w:r>
-      <w:r>
-        <w:t>5</w:t>
-      </w:r>
-      <w:r>
-        <w:t xml:space="preserve">]. Серверная часть построена на фреймворке </w:t>
-      </w:r>
-      <w:proofErr w:type="spellStart"/>
-      <w:r>
-        <w:t>Django</w:t>
-      </w:r>
-      <w:proofErr w:type="spellEnd"/>
-      <w:r>
-        <w:t xml:space="preserve"> </w:t>
-      </w:r>
-      <w:r>
-        <w:t>5.</w:t>
-      </w:r>
-      <w:r>
-        <w:rPr>
-          <w:lang w:val="en-US"/>
-        </w:rPr>
-        <w:t>x</w:t>
-      </w:r>
-      <w:r>
-        <w:t xml:space="preserve"> </w:t>
-      </w:r>
-      <w:r>
-        <w:t>[1</w:t>
-      </w:r>
-      <w:r>
-        <w:t>6</w:t>
-      </w:r>
-      <w:r>
-        <w:t>]: встроенные средства аутентификации, администрирования, работы с формами и ORM ускоряют реализацию ролевой модели, обработки заявок и единой базы контингента</w:t>
-      </w:r>
-      <w:r>
-        <w:t xml:space="preserve"> [1</w:t>
-      </w:r>
-      <w:r>
-        <w:t>7</w:t>
-      </w:r>
-      <w:r>
-        <w:t>]</w:t>
-      </w:r>
-      <w:r>
-        <w:t xml:space="preserve">. </w:t>
-      </w:r>
-      <w:r>
-        <w:t>Фреймворк содержит встроенные механизмы защиты от типовых угроз веб-приложений</w:t>
-      </w:r>
-      <w:r>
-        <w:t xml:space="preserve"> [1</w:t>
-      </w:r>
-      <w:r>
-        <w:t>8</w:t>
-      </w:r>
-      <w:r>
-        <w:t>]</w:t>
-      </w:r>
-      <w:r>
-        <w:t>, включая CSRF-атаки и некорректную обработку пользовательских данных [</w:t>
-      </w:r>
-      <w:r>
-        <w:t>19</w:t>
-      </w:r>
-      <w:r>
-        <w:t>].</w:t>
-      </w:r>
-    </w:p>
-    <w:p>
-      <w:r>
-        <w:t xml:space="preserve">Данные на этапе разработки и апробации прототипа хранятся в </w:t>
-      </w:r>
-      <w:proofErr w:type="spellStart"/>
-      <w:r>
-        <w:t>SQLite</w:t>
-      </w:r>
-      <w:proofErr w:type="spellEnd"/>
-      <w:r>
-        <w:t xml:space="preserve"> [</w:t>
-      </w:r>
-      <w:r>
-        <w:t>2</w:t>
-      </w:r>
-      <w:r>
-        <w:t>0</w:t>
-      </w:r>
-      <w:r>
-        <w:t xml:space="preserve">]: не требуется отдельный сервер СУБД, проще разворачивать окружение на рабочих местах разработчика и демонстрировать систему локально. Для возможной эксплуатации в учреждении с одновременной работой нескольких пользователей предусмотрен переход на </w:t>
-      </w:r>
-      <w:proofErr w:type="spellStart"/>
-      <w:r>
-        <w:t>PostgreSQL</w:t>
-      </w:r>
-      <w:proofErr w:type="spellEnd"/>
-      <w:r>
-        <w:t xml:space="preserve"> [</w:t>
-      </w:r>
-      <w:r>
-        <w:t>2</w:t>
-      </w:r>
-      <w:r>
-        <w:t>1</w:t>
-      </w:r>
-      <w:r>
-        <w:t xml:space="preserve">]: клиент-серверная архитектура и механизмы параллельного доступа лучше соответствуют многопользовательскому режиму, чем файловая </w:t>
-      </w:r>
-      <w:proofErr w:type="spellStart"/>
-      <w:r>
-        <w:t>SQLite</w:t>
-      </w:r>
-      <w:proofErr w:type="spellEnd"/>
-      <w:r>
-        <w:t xml:space="preserve">. Миграция схемы и прикладной логики упрощается за счёт </w:t>
-      </w:r>
-      <w:proofErr w:type="spellStart"/>
-      <w:r>
-        <w:t>Django</w:t>
-      </w:r>
-      <w:proofErr w:type="spellEnd"/>
-      <w:r>
-        <w:t xml:space="preserve"> ORM, без переписывания моделей под конкретную СУБД.</w:t>
-      </w:r>
-    </w:p>
-    <w:p>
-      <w:r>
-        <w:t xml:space="preserve">Клиентская часть реализована на HTML, CSS и JavaScript. Для адаптивной вёрстки и единообразия интерфейса подключён </w:t>
-      </w:r>
-      <w:proofErr w:type="spellStart"/>
-      <w:r>
-        <w:t>Bootstrap</w:t>
-      </w:r>
-      <w:proofErr w:type="spellEnd"/>
-      <w:r>
-        <w:t xml:space="preserve"> 5 [</w:t>
-      </w:r>
-      <w:r>
-        <w:t>2</w:t>
-      </w:r>
-      <w:r>
-        <w:t>2</w:t>
-      </w:r>
-      <w:r>
-        <w:t xml:space="preserve">] (через CDN в базовом шаблоне), дополнительно используются собственные </w:t>
-      </w:r>
-      <w:r>
-        <w:lastRenderedPageBreak/>
-        <w:t xml:space="preserve">таблицы стилей проекта. </w:t>
-      </w:r>
-      <w:proofErr w:type="spellStart"/>
-      <w:r>
-        <w:t>Git</w:t>
-      </w:r>
-      <w:proofErr w:type="spellEnd"/>
-      <w:r>
-        <w:t xml:space="preserve"> [2</w:t>
-      </w:r>
-      <w:r>
-        <w:t>3</w:t>
-      </w:r>
-      <w:r>
-        <w:t>] применяется для контроля версий и фиксации этапов разработки.</w:t>
-      </w:r>
-    </w:p>
-    <w:p>
-      <w:r>
-        <w:t xml:space="preserve">В рамках ВКР выбрана монолитная архитектура веб-приложения, при которой серверная логика, шаблоны интерфейса и доступ к данным находятся в одном </w:t>
-      </w:r>
-      <w:proofErr w:type="spellStart"/>
-      <w:r>
-        <w:t>Django</w:t>
-      </w:r>
-      <w:proofErr w:type="spellEnd"/>
-      <w:r>
-        <w:t xml:space="preserve">-проекте. Такой подход упрощает разработку и сопровождение прототипа. </w:t>
-      </w:r>
-      <w:r>
-        <w:t>Размещение на сервере учреждения или в выделенном хостинге рассматривается как вариант дальнейшего внедрения; на текущем этапе акцент сделан на отработке бизнес-сценариев и согласованности данных.</w:t>
-      </w:r>
-    </w:p>
-    <w:p>
-      <w:r>
-        <w:t>Выбранный стек технологий позволяет реализовать основные требования к системе: обработку заявок, ведение расписания и посещаемости, а также разграничение доступа пользователей в рамках единого веб-приложения.</w:t>
-      </w:r>
-      <w:r>
-        <w:br w:type="page"/>
-      </w:r>
-    </w:p>
-    <w:p>
-      <w:pPr>
-        <w:pStyle w:val="2"/>
-      </w:pPr>
-      <w:bookmarkStart w:id="12" w:name="_Toc229484856"/>
-      <w:bookmarkStart w:id="13" w:name="_Toc231071576"/>
-      <w:bookmarkEnd w:id="10"/>
       <w:r>
         <w:lastRenderedPageBreak/>
         <w:t xml:space="preserve">Функциональная декомпозиция и </w:t>
@@ -8640,23 +8514,7 @@
       </w:r>
       <w:r>
         <w:lastRenderedPageBreak/>
-        <w:t xml:space="preserve">обучающегося в группу и может сопровождаться уведомлением законного представителя по электронной почте. Преподаватель отмечает посещаемость и использует личный кабинет для работы с группой. Администратор отвечает за формирование расписания и отчётности; сбор данных по посещаемости входит в логику подготовки отчёта. В реализованном прототипе сопровождение справочников и учётных записей выполняется через панель </w:t>
-      </w:r>
-      <w:proofErr w:type="spellStart"/>
-      <w:r>
-        <w:t>Django</w:t>
-      </w:r>
-      <w:proofErr w:type="spellEnd"/>
-      <w:r>
-        <w:t xml:space="preserve"> </w:t>
-      </w:r>
-      <w:proofErr w:type="spellStart"/>
-      <w:r>
-        <w:t>Admin</w:t>
-      </w:r>
-      <w:proofErr w:type="spellEnd"/>
-      <w:r>
-        <w:t xml:space="preserve">, а просмотр расписания и сводных показателей </w:t>
+        <w:t xml:space="preserve">обучающегося в группу и может сопровождаться уведомлением законного представителя по электронной почте. Преподаватель отмечает посещаемость и использует личный кабинет для работы с группой. Администратор отвечает за формирование расписания и отчётности; сбор данных по посещаемости входит в логику подготовки отчёта. В реализованном прототипе сопровождение справочников и учётных записей выполняется через панель Django Admin, а просмотр расписания и сводных показателей </w:t>
       </w:r>
       <w:r>
         <w:t>–</w:t>
@@ -8683,16 +8541,16 @@
           <w:noProof/>
         </w:rPr>
         <w:drawing>
-          <wp:anchor distT="0" distB="0" distL="114300" distR="114300" simplePos="0" relativeHeight="251665408" behindDoc="0" locked="0" layoutInCell="1" allowOverlap="1" wp14:anchorId="677677A7" wp14:editId="46D9215A">
+          <wp:anchor distT="0" distB="0" distL="114300" distR="114300" simplePos="0" relativeHeight="251665408" behindDoc="0" locked="0" layoutInCell="1" allowOverlap="1" wp14:anchorId="677677A7" wp14:editId="64A8F154">
             <wp:simplePos x="0" y="0"/>
             <wp:positionH relativeFrom="margin">
-              <wp:align>right</wp:align>
+              <wp:align>center</wp:align>
             </wp:positionH>
             <wp:positionV relativeFrom="paragraph">
               <wp:posOffset>0</wp:posOffset>
             </wp:positionV>
-            <wp:extent cx="5904382" cy="4480558"/>
-            <wp:effectExtent l="0" t="0" r="1270" b="0"/>
+            <wp:extent cx="5904000" cy="4478400"/>
+            <wp:effectExtent l="0" t="0" r="1905" b="0"/>
             <wp:wrapTopAndBottom/>
             <wp:docPr id="7" name="Рисунок 7"/>
             <wp:cNvGraphicFramePr>
@@ -8723,7 +8581,7 @@
                   <pic:spPr bwMode="auto">
                     <a:xfrm>
                       <a:off x="0" y="0"/>
-                      <a:ext cx="5904382" cy="4480558"/>
+                      <a:ext cx="5904000" cy="4478400"/>
                     </a:xfrm>
                     <a:prstGeom prst="rect">
                       <a:avLst/>
@@ -8736,6 +8594,12 @@
                 </pic:pic>
               </a:graphicData>
             </a:graphic>
+            <wp14:sizeRelH relativeFrom="margin">
+              <wp14:pctWidth>0</wp14:pctWidth>
+            </wp14:sizeRelH>
+            <wp14:sizeRelV relativeFrom="margin">
+              <wp14:pctHeight>0</wp14:pctHeight>
+            </wp14:sizeRelV>
           </wp:anchor>
         </w:drawing>
       </w:r>
@@ -8753,7 +8617,13 @@
     <w:p/>
     <w:p>
       <w:r>
-        <w:t>Для дополнительного представления целевого процесса разработана схема бизнес-процесса TO-BE (Приложение Б), отражающая движение данных от заявки до зачисления обучающегося и информирования родителя.</w:t>
+        <w:t xml:space="preserve">Для дополнительного представления целевого процесса разработана схема бизнес-процесса TO-BE (Приложение </w:t>
+      </w:r>
+      <w:r>
+        <w:t>А</w:t>
+      </w:r>
+      <w:r>
+        <w:t>), отражающая движение данных от заявки до зачисления обучающегося и информирования родителя.</w:t>
       </w:r>
     </w:p>
     <w:p>
@@ -8761,7 +8631,7 @@
         <w:pStyle w:val="2"/>
       </w:pPr>
       <w:bookmarkStart w:id="14" w:name="_Toc229484857"/>
-      <w:bookmarkStart w:id="15" w:name="_Toc231071577"/>
+      <w:bookmarkStart w:id="15" w:name="_Toc231136749"/>
       <w:r>
         <w:lastRenderedPageBreak/>
         <w:t>Архитектура информационной системы</w:t>
@@ -8771,131 +8641,27 @@
     </w:p>
     <w:p>
       <w:r>
-        <w:t xml:space="preserve">Информационная система реализована по клиент-серверной схеме. Серверная часть разработана на веб-фреймворке </w:t>
-      </w:r>
-      <w:proofErr w:type="spellStart"/>
-      <w:r>
-        <w:t>Django</w:t>
-      </w:r>
-      <w:proofErr w:type="spellEnd"/>
-      <w:r>
-        <w:t xml:space="preserve"> с использованием языка Python; клиентом выступает веб-браузер, а интерфейс формируется средствами HTML, CSS и </w:t>
-      </w:r>
-      <w:proofErr w:type="spellStart"/>
-      <w:r>
-        <w:t>Bootstrap</w:t>
-      </w:r>
-      <w:proofErr w:type="spellEnd"/>
-      <w:r>
-        <w:t>.</w:t>
-      </w:r>
-    </w:p>
-    <w:p>
-      <w:r>
-        <w:t xml:space="preserve">Система выполнена как монолитное веб-приложение: обработка заявок, учёт групп и расписания, журнал посещаемости, ролевой доступ и сопровождение данных сосредоточены в одном проекте </w:t>
-      </w:r>
-      <w:proofErr w:type="spellStart"/>
-      <w:r>
-        <w:t>Django</w:t>
-      </w:r>
-      <w:proofErr w:type="spellEnd"/>
-      <w:r>
-        <w:t>. Такой подход соответствует масштабу прототипа и тесной связи основных сущностей системы.</w:t>
-      </w:r>
-    </w:p>
-    <w:p>
-      <w:r>
-        <w:t xml:space="preserve">В структуре проекта выделены приложения </w:t>
-      </w:r>
-      <w:proofErr w:type="spellStart"/>
-      <w:r>
-        <w:t>users</w:t>
-      </w:r>
-      <w:proofErr w:type="spellEnd"/>
-      <w:r>
-        <w:t xml:space="preserve"> (аутентификация, выбор роли), </w:t>
-      </w:r>
-      <w:proofErr w:type="spellStart"/>
-      <w:r>
-        <w:t>accounts</w:t>
-      </w:r>
-      <w:proofErr w:type="spellEnd"/>
-      <w:r>
-        <w:t xml:space="preserve"> (профили пользователей), </w:t>
-      </w:r>
-      <w:proofErr w:type="spellStart"/>
-      <w:r>
-        <w:t>core</w:t>
-      </w:r>
-      <w:proofErr w:type="spellEnd"/>
-      <w:r>
-        <w:t xml:space="preserve"> (заявки и менеджерский интерфейс), </w:t>
-      </w:r>
-      <w:proofErr w:type="spellStart"/>
-      <w:r>
-        <w:t>schedule</w:t>
-      </w:r>
-      <w:proofErr w:type="spellEnd"/>
-      <w:r>
-        <w:t xml:space="preserve"> (группы, расписание, посещаемость), а также </w:t>
-      </w:r>
-      <w:proofErr w:type="spellStart"/>
-      <w:r>
-        <w:t>config</w:t>
-      </w:r>
-      <w:proofErr w:type="spellEnd"/>
-      <w:r>
-        <w:t xml:space="preserve"> (настройки и маршрутизация). Сопровождение справочных данных и учётных записей выполняется через </w:t>
-      </w:r>
-      <w:proofErr w:type="spellStart"/>
-      <w:r>
-        <w:t>Django</w:t>
-      </w:r>
-      <w:proofErr w:type="spellEnd"/>
-      <w:r>
-        <w:t xml:space="preserve"> </w:t>
-      </w:r>
-      <w:proofErr w:type="spellStart"/>
-      <w:r>
-        <w:t>Admin</w:t>
-      </w:r>
-      <w:proofErr w:type="spellEnd"/>
-      <w:r>
-        <w:t>.</w:t>
-      </w:r>
-    </w:p>
-    <w:p>
-      <w:r>
-        <w:t xml:space="preserve">Внутри приложения используется трёхуровневая организация: представления (шаблоны </w:t>
-      </w:r>
-      <w:proofErr w:type="spellStart"/>
-      <w:r>
-        <w:t>Django</w:t>
-      </w:r>
-      <w:proofErr w:type="spellEnd"/>
-      <w:r>
-        <w:t>), бизнес-логика (представления, формы, проверки доступа) и данные (модели и ORM). Взаимодействие клиента и сервера осуществляется по HTTP: сервер обрабатывает запрос, подставляет данные в шаблон и возвращает HTML-страницу.</w:t>
-      </w:r>
-    </w:p>
-    <w:p>
-      <w:r>
-        <w:t xml:space="preserve">На этапе прототипа данные хранятся в </w:t>
-      </w:r>
-      <w:proofErr w:type="spellStart"/>
-      <w:r>
-        <w:t>SQLite</w:t>
-      </w:r>
-      <w:proofErr w:type="spellEnd"/>
-      <w:r>
-        <w:t xml:space="preserve">; при дальнейшем внедрении возможен переход на </w:t>
-      </w:r>
-      <w:proofErr w:type="spellStart"/>
-      <w:r>
-        <w:t>PostgreSQL</w:t>
-      </w:r>
-      <w:proofErr w:type="spellEnd"/>
-      <w:r>
-        <w:t xml:space="preserve"> без переработки моделей за счёт ORM. Размещение системы на сервере учреждения или выделенном хостинге рассматривается как вариант дальнейшего развития.</w:t>
+        <w:t>Информационная система реализована по клиент-серверной схеме. Серверная часть разработана на веб-фреймворке Django с использованием языка Python; клиентом выступает веб-браузер, а интерфейс формируется средствами HTML, CSS и Bootstrap.</w:t>
+      </w:r>
+    </w:p>
+    <w:p>
+      <w:r>
+        <w:t>Система выполнена как монолитное веб-приложение: обработка заявок, учёт групп и расписания, журнал посещаемости, ролевой доступ и сопровождение данных сосредоточены в одном проекте Django. Такой подход соответствует масштабу прототипа и тесной связи основных сущностей системы.</w:t>
+      </w:r>
+    </w:p>
+    <w:p>
+      <w:r>
+        <w:t>В структуре проекта выделены приложения users (аутентификация, выбор роли), accounts (профили пользователей), core (заявки и менеджерский интерфейс), schedule (группы, расписание, посещаемость), а также config (настройки и маршрутизация). Сопровождение справочных данных и учётных записей выполняется через Django Admin.</w:t>
+      </w:r>
+    </w:p>
+    <w:p>
+      <w:r>
+        <w:t>Внутри приложения используется трёхуровневая организация: представления (шаблоны Django), бизнес-логика (представления, формы, проверки доступа) и данные (модели и ORM). Взаимодействие клиента и сервера осуществляется по HTTP: сервер обрабатывает запрос, подставляет данные в шаблон и возвращает HTML-страницу.</w:t>
+      </w:r>
+    </w:p>
+    <w:p>
+      <w:r>
+        <w:t>На этапе прототипа данные хранятся в SQLite; при дальнейшем внедрении возможен переход на PostgreSQL без переработки моделей за счёт ORM. Размещение системы на сервере учреждения или выделенном хостинге рассматривается как вариант дальнейшего развития.</w:t>
       </w:r>
       <w:r>
         <w:br w:type="page"/>
@@ -8905,7 +8671,7 @@
       <w:pPr>
         <w:pStyle w:val="2"/>
       </w:pPr>
-      <w:bookmarkStart w:id="16" w:name="_Toc231071578"/>
+      <w:bookmarkStart w:id="16" w:name="_Toc231136750"/>
       <w:r>
         <w:lastRenderedPageBreak/>
         <w:t>Проектирование базы данных</w:t>
@@ -8931,145 +8697,17 @@
     </w:p>
     <w:p>
       <w:r>
-        <w:t>Базовой сущностью аутентификации служит встроенная модель User (</w:t>
-      </w:r>
-      <w:proofErr w:type="spellStart"/>
-      <w:r>
-        <w:t>Django</w:t>
-      </w:r>
-      <w:proofErr w:type="spellEnd"/>
-      <w:r>
-        <w:t xml:space="preserve">). Она расширяется профильными моделями ролей </w:t>
-      </w:r>
-      <w:proofErr w:type="spellStart"/>
-      <w:r>
-        <w:t>Parent</w:t>
-      </w:r>
-      <w:proofErr w:type="spellEnd"/>
-      <w:r>
-        <w:t xml:space="preserve">, </w:t>
-      </w:r>
-      <w:proofErr w:type="spellStart"/>
-      <w:r>
-        <w:t>Teacher</w:t>
-      </w:r>
-      <w:proofErr w:type="spellEnd"/>
-      <w:r>
-        <w:t xml:space="preserve">, </w:t>
-      </w:r>
-      <w:proofErr w:type="spellStart"/>
-      <w:r>
-        <w:t>Pupil</w:t>
-      </w:r>
-      <w:proofErr w:type="spellEnd"/>
-      <w:r>
-        <w:t xml:space="preserve"> и Manager связью «один к одному» (</w:t>
-      </w:r>
-      <w:proofErr w:type="spellStart"/>
-      <w:r>
-        <w:t>OneToOne</w:t>
-      </w:r>
-      <w:proofErr w:type="spellEnd"/>
-      <w:r>
-        <w:t>). Связь родителя с детьми реализована как многие ко многим (</w:t>
-      </w:r>
-      <w:proofErr w:type="spellStart"/>
-      <w:r>
-        <w:t>ManyToMany</w:t>
-      </w:r>
-      <w:proofErr w:type="spellEnd"/>
-      <w:r>
-        <w:t xml:space="preserve">) между </w:t>
-      </w:r>
-      <w:proofErr w:type="spellStart"/>
-      <w:r>
-        <w:t>Parent</w:t>
-      </w:r>
-      <w:proofErr w:type="spellEnd"/>
-      <w:r>
-        <w:t xml:space="preserve"> и </w:t>
-      </w:r>
-      <w:proofErr w:type="spellStart"/>
-      <w:r>
-        <w:t>Pupil</w:t>
-      </w:r>
-      <w:proofErr w:type="spellEnd"/>
-      <w:r>
-        <w:t>, что отражает возможность нескольких обучающихся у одного законного представителя.</w:t>
-      </w:r>
-    </w:p>
-    <w:p>
-      <w:r>
-        <w:t xml:space="preserve">Подсистема приёма заявок представлена моделью Application: в ней фиксируются данные о ребёнке и родителе, выбранный </w:t>
-      </w:r>
-      <w:proofErr w:type="spellStart"/>
-      <w:r>
-        <w:t>Course</w:t>
-      </w:r>
-      <w:proofErr w:type="spellEnd"/>
-      <w:r>
-        <w:t xml:space="preserve"> и статус заявки (новая, одобрена, отклонена). Каталог направлений обучения описывается сущностями </w:t>
-      </w:r>
-      <w:proofErr w:type="spellStart"/>
-      <w:r>
-        <w:t>Course</w:t>
-      </w:r>
-      <w:proofErr w:type="spellEnd"/>
-      <w:r>
-        <w:t xml:space="preserve"> и </w:t>
-      </w:r>
-      <w:proofErr w:type="spellStart"/>
-      <w:r>
-        <w:t>Tag</w:t>
-      </w:r>
-      <w:proofErr w:type="spellEnd"/>
-      <w:r>
-        <w:t xml:space="preserve"> (теги курсов).</w:t>
-      </w:r>
-    </w:p>
-    <w:p>
-      <w:r>
-        <w:t xml:space="preserve">Учебный контур включает Group (учебная группа, привязанная к курсу и при необходимости к педагогу), </w:t>
-      </w:r>
-      <w:proofErr w:type="spellStart"/>
-      <w:r>
-        <w:t>Schedule</w:t>
-      </w:r>
-      <w:proofErr w:type="spellEnd"/>
-      <w:r>
-        <w:t xml:space="preserve"> (конкретное занятие: дата, время, группа, тема), </w:t>
-      </w:r>
-      <w:proofErr w:type="spellStart"/>
-      <w:r>
-        <w:t>Enrollment</w:t>
-      </w:r>
-      <w:proofErr w:type="spellEnd"/>
-      <w:r>
-        <w:t xml:space="preserve"> (зачисление ученика в группу с периодом действия) и </w:t>
-      </w:r>
-      <w:proofErr w:type="spellStart"/>
-      <w:r>
-        <w:t>Attendance</w:t>
-      </w:r>
-      <w:proofErr w:type="spellEnd"/>
-      <w:r>
-        <w:t xml:space="preserve"> (отметка посещаемости ученика на занятии). Посещаемость связана с </w:t>
-      </w:r>
-      <w:proofErr w:type="spellStart"/>
-      <w:r>
-        <w:t>Schedule</w:t>
-      </w:r>
-      <w:proofErr w:type="spellEnd"/>
-      <w:r>
-        <w:t xml:space="preserve"> и </w:t>
-      </w:r>
-      <w:proofErr w:type="spellStart"/>
-      <w:r>
-        <w:t>Pupil</w:t>
-      </w:r>
-      <w:proofErr w:type="spellEnd"/>
-      <w:r>
-        <w:t xml:space="preserve">; на уровне БД задано ограничение уникальности «один ученик </w:t>
+        <w:t>Базовой сущностью аутентификации служит встроенная модель User (Django). Она расширяется профильными моделями ролей Parent, Teacher, Pupil и Manager связью «один к одному» (OneToOne). Связь родителя с детьми реализована как многие ко многим (ManyToMany) между Parent и Pupil, что отражает возможность нескольких обучающихся у одного законного представителя.</w:t>
+      </w:r>
+    </w:p>
+    <w:p>
+      <w:r>
+        <w:t>Подсистема приёма заявок представлена моделью Application: в ней фиксируются данные о ребёнке и родителе, выбранный Course и статус заявки (новая, одобрена, отклонена). Каталог направлений обучения описывается сущностями Course и Tag (теги курсов).</w:t>
+      </w:r>
+    </w:p>
+    <w:p>
+      <w:r>
+        <w:t xml:space="preserve">Учебный контур включает Group (учебная группа, привязанная к курсу и при необходимости к педагогу), Schedule (конкретное занятие: дата, время, группа, тема), Enrollment (зачисление ученика в группу с периодом действия) и Attendance (отметка посещаемости ученика на занятии). Посещаемость связана с Schedule и Pupil; на уровне БД задано ограничение уникальности «один ученик </w:t>
       </w:r>
       <w:r>
         <w:t>–</w:t>
@@ -9080,80 +8718,32 @@
     </w:p>
     <w:p>
       <w:r>
-        <w:t xml:space="preserve">Подсистема обмена сообщениями представлена сущностями </w:t>
-      </w:r>
-      <w:proofErr w:type="spellStart"/>
-      <w:r>
-        <w:t>MessageThread</w:t>
-      </w:r>
-      <w:proofErr w:type="spellEnd"/>
-      <w:r>
-        <w:t xml:space="preserve"> и Message. </w:t>
-      </w:r>
-      <w:proofErr w:type="spellStart"/>
-      <w:r>
-        <w:t>MessageThread</w:t>
-      </w:r>
-      <w:proofErr w:type="spellEnd"/>
-      <w:r>
-        <w:t xml:space="preserve"> связывает </w:t>
-      </w:r>
-      <w:proofErr w:type="spellStart"/>
-      <w:r>
-        <w:t>Pupil</w:t>
-      </w:r>
-      <w:proofErr w:type="spellEnd"/>
-      <w:r>
-        <w:t xml:space="preserve">, </w:t>
-      </w:r>
-      <w:proofErr w:type="spellStart"/>
-      <w:r>
-        <w:t>Parent</w:t>
-      </w:r>
-      <w:proofErr w:type="spellEnd"/>
-      <w:r>
-        <w:t xml:space="preserve"> и </w:t>
-      </w:r>
-      <w:proofErr w:type="spellStart"/>
-      <w:r>
-        <w:t>Teacher</w:t>
-      </w:r>
-      <w:proofErr w:type="spellEnd"/>
-      <w:r>
-        <w:t>; Message содержит текст, автора (User), дату отправки и признаки прочтения. Для тройки (ученик, родитель, педагог) предусмотрена одна переписка.</w:t>
-      </w:r>
-    </w:p>
-    <w:p>
-      <w:r>
-        <w:t xml:space="preserve">Целостность данных обеспечивается внешними ключами и ограничениями связей: записи зачисления, посещаемости и платежей не существуют без соответствующих ученика, группы или занятия. Структура </w:t>
+        <w:t>Подсистема обмена сообщениями представлена сущностями MessageThread и Message. MessageThread связывает Pupil, Parent и Teacher; Message содержит текст, автора (User), дату отправки и признаки прочтения. Для тройки (ученик, родитель, педагог) предусмотрена одна переписка.</w:t>
+      </w:r>
+    </w:p>
+    <w:p>
+      <w:r>
+        <w:t>Целостность данных обеспечивается внешними ключами и ограничениями связей: записи зачисления, посещаемости не существуют без соответствующих ученика, группы или занятия. Структура отражена на ER-</w:t>
       </w:r>
       <w:r>
         <w:lastRenderedPageBreak/>
-        <w:t xml:space="preserve">отражена на ER-диаграмме (рисунок 2.2) и реализована средствами </w:t>
-      </w:r>
-      <w:proofErr w:type="spellStart"/>
-      <w:r>
-        <w:t>Django</w:t>
-      </w:r>
-      <w:proofErr w:type="spellEnd"/>
-      <w:r>
-        <w:t xml:space="preserve"> </w:t>
+        <w:t xml:space="preserve">диаграмме (рисунок 2.2) и реализована средствами Django </w:t>
       </w:r>
       <w:r>
         <w:rPr>
           <w:noProof/>
         </w:rPr>
         <w:drawing>
-          <wp:anchor distT="0" distB="0" distL="114300" distR="114300" simplePos="0" relativeHeight="251683840" behindDoc="0" locked="0" layoutInCell="1" allowOverlap="1" wp14:anchorId="0619E335" wp14:editId="211A1A55">
+          <wp:anchor distT="0" distB="0" distL="114300" distR="114300" simplePos="0" relativeHeight="251683840" behindDoc="0" locked="0" layoutInCell="1" allowOverlap="1" wp14:anchorId="0619E335" wp14:editId="4CB4B803">
             <wp:simplePos x="0" y="0"/>
             <wp:positionH relativeFrom="margin">
-              <wp:posOffset>-333756</wp:posOffset>
+              <wp:align>center</wp:align>
             </wp:positionH>
             <wp:positionV relativeFrom="paragraph">
               <wp:posOffset>620725</wp:posOffset>
             </wp:positionV>
-            <wp:extent cx="6410325" cy="4454525"/>
-            <wp:effectExtent l="0" t="0" r="9525" b="3175"/>
+            <wp:extent cx="6411600" cy="4453200"/>
+            <wp:effectExtent l="0" t="0" r="8255" b="5080"/>
             <wp:wrapTopAndBottom/>
             <wp:docPr id="8" name="Рисунок 8"/>
             <wp:cNvGraphicFramePr>
@@ -9183,7 +8773,7 @@
                   <pic:spPr bwMode="auto">
                     <a:xfrm>
                       <a:off x="0" y="0"/>
-                      <a:ext cx="6410325" cy="4454525"/>
+                      <a:ext cx="6411600" cy="4453200"/>
                     </a:xfrm>
                     <a:prstGeom prst="rect">
                       <a:avLst/>
@@ -9196,6 +8786,12 @@
                 </pic:pic>
               </a:graphicData>
             </a:graphic>
+            <wp14:sizeRelH relativeFrom="margin">
+              <wp14:pctWidth>0</wp14:pctWidth>
+            </wp14:sizeRelH>
+            <wp14:sizeRelV relativeFrom="margin">
+              <wp14:pctHeight>0</wp14:pctHeight>
+            </wp14:sizeRelV>
           </wp:anchor>
         </w:drawing>
       </w:r>
@@ -9222,6 +8818,7 @@
     </w:p>
     <w:p>
       <w:pPr>
+        <w:ind w:firstLine="0"/>
         <w:jc w:val="center"/>
       </w:pPr>
       <w:r>
@@ -9243,23 +8840,7 @@
     <w:p/>
     <w:p>
       <w:r>
-        <w:t xml:space="preserve">На этапе разработки и апробации применяется </w:t>
-      </w:r>
-      <w:proofErr w:type="spellStart"/>
-      <w:r>
-        <w:t>SQLite</w:t>
-      </w:r>
-      <w:proofErr w:type="spellEnd"/>
-      <w:r>
-        <w:t xml:space="preserve">; при дальнейшем развитии возможен переход на </w:t>
-      </w:r>
-      <w:proofErr w:type="spellStart"/>
-      <w:r>
-        <w:t>PostgreSQL</w:t>
-      </w:r>
-      <w:proofErr w:type="spellEnd"/>
-      <w:r>
-        <w:t xml:space="preserve"> без переработки прикладной логики за счёт ORM.</w:t>
+        <w:t>На этапе разработки и апробации применяется SQLite; при дальнейшем развитии возможен переход на PostgreSQL без переработки прикладной логики за счёт ORM.</w:t>
       </w:r>
     </w:p>
     <w:p>
@@ -9282,7 +8863,7 @@
       <w:pPr>
         <w:pStyle w:val="2"/>
       </w:pPr>
-      <w:bookmarkStart w:id="17" w:name="_Toc231071579"/>
+      <w:bookmarkStart w:id="17" w:name="_Toc231136751"/>
       <w:r>
         <w:lastRenderedPageBreak/>
         <w:t>Ролевая модель и безопасность</w:t>
@@ -9316,23 +8897,7 @@
         <w:pStyle w:val="a0"/>
       </w:pPr>
       <w:r>
-        <w:t xml:space="preserve">администратор – сопровождение пользователей, курсов, групп и других сущностей системы через панель </w:t>
-      </w:r>
-      <w:proofErr w:type="spellStart"/>
-      <w:r>
-        <w:t>Django</w:t>
-      </w:r>
-      <w:proofErr w:type="spellEnd"/>
-      <w:r>
-        <w:t xml:space="preserve"> </w:t>
-      </w:r>
-      <w:proofErr w:type="spellStart"/>
-      <w:r>
-        <w:t>Admin</w:t>
-      </w:r>
-      <w:proofErr w:type="spellEnd"/>
-      <w:r>
-        <w:t>; уровень доступа определяется административными правами учётной записи;</w:t>
+        <w:t>администратор – сопровождение пользователей, курсов, групп и других сущностей системы через панель Django Admin; уровень доступа определяется административными правами учётной записи;</w:t>
       </w:r>
     </w:p>
     <w:p>
@@ -9406,7 +8971,7 @@
       <w:pPr>
         <w:pStyle w:val="2"/>
       </w:pPr>
-      <w:bookmarkStart w:id="18" w:name="_Toc231071580"/>
+      <w:bookmarkStart w:id="18" w:name="_Toc231136752"/>
       <w:r>
         <w:lastRenderedPageBreak/>
         <w:t>Проектирование пользовательских интерфейсов</w:t>
@@ -9421,23 +8986,7 @@
         <w:t>Р</w:t>
       </w:r>
       <w:r>
-        <w:t xml:space="preserve">еализованы интерфейсы для менеджера, педагога и родителя; сопровождение данных администратором осуществляется через встроенную панель </w:t>
-      </w:r>
-      <w:proofErr w:type="spellStart"/>
-      <w:r>
-        <w:t>Django</w:t>
-      </w:r>
-      <w:proofErr w:type="spellEnd"/>
-      <w:r>
-        <w:t xml:space="preserve"> </w:t>
-      </w:r>
-      <w:proofErr w:type="spellStart"/>
-      <w:r>
-        <w:t>Admin</w:t>
-      </w:r>
-      <w:proofErr w:type="spellEnd"/>
-      <w:r>
-        <w:t>. После входа в систему пользователь при необходимости выбирает активную роль.</w:t>
+        <w:t>еализованы интерфейсы для менеджера, педагога и родителя; сопровождение данных администратором осуществляется через встроенную панель Django Admin. После входа в систему пользователь при необходимости выбирает активную роль.</w:t>
       </w:r>
     </w:p>
     <w:p>
@@ -9479,15 +9028,7 @@
     </w:p>
     <w:p>
       <w:r>
-        <w:t xml:space="preserve">Единый шаблон интерфейса с ролевой боковой навигацией обеспечивает согласованный внешний вид системы и скрывает разделы, недоступные текущему пользователю. Для реализации адаптивной вёрстки используется </w:t>
-      </w:r>
-      <w:proofErr w:type="spellStart"/>
-      <w:r>
-        <w:t>Bootstrap</w:t>
-      </w:r>
-      <w:proofErr w:type="spellEnd"/>
-      <w:r>
-        <w:t xml:space="preserve"> 5 [</w:t>
+        <w:t>Единый шаблон интерфейса с ролевой боковой навигацией обеспечивает согласованный внешний вид системы и скрывает разделы, недоступные текущему пользователю. Для реализации адаптивной вёрстки используется Bootstrap 5 [</w:t>
       </w:r>
       <w:r>
         <w:t>2</w:t>
@@ -9502,7 +9043,13 @@
         <w:t>а</w:t>
       </w:r>
       <w:r>
-        <w:t xml:space="preserve"> системы приведены в приложении А.</w:t>
+        <w:t xml:space="preserve"> системы приведены в приложении </w:t>
+      </w:r>
+      <w:r>
+        <w:t>Б</w:t>
+      </w:r>
+      <w:r>
+        <w:t>.</w:t>
       </w:r>
       <w:r>
         <w:br w:type="page"/>
@@ -9512,7 +9059,7 @@
       <w:pPr>
         <w:pStyle w:val="1"/>
       </w:pPr>
-      <w:bookmarkStart w:id="19" w:name="_Toc231071581"/>
+      <w:bookmarkStart w:id="19" w:name="_Toc231136753"/>
       <w:r>
         <w:rPr>
           <w:caps w:val="0"/>
@@ -9526,7 +9073,7 @@
       <w:pPr>
         <w:pStyle w:val="2"/>
       </w:pPr>
-      <w:bookmarkStart w:id="20" w:name="_Toc231071582"/>
+      <w:bookmarkStart w:id="20" w:name="_Toc231136754"/>
       <w:r>
         <w:t>Организация процесса разработки</w:t>
       </w:r>
@@ -9540,15 +9087,7 @@
         <w:t>4</w:t>
       </w:r>
       <w:r>
-        <w:t xml:space="preserve">] с использованием веб-фреймворка </w:t>
-      </w:r>
-      <w:proofErr w:type="spellStart"/>
-      <w:r>
-        <w:t>Django</w:t>
-      </w:r>
-      <w:proofErr w:type="spellEnd"/>
-      <w:r>
-        <w:t xml:space="preserve"> [1</w:t>
+        <w:t>] с использованием веб-фреймворка Django [1</w:t>
       </w:r>
       <w:r>
         <w:t>6</w:t>
@@ -9565,31 +9104,7 @@
     </w:p>
     <w:p>
       <w:r>
-        <w:t>Проект построен в соответствии с архитектурным подходом MTV (Model–</w:t>
-      </w:r>
-      <w:proofErr w:type="spellStart"/>
-      <w:r>
-        <w:t>Template</w:t>
-      </w:r>
-      <w:proofErr w:type="spellEnd"/>
-      <w:r>
-        <w:t xml:space="preserve">–View). Для реализации серверной логики преимущественно использовались </w:t>
-      </w:r>
-      <w:proofErr w:type="spellStart"/>
-      <w:r>
-        <w:t>class-based</w:t>
-      </w:r>
-      <w:proofErr w:type="spellEnd"/>
-      <w:r>
-        <w:t xml:space="preserve"> </w:t>
-      </w:r>
-      <w:proofErr w:type="spellStart"/>
-      <w:r>
-        <w:t>views</w:t>
-      </w:r>
-      <w:proofErr w:type="spellEnd"/>
-      <w:r>
-        <w:t xml:space="preserve"> [2</w:t>
+        <w:t>Проект построен в соответствии с архитектурным подходом MTV (Model–Template–View). Для реализации серверной логики преимущественно использовались class-based views [2</w:t>
       </w:r>
       <w:r>
         <w:t>8</w:t>
@@ -9607,13 +9122,8 @@
       <w:pPr>
         <w:pStyle w:val="a0"/>
       </w:pPr>
-      <w:proofErr w:type="spellStart"/>
-      <w:r>
-        <w:t>config</w:t>
-      </w:r>
-      <w:proofErr w:type="spellEnd"/>
-      <w:r>
-        <w:t xml:space="preserve"> </w:t>
+      <w:r>
+        <w:t xml:space="preserve">config </w:t>
       </w:r>
       <w:r>
         <w:t>–</w:t>
@@ -9626,13 +9136,8 @@
       <w:pPr>
         <w:pStyle w:val="a0"/>
       </w:pPr>
-      <w:proofErr w:type="spellStart"/>
-      <w:r>
-        <w:t>users</w:t>
-      </w:r>
-      <w:proofErr w:type="spellEnd"/>
-      <w:r>
-        <w:t xml:space="preserve"> </w:t>
+      <w:r>
+        <w:t xml:space="preserve">users </w:t>
       </w:r>
       <w:r>
         <w:t>–</w:t>
@@ -9645,13 +9150,8 @@
       <w:pPr>
         <w:pStyle w:val="a0"/>
       </w:pPr>
-      <w:proofErr w:type="spellStart"/>
-      <w:r>
-        <w:t>accounts</w:t>
-      </w:r>
-      <w:proofErr w:type="spellEnd"/>
-      <w:r>
-        <w:t xml:space="preserve"> </w:t>
+      <w:r>
+        <w:t xml:space="preserve">accounts </w:t>
       </w:r>
       <w:r>
         <w:t>–</w:t>
@@ -9664,13 +9164,8 @@
       <w:pPr>
         <w:pStyle w:val="a0"/>
       </w:pPr>
-      <w:proofErr w:type="spellStart"/>
-      <w:r>
-        <w:t>core</w:t>
-      </w:r>
-      <w:proofErr w:type="spellEnd"/>
-      <w:r>
-        <w:t xml:space="preserve"> </w:t>
+      <w:r>
+        <w:t xml:space="preserve">core </w:t>
       </w:r>
       <w:r>
         <w:t>–</w:t>
@@ -9689,13 +9184,8 @@
       <w:pPr>
         <w:pStyle w:val="a0"/>
       </w:pPr>
-      <w:proofErr w:type="spellStart"/>
-      <w:r>
-        <w:t>schedule</w:t>
-      </w:r>
-      <w:proofErr w:type="spellEnd"/>
-      <w:r>
-        <w:t xml:space="preserve"> </w:t>
+      <w:r>
+        <w:t xml:space="preserve">schedule </w:t>
       </w:r>
       <w:r>
         <w:t>–</w:t>
@@ -9706,36 +9196,12 @@
     </w:p>
     <w:p>
       <w:r>
-        <w:t xml:space="preserve">Аутентификация пользователей реализована на основе встроенной модели User. Ролевые данные вынесены в отдельные профильные модели со связью </w:t>
-      </w:r>
-      <w:proofErr w:type="spellStart"/>
-      <w:r>
-        <w:t>OneToOne</w:t>
-      </w:r>
-      <w:proofErr w:type="spellEnd"/>
-      <w:r>
-        <w:t xml:space="preserve">, что сохраняет совместимость со стандартными механизмами </w:t>
-      </w:r>
-      <w:proofErr w:type="spellStart"/>
-      <w:r>
-        <w:t>Django</w:t>
-      </w:r>
-      <w:proofErr w:type="spellEnd"/>
-      <w:r>
-        <w:t xml:space="preserve"> и упрощает развитие системы.</w:t>
-      </w:r>
-    </w:p>
-    <w:p>
-      <w:r>
-        <w:t xml:space="preserve">На этапе разработки и апробации использовалась СУБД </w:t>
-      </w:r>
-      <w:proofErr w:type="spellStart"/>
-      <w:r>
-        <w:t>SQLite</w:t>
-      </w:r>
-      <w:proofErr w:type="spellEnd"/>
-      <w:r>
-        <w:t xml:space="preserve"> [</w:t>
+        <w:t>Аутентификация пользователей реализована на основе встроенной модели User. Ролевые данные вынесены в отдельные профильные модели со связью OneToOne, что сохраняет совместимость со стандартными механизмами Django и упрощает развитие системы.</w:t>
+      </w:r>
+    </w:p>
+    <w:p>
+      <w:r>
+        <w:t>На этапе разработки и апробации использовалась СУБД SQLite [</w:t>
       </w:r>
       <w:r>
         <w:t>2</w:t>
@@ -9744,35 +9210,11 @@
         <w:t>0</w:t>
       </w:r>
       <w:r>
-        <w:t xml:space="preserve">]. Зависимости проекта зафиксированы в файле requirements.txt; для хранения параметров окружения применялся пакет </w:t>
-      </w:r>
-      <w:proofErr w:type="spellStart"/>
-      <w:r>
-        <w:t>python-dotenv</w:t>
-      </w:r>
-      <w:proofErr w:type="spellEnd"/>
-      <w:r>
-        <w:t xml:space="preserve">. Контроль версий </w:t>
+        <w:t xml:space="preserve">]. Зависимости проекта зафиксированы в файле requirements.txt; для хранения параметров окружения применялся пакет python-dotenv. Контроль версий </w:t>
       </w:r>
       <w:r>
         <w:lastRenderedPageBreak/>
-        <w:t xml:space="preserve">осуществлялся с помощью </w:t>
-      </w:r>
-      <w:proofErr w:type="spellStart"/>
-      <w:r>
-        <w:t>Git</w:t>
-      </w:r>
-      <w:proofErr w:type="spellEnd"/>
-      <w:r>
-        <w:t xml:space="preserve">, удалённый репозиторий размещён на </w:t>
-      </w:r>
-      <w:proofErr w:type="spellStart"/>
-      <w:r>
-        <w:t>GitHub</w:t>
-      </w:r>
-      <w:proofErr w:type="spellEnd"/>
-      <w:r>
-        <w:t xml:space="preserve"> [2</w:t>
+        <w:t>осуществлялся с помощью Git, удалённый репозиторий размещён на GitHub [2</w:t>
       </w:r>
       <w:r>
         <w:t>3</w:t>
@@ -9796,7 +9238,7 @@
       <w:pPr>
         <w:pStyle w:val="2"/>
       </w:pPr>
-      <w:bookmarkStart w:id="21" w:name="_Toc231071583"/>
+      <w:bookmarkStart w:id="21" w:name="_Toc231136755"/>
       <w:r>
         <w:lastRenderedPageBreak/>
         <w:t>Реализация серверной части</w:t>
@@ -9805,47 +9247,7 @@
     </w:p>
     <w:p>
       <w:r>
-        <w:t xml:space="preserve">Серверная часть системы реализована средствами </w:t>
-      </w:r>
-      <w:proofErr w:type="spellStart"/>
-      <w:r>
-        <w:t>Django</w:t>
-      </w:r>
-      <w:proofErr w:type="spellEnd"/>
-      <w:r>
-        <w:t xml:space="preserve"> и включает модели данных, миграции, представления, формы и маршрутизацию запросов. В качестве СУБД на этапе разработки и апробации используется </w:t>
-      </w:r>
-      <w:proofErr w:type="spellStart"/>
-      <w:r>
-        <w:t>SQLite</w:t>
-      </w:r>
-      <w:proofErr w:type="spellEnd"/>
-      <w:r>
-        <w:t xml:space="preserve">; основные модели распределены по приложениям </w:t>
-      </w:r>
-      <w:proofErr w:type="spellStart"/>
-      <w:r>
-        <w:t>core</w:t>
-      </w:r>
-      <w:proofErr w:type="spellEnd"/>
-      <w:r>
-        <w:t xml:space="preserve">, </w:t>
-      </w:r>
-      <w:proofErr w:type="spellStart"/>
-      <w:r>
-        <w:t>accounts</w:t>
-      </w:r>
-      <w:proofErr w:type="spellEnd"/>
-      <w:r>
-        <w:t xml:space="preserve"> и </w:t>
-      </w:r>
-      <w:proofErr w:type="spellStart"/>
-      <w:r>
-        <w:t>schedule</w:t>
-      </w:r>
-      <w:proofErr w:type="spellEnd"/>
-      <w:r>
-        <w:t>.</w:t>
+        <w:t>Серверная часть системы реализована средствами Django и включает модели данных, миграции, представления, формы и маршрутизацию запросов. В качестве СУБД на этапе разработки и апробации используется SQLite; основные модели распределены по приложениям core, accounts и schedule.</w:t>
       </w:r>
     </w:p>
     <w:p>
@@ -9862,166 +9264,22 @@
         <w:t>]</w:t>
       </w:r>
       <w:r>
-        <w:t xml:space="preserve">, обеспечивающая аутентификацию пользователей. Ролевые данные вынесены в профильные модели </w:t>
-      </w:r>
-      <w:proofErr w:type="spellStart"/>
-      <w:r>
-        <w:t>Parent</w:t>
-      </w:r>
-      <w:proofErr w:type="spellEnd"/>
-      <w:r>
-        <w:t xml:space="preserve">, </w:t>
-      </w:r>
-      <w:proofErr w:type="spellStart"/>
-      <w:r>
-        <w:t>Teacher</w:t>
-      </w:r>
-      <w:proofErr w:type="spellEnd"/>
-      <w:r>
-        <w:t xml:space="preserve">, </w:t>
-      </w:r>
-      <w:proofErr w:type="spellStart"/>
-      <w:r>
-        <w:t>Pupil</w:t>
-      </w:r>
-      <w:proofErr w:type="spellEnd"/>
-      <w:r>
-        <w:t xml:space="preserve"> и Manager, связанные с User отношением </w:t>
-      </w:r>
-      <w:proofErr w:type="spellStart"/>
-      <w:r>
-        <w:t>OneToOne</w:t>
-      </w:r>
-      <w:proofErr w:type="spellEnd"/>
-      <w:r>
-        <w:t xml:space="preserve">. Связь между родителем и обучающимися реализована как отношение </w:t>
-      </w:r>
-      <w:proofErr w:type="spellStart"/>
-      <w:r>
-        <w:t>ManyToMany</w:t>
-      </w:r>
-      <w:proofErr w:type="spellEnd"/>
-      <w:r>
-        <w:t>.</w:t>
-      </w:r>
-    </w:p>
-    <w:p>
-      <w:r>
-        <w:t xml:space="preserve">В приложении </w:t>
-      </w:r>
-      <w:proofErr w:type="spellStart"/>
-      <w:r>
-        <w:t>core</w:t>
-      </w:r>
-      <w:proofErr w:type="spellEnd"/>
-      <w:r>
-        <w:t xml:space="preserve"> размещены модели </w:t>
-      </w:r>
-      <w:proofErr w:type="spellStart"/>
-      <w:r>
-        <w:t>Course</w:t>
-      </w:r>
-      <w:proofErr w:type="spellEnd"/>
-      <w:r>
-        <w:t xml:space="preserve">, </w:t>
-      </w:r>
-      <w:proofErr w:type="spellStart"/>
-      <w:r>
-        <w:t>Tag</w:t>
-      </w:r>
-      <w:proofErr w:type="spellEnd"/>
-      <w:r>
-        <w:t xml:space="preserve"> и Application, отвечающие за работу с курсами, категориями и заявками. Приложение </w:t>
-      </w:r>
-      <w:proofErr w:type="spellStart"/>
-      <w:r>
-        <w:t>schedule</w:t>
-      </w:r>
-      <w:proofErr w:type="spellEnd"/>
-      <w:r>
-        <w:t xml:space="preserve"> содержит модели Group, </w:t>
-      </w:r>
-      <w:proofErr w:type="spellStart"/>
-      <w:r>
-        <w:t>Schedule</w:t>
-      </w:r>
-      <w:proofErr w:type="spellEnd"/>
-      <w:r>
-        <w:t xml:space="preserve">, </w:t>
-      </w:r>
-      <w:proofErr w:type="spellStart"/>
-      <w:r>
-        <w:t>Enrollment</w:t>
-      </w:r>
-      <w:proofErr w:type="spellEnd"/>
-      <w:r>
-        <w:t xml:space="preserve">, </w:t>
-      </w:r>
-      <w:proofErr w:type="spellStart"/>
-      <w:r>
-        <w:t>Attendance</w:t>
-      </w:r>
-      <w:proofErr w:type="spellEnd"/>
-      <w:r>
-        <w:t xml:space="preserve"> и </w:t>
-      </w:r>
-      <w:proofErr w:type="spellStart"/>
-      <w:r>
-        <w:t>Payment</w:t>
-      </w:r>
-      <w:proofErr w:type="spellEnd"/>
-      <w:r>
-        <w:t>, обеспечивающие хранение сведений о группах, занятиях, посещаемости и платежах. Для модели посещаемости установлено ограничение уникальности, исключающее повторную запись посещения одного занятия одним обучающимся.</w:t>
-      </w:r>
-    </w:p>
-    <w:p>
-      <w:r>
-        <w:t xml:space="preserve">Дополнительно в приложении </w:t>
-      </w:r>
-      <w:proofErr w:type="spellStart"/>
-      <w:r>
-        <w:t>core</w:t>
-      </w:r>
-      <w:proofErr w:type="spellEnd"/>
-      <w:r>
-        <w:t xml:space="preserve"> реализованы модели переписки родителя с педагогом (</w:t>
-      </w:r>
-      <w:proofErr w:type="spellStart"/>
-      <w:r>
-        <w:t>MessageThread</w:t>
-      </w:r>
-      <w:proofErr w:type="spellEnd"/>
-      <w:r>
-        <w:t xml:space="preserve">, Message) и серверная логика обмена сообщениями. Формирование календарно-тематического плана и сводного отчёта по комплектованию выполняется отдельными модулями на основе шаблонов учреждения (формат </w:t>
-      </w:r>
-      <w:proofErr w:type="spellStart"/>
-      <w:r>
-        <w:t>xlsx</w:t>
-      </w:r>
-      <w:proofErr w:type="spellEnd"/>
-      <w:r>
-        <w:t xml:space="preserve">) с использованием библиотеки </w:t>
-      </w:r>
-      <w:proofErr w:type="spellStart"/>
-      <w:r>
-        <w:t>openpyxl</w:t>
-      </w:r>
-      <w:proofErr w:type="spellEnd"/>
-      <w:r>
-        <w:t>.</w:t>
-      </w:r>
-    </w:p>
-    <w:p>
-      <w:r>
-        <w:t xml:space="preserve">Изменение структуры базы данных выполнялось с использованием системы миграций </w:t>
-      </w:r>
-      <w:proofErr w:type="spellStart"/>
-      <w:r>
-        <w:t>Django</w:t>
-      </w:r>
-      <w:proofErr w:type="spellEnd"/>
-      <w:r>
-        <w:t xml:space="preserve"> [2</w:t>
+        <w:t>, обеспечивающая аутентификацию пользователей. Ролевые данные вынесены в профильные модели Parent, Teacher, Pupil и Manager, связанные с User отношением OneToOne. Связь между родителем и обучающимися реализована как отношение ManyToMany.</w:t>
+      </w:r>
+    </w:p>
+    <w:p>
+      <w:r>
+        <w:t>В приложении core размещены модели Course, Tag и Application, отвечающие за работу с курсами, категориями и заявками. Приложение schedule содержит модели Group, Schedule, Enrollment, Attendance, обеспечивающие хранение сведений о группах, занятиях, посещаемости и платежах. Для модели посещаемости установлено ограничение уникальности, исключающее повторную запись посещения одного занятия одним обучающимся.</w:t>
+      </w:r>
+    </w:p>
+    <w:p>
+      <w:r>
+        <w:t>Дополнительно в приложении core реализованы модели переписки родителя с педагогом (MessageThread, Message) и серверная логика обмена сообщениями. Формирование календарно-тематического плана и сводного отчёта по комплектованию выполняется отдельными модулями на основе шаблонов учреждения (формат xlsx) с использованием библиотеки openpyxl.</w:t>
+      </w:r>
+    </w:p>
+    <w:p>
+      <w:r>
+        <w:t>Изменение структуры базы данных выполнялось с использованием системы миграций Django [2</w:t>
       </w:r>
       <w:r>
         <w:t>6</w:t>
@@ -10044,74 +9302,18 @@
     </w:p>
     <w:p>
       <w:r>
-        <w:t xml:space="preserve">Аутентификация и управление доступом реализованы на основе встроенных механизмов </w:t>
-      </w:r>
-      <w:proofErr w:type="spellStart"/>
-      <w:r>
-        <w:t>Django</w:t>
-      </w:r>
-      <w:proofErr w:type="spellEnd"/>
-      <w:r>
-        <w:t xml:space="preserve"> [2</w:t>
+        <w:t>Аутентификация и управление доступом реализованы на основе встроенных механизмов Django [2</w:t>
       </w:r>
       <w:r>
         <w:t>7</w:t>
       </w:r>
       <w:r>
-        <w:t xml:space="preserve">]. После входа пользователь выбирает активную роль в зависимости от наличия профиля в базе данных. Профили родителя и обучающегося создаются не в момент регистрации, а автоматически при одобрении заявки менеджером. Защита страниц реализована через </w:t>
-      </w:r>
-      <w:proofErr w:type="spellStart"/>
-      <w:r>
-        <w:t>LoginRequiredMixin</w:t>
-      </w:r>
-      <w:proofErr w:type="spellEnd"/>
-      <w:r>
-        <w:t xml:space="preserve"> и дополнительные проверки профилей (</w:t>
-      </w:r>
-      <w:proofErr w:type="spellStart"/>
-      <w:r>
-        <w:t>parent_profile</w:t>
-      </w:r>
-      <w:proofErr w:type="spellEnd"/>
-      <w:r>
-        <w:t xml:space="preserve">, </w:t>
-      </w:r>
-      <w:proofErr w:type="spellStart"/>
-      <w:r>
-        <w:t>teacher_profile</w:t>
-      </w:r>
-      <w:proofErr w:type="spellEnd"/>
-      <w:r>
-        <w:t xml:space="preserve">, </w:t>
-      </w:r>
-      <w:proofErr w:type="spellStart"/>
-      <w:r>
-        <w:t>manager_profile</w:t>
-      </w:r>
-      <w:proofErr w:type="spellEnd"/>
-      <w:r>
-        <w:t>). Также настроены параметры перенаправления после входа и стандартный механизм восстановления пароля с использованием токена и отправки электронного письма.</w:t>
-      </w:r>
-    </w:p>
-    <w:p>
-      <w:r>
-        <w:t>Прикладная логика серверной части реализует основной сквозной сценарий работы системы. После сохранения заявки (Application) менеджер может изменить её статус; при одобрении автоматически создаются учётные записи пользователей, формируются связи между родителем и обучающимся, выполняется зачисление в учебную группу (</w:t>
-      </w:r>
-      <w:proofErr w:type="spellStart"/>
-      <w:r>
-        <w:t>Enrollment</w:t>
-      </w:r>
-      <w:proofErr w:type="spellEnd"/>
-      <w:r>
-        <w:t>) и отправляется уведомление по электронной почте. Для электронного журнала реализованы выборка занятия и списка обучающихся группы, а также сохранение и обновление записей посещаемости (</w:t>
-      </w:r>
-      <w:proofErr w:type="spellStart"/>
-      <w:r>
-        <w:t>Attendance</w:t>
-      </w:r>
-      <w:proofErr w:type="spellEnd"/>
-      <w:r>
-        <w:t>).</w:t>
+        <w:t>]. После входа пользователь выбирает активную роль в зависимости от наличия профиля в базе данных. Профили родителя и обучающегося создаются не в момент регистрации, а автоматически при одобрении заявки менеджером. Защита страниц реализована через LoginRequiredMixin и дополнительные проверки профилей (parent_profile, teacher_profile, manager_profile). Также настроены параметры перенаправления после входа и стандартный механизм восстановления пароля с использованием токена и отправки электронного письма.</w:t>
+      </w:r>
+    </w:p>
+    <w:p>
+      <w:r>
+        <w:t>Прикладная логика серверной части реализует основной сквозной сценарий работы системы. После сохранения заявки (Application) менеджер может изменить её статус; при одобрении автоматически создаются учётные записи пользователей, формируются связи между родителем и обучающимся, выполняется зачисление в учебную группу (Enrollment) и отправляется уведомление по электронной почте. Для электронного журнала реализованы выборка занятия и списка обучающихся группы, а также сохранение и обновление записей посещаемости (Attendance).</w:t>
       </w:r>
       <w:r>
         <w:t xml:space="preserve"> </w:t>
@@ -10122,39 +9324,7 @@
     </w:p>
     <w:p>
       <w:r>
-        <w:t xml:space="preserve">Справочные данные и часть административных операций сопровождаются через </w:t>
-      </w:r>
-      <w:proofErr w:type="spellStart"/>
-      <w:r>
-        <w:t>Django</w:t>
-      </w:r>
-      <w:proofErr w:type="spellEnd"/>
-      <w:r>
-        <w:t xml:space="preserve"> </w:t>
-      </w:r>
-      <w:proofErr w:type="spellStart"/>
-      <w:r>
-        <w:t>Admin</w:t>
-      </w:r>
-      <w:proofErr w:type="spellEnd"/>
-      <w:r>
-        <w:t xml:space="preserve">, тогда как основные пользовательские сценарии реализованы в представлениях приложений </w:t>
-      </w:r>
-      <w:proofErr w:type="spellStart"/>
-      <w:r>
-        <w:t>core</w:t>
-      </w:r>
-      <w:proofErr w:type="spellEnd"/>
-      <w:r>
-        <w:t xml:space="preserve"> и </w:t>
-      </w:r>
-      <w:proofErr w:type="spellStart"/>
-      <w:r>
-        <w:t>schedule</w:t>
-      </w:r>
-      <w:proofErr w:type="spellEnd"/>
-      <w:r>
-        <w:t>.</w:t>
+        <w:t>Справочные данные и часть административных операций сопровождаются через Django Admin, тогда как основные пользовательские сценарии реализованы в представлениях приложений core и schedule.</w:t>
       </w:r>
     </w:p>
     <w:p>
@@ -10169,7 +9339,7 @@
       <w:pPr>
         <w:pStyle w:val="2"/>
       </w:pPr>
-      <w:bookmarkStart w:id="22" w:name="_Toc231071584"/>
+      <w:bookmarkStart w:id="22" w:name="_Toc231136756"/>
       <w:r>
         <w:lastRenderedPageBreak/>
         <w:t>Реализация клиентской части</w:t>
@@ -10178,53 +9348,32 @@
     </w:p>
     <w:p>
       <w:r>
-        <w:t xml:space="preserve">Клиентская часть реализована в виде веб-интерфейса, работающего в браузере пользователя. HTML-страницы формируются на сервере средствами </w:t>
-      </w:r>
-      <w:proofErr w:type="spellStart"/>
-      <w:r>
-        <w:t>шаблонизатора</w:t>
-      </w:r>
-      <w:proofErr w:type="spellEnd"/>
+        <w:t xml:space="preserve">Клиентская часть реализована в виде веб-интерфейса, работающего в браузере пользователя. HTML-страницы формируются на сервере средствами шаблонизатора Django. </w:t>
+      </w:r>
+      <w:r>
+        <w:t>Вёрстка выполнена на</w:t>
+      </w:r>
       <w:r>
         <w:t xml:space="preserve"> </w:t>
       </w:r>
-      <w:proofErr w:type="spellStart"/>
-      <w:r>
-        <w:t>Django</w:t>
-      </w:r>
-      <w:proofErr w:type="spellEnd"/>
-      <w:r>
-        <w:t xml:space="preserve">. </w:t>
-      </w:r>
-      <w:r>
-        <w:t>Вёрстка выполнена на</w:t>
+      <w:r>
+        <w:t>HTML, CSS и JavaScript</w:t>
       </w:r>
       <w:r>
         <w:t xml:space="preserve"> </w:t>
       </w:r>
       <w:r>
-        <w:t>HTML, CSS и JavaScript</w:t>
+        <w:t>с подключением</w:t>
       </w:r>
       <w:r>
         <w:t xml:space="preserve"> </w:t>
       </w:r>
       <w:r>
-        <w:t>с подключением</w:t>
+        <w:t>Bootstrap 5</w:t>
       </w:r>
       <w:r>
         <w:t xml:space="preserve"> </w:t>
       </w:r>
-      <w:proofErr w:type="spellStart"/>
-      <w:r>
-        <w:t>Bootstrap</w:t>
-      </w:r>
-      <w:proofErr w:type="spellEnd"/>
-      <w:r>
-        <w:t xml:space="preserve"> 5</w:t>
-      </w:r>
-      <w:r>
-        <w:t xml:space="preserve"> </w:t>
-      </w:r>
       <w:r>
         <w:t>[</w:t>
       </w:r>
@@ -10250,7 +9399,7 @@
           <w:noProof/>
         </w:rPr>
         <w:drawing>
-          <wp:anchor distT="0" distB="0" distL="114300" distR="114300" simplePos="0" relativeHeight="251676672" behindDoc="0" locked="0" layoutInCell="1" allowOverlap="1" wp14:anchorId="476D0F2C" wp14:editId="3975AEDF">
+          <wp:anchor distT="0" distB="0" distL="114300" distR="114300" simplePos="0" relativeHeight="251676672" behindDoc="0" locked="0" layoutInCell="1" allowOverlap="1" wp14:anchorId="476D0F2C" wp14:editId="65C4E102">
             <wp:simplePos x="0" y="0"/>
             <wp:positionH relativeFrom="margin">
               <wp:align>center</wp:align>
@@ -10367,6 +9516,7 @@
     </w:p>
     <w:p>
       <w:pPr>
+        <w:ind w:firstLine="0"/>
         <w:jc w:val="center"/>
       </w:pPr>
       <w:r>
@@ -10405,7 +9555,7 @@
         </w:rPr>
         <w:lastRenderedPageBreak/>
         <w:drawing>
-          <wp:anchor distT="0" distB="0" distL="114300" distR="114300" simplePos="0" relativeHeight="251677696" behindDoc="0" locked="0" layoutInCell="1" allowOverlap="1" wp14:anchorId="6B6C3E23" wp14:editId="7DA18B9B">
+          <wp:anchor distT="0" distB="0" distL="114300" distR="114300" simplePos="0" relativeHeight="251677696" behindDoc="0" locked="0" layoutInCell="1" allowOverlap="1" wp14:anchorId="6B6C3E23" wp14:editId="072E5464">
             <wp:simplePos x="0" y="0"/>
             <wp:positionH relativeFrom="margin">
               <wp:align>center</wp:align>
@@ -10485,6 +9635,7 @@
     </w:p>
     <w:p>
       <w:pPr>
+        <w:ind w:firstLine="0"/>
         <w:jc w:val="center"/>
       </w:pPr>
       <w:r>
@@ -10496,13 +9647,8 @@
       <w:r>
         <w:t xml:space="preserve"> – </w:t>
       </w:r>
-      <w:proofErr w:type="spellStart"/>
-      <w:r>
-        <w:t>Дашборд</w:t>
-      </w:r>
-      <w:proofErr w:type="spellEnd"/>
-      <w:r>
-        <w:t xml:space="preserve"> менеджера</w:t>
+      <w:r>
+        <w:t>Дашборд менеджера</w:t>
       </w:r>
     </w:p>
     <w:p/>
@@ -10568,13 +9714,8 @@
       <w:r>
         <w:t xml:space="preserve"> </w:t>
       </w:r>
-      <w:proofErr w:type="spellStart"/>
-      <w:r>
-        <w:t>дозаполнения</w:t>
-      </w:r>
-      <w:proofErr w:type="spellEnd"/>
-      <w:r>
-        <w:t xml:space="preserve"> профиля</w:t>
+      <w:r>
+        <w:t>дозаполнения профиля</w:t>
       </w:r>
       <w:r>
         <w:t xml:space="preserve"> </w:t>
@@ -10613,36 +9754,12 @@
         <w:t xml:space="preserve"> </w:t>
       </w:r>
       <w:r>
-        <w:t xml:space="preserve">стандартный интерфейс </w:t>
-      </w:r>
-      <w:proofErr w:type="spellStart"/>
-      <w:r>
-        <w:t>Django</w:t>
-      </w:r>
-      <w:proofErr w:type="spellEnd"/>
-      <w:r>
-        <w:t xml:space="preserve"> </w:t>
-      </w:r>
-      <w:proofErr w:type="spellStart"/>
-      <w:r>
-        <w:t>Admin</w:t>
-      </w:r>
-      <w:proofErr w:type="spellEnd"/>
-      <w:r>
-        <w:t>, оформленный в едином стиле фреймворка.</w:t>
-      </w:r>
-    </w:p>
-    <w:p>
-      <w:r>
-        <w:t xml:space="preserve">Интерфейсный слой построен с использованием </w:t>
-      </w:r>
-      <w:proofErr w:type="spellStart"/>
-      <w:r>
-        <w:t>переиспользуемых</w:t>
-      </w:r>
-      <w:proofErr w:type="spellEnd"/>
-      <w:r>
-        <w:t xml:space="preserve"> шаблонов (шапка, подвал, ролевые меню, сообщения пользователю), что упрощает сопровождение и развитие системы.</w:t>
+        <w:t>стандартный интерфейс Django Admin, оформленный в едином стиле фреймворка.</w:t>
+      </w:r>
+    </w:p>
+    <w:p>
+      <w:r>
+        <w:t>Интерфейсный слой построен с использованием переиспользуемых шаблонов (шапка, подвал, ролевые меню, сообщения пользователю), что упрощает сопровождение и развитие системы.</w:t>
       </w:r>
       <w:r>
         <w:br w:type="page"/>
@@ -10652,7 +9769,7 @@
       <w:pPr>
         <w:pStyle w:val="2"/>
       </w:pPr>
-      <w:bookmarkStart w:id="23" w:name="_Toc231071585"/>
+      <w:bookmarkStart w:id="23" w:name="_Toc231136757"/>
       <w:r>
         <w:lastRenderedPageBreak/>
         <w:t>Реализация бизнес-логики</w:t>
@@ -10690,23 +9807,7 @@
         <w:t>через административный интерфейс системы</w:t>
       </w:r>
       <w:r>
-        <w:t xml:space="preserve"> и связанные сущности </w:t>
-      </w:r>
-      <w:proofErr w:type="spellStart"/>
-      <w:r>
-        <w:t>Course</w:t>
-      </w:r>
-      <w:proofErr w:type="spellEnd"/>
-      <w:r>
-        <w:t xml:space="preserve"> и </w:t>
-      </w:r>
-      <w:proofErr w:type="spellStart"/>
-      <w:r>
-        <w:t>Tag</w:t>
-      </w:r>
-      <w:proofErr w:type="spellEnd"/>
-      <w:r>
-        <w:t>. Это позволяет менеджеру и администратору обновлять направления обучения без изменения программного кода.</w:t>
+        <w:t xml:space="preserve"> и связанные сущности Course и Tag. Это позволяет менеджеру и администратору обновлять направления обучения без изменения программного кода.</w:t>
       </w:r>
     </w:p>
     <w:p>
@@ -10789,7 +9890,7 @@
         </w:rPr>
         <w:lastRenderedPageBreak/>
         <w:drawing>
-          <wp:anchor distT="0" distB="0" distL="114300" distR="114300" simplePos="0" relativeHeight="251678720" behindDoc="0" locked="0" layoutInCell="1" allowOverlap="1" wp14:anchorId="1AECE260" wp14:editId="4A8223BB">
+          <wp:anchor distT="0" distB="0" distL="114300" distR="114300" simplePos="0" relativeHeight="251678720" behindDoc="0" locked="0" layoutInCell="1" allowOverlap="1" wp14:anchorId="1AECE260" wp14:editId="0F0536D5">
             <wp:simplePos x="0" y="0"/>
             <wp:positionH relativeFrom="margin">
               <wp:align>center</wp:align>
@@ -10855,6 +9956,7 @@
     </w:p>
     <w:p>
       <w:pPr>
+        <w:ind w:firstLine="0"/>
         <w:jc w:val="center"/>
       </w:pPr>
       <w:r>
@@ -10877,7 +9979,7 @@
           <w:noProof/>
         </w:rPr>
         <w:drawing>
-          <wp:anchor distT="0" distB="0" distL="114300" distR="114300" simplePos="0" relativeHeight="251675648" behindDoc="0" locked="0" layoutInCell="1" allowOverlap="1" wp14:anchorId="12B96525" wp14:editId="654D08AD">
+          <wp:anchor distT="0" distB="0" distL="114300" distR="114300" simplePos="0" relativeHeight="251675648" behindDoc="0" locked="0" layoutInCell="1" allowOverlap="1" wp14:anchorId="12B96525" wp14:editId="0BFA5412">
             <wp:simplePos x="0" y="0"/>
             <wp:positionH relativeFrom="margin">
               <wp:align>center</wp:align>
@@ -10885,8 +9987,8 @@
             <wp:positionV relativeFrom="paragraph">
               <wp:posOffset>930721</wp:posOffset>
             </wp:positionV>
-            <wp:extent cx="5228717" cy="2185060"/>
-            <wp:effectExtent l="19050" t="19050" r="10160" b="24765"/>
+            <wp:extent cx="5227200" cy="2185200"/>
+            <wp:effectExtent l="19050" t="19050" r="12065" b="24765"/>
             <wp:wrapTopAndBottom/>
             <wp:docPr id="1" name="Рисунок 1"/>
             <wp:cNvGraphicFramePr>
@@ -10914,7 +10016,7 @@
                   <pic:spPr>
                     <a:xfrm>
                       <a:off x="0" y="0"/>
-                      <a:ext cx="5228717" cy="2185060"/>
+                      <a:ext cx="5227200" cy="2185200"/>
                     </a:xfrm>
                     <a:prstGeom prst="rect">
                       <a:avLst/>
@@ -10931,19 +10033,17 @@
                 </pic:pic>
               </a:graphicData>
             </a:graphic>
+            <wp14:sizeRelH relativeFrom="margin">
+              <wp14:pctWidth>0</wp14:pctWidth>
+            </wp14:sizeRelH>
+            <wp14:sizeRelV relativeFrom="margin">
+              <wp14:pctHeight>0</wp14:pctHeight>
+            </wp14:sizeRelV>
           </wp:anchor>
         </w:drawing>
       </w:r>
       <w:r>
-        <w:t xml:space="preserve">Сводка в интерфейсе может быть выгружена в файл формата </w:t>
-      </w:r>
-      <w:proofErr w:type="spellStart"/>
-      <w:r>
-        <w:t>xlsx</w:t>
-      </w:r>
-      <w:proofErr w:type="spellEnd"/>
-      <w:r>
-        <w:t xml:space="preserve"> по шаблону учреждения</w:t>
+        <w:t>Сводка в интерфейсе может быть выгружена в файл формата xlsx по шаблону учреждения</w:t>
       </w:r>
       <w:r>
         <w:t>. Н</w:t>
@@ -10961,6 +10061,7 @@
     <w:p/>
     <w:p>
       <w:pPr>
+        <w:ind w:firstLine="0"/>
         <w:jc w:val="center"/>
       </w:pPr>
       <w:r>
@@ -11001,7 +10102,7 @@
           <w:noProof/>
         </w:rPr>
         <w:drawing>
-          <wp:anchor distT="0" distB="0" distL="114300" distR="114300" simplePos="0" relativeHeight="251679744" behindDoc="0" locked="0" layoutInCell="1" allowOverlap="1" wp14:anchorId="38BD76E8" wp14:editId="19D61D82">
+          <wp:anchor distT="0" distB="0" distL="114300" distR="114300" simplePos="0" relativeHeight="251679744" behindDoc="0" locked="0" layoutInCell="1" allowOverlap="1" wp14:anchorId="38BD76E8" wp14:editId="5A88DACE">
             <wp:simplePos x="0" y="0"/>
             <wp:positionH relativeFrom="column">
               <wp:align>center</wp:align>
@@ -11067,6 +10168,7 @@
     </w:p>
     <w:p>
       <w:pPr>
+        <w:ind w:firstLine="0"/>
         <w:jc w:val="center"/>
         <w:rPr>
           <w:shd w:val="clear" w:color="auto" w:fill="F8F8F8"/>
@@ -11079,6 +10181,7 @@
         <w:t>Рисунок 3.5 – Список учеников со статусом заполнения данных для договора</w:t>
       </w:r>
     </w:p>
+    <w:p/>
     <w:p>
       <w:r>
         <w:t>По ссылке «Договор» менеджер открывает сведения о законном представителе и обучающемся в режиме просмотра, без изменения данных за родителя (рис</w:t>
@@ -11101,9 +10204,17 @@
         </w:rPr>
         <w:lastRenderedPageBreak/>
         <w:drawing>
-          <wp:inline distT="0" distB="0" distL="0" distR="0" wp14:anchorId="75C0EBB9" wp14:editId="71FEB64B">
-            <wp:extent cx="4875336" cy="3327400"/>
-            <wp:effectExtent l="19050" t="19050" r="20955" b="25400"/>
+          <wp:anchor distT="0" distB="0" distL="114300" distR="114300" simplePos="0" relativeHeight="251687936" behindDoc="0" locked="0" layoutInCell="1" allowOverlap="1" wp14:anchorId="75C0EBB9" wp14:editId="70520A6A">
+            <wp:simplePos x="0" y="0"/>
+            <wp:positionH relativeFrom="column">
+              <wp:align>center</wp:align>
+            </wp:positionH>
+            <wp:positionV relativeFrom="paragraph">
+              <wp:posOffset>19660</wp:posOffset>
+            </wp:positionV>
+            <wp:extent cx="4874400" cy="3326400"/>
+            <wp:effectExtent l="19050" t="19050" r="21590" b="26670"/>
+            <wp:wrapTopAndBottom/>
             <wp:docPr id="19" name="Рисунок 19"/>
             <wp:cNvGraphicFramePr>
               <a:graphicFrameLocks xmlns:a="http://schemas.openxmlformats.org/drawingml/2006/main" noChangeAspect="1"/>
@@ -11130,7 +10241,7 @@
                   <pic:spPr>
                     <a:xfrm>
                       <a:off x="0" y="0"/>
-                      <a:ext cx="4880446" cy="3330888"/>
+                      <a:ext cx="4874400" cy="3326400"/>
                     </a:xfrm>
                     <a:prstGeom prst="rect">
                       <a:avLst/>
@@ -11147,47 +10258,50 @@
                 </pic:pic>
               </a:graphicData>
             </a:graphic>
-          </wp:inline>
+            <wp14:sizeRelH relativeFrom="margin">
+              <wp14:pctWidth>0</wp14:pctWidth>
+            </wp14:sizeRelH>
+            <wp14:sizeRelV relativeFrom="margin">
+              <wp14:pctHeight>0</wp14:pctHeight>
+            </wp14:sizeRelV>
+          </wp:anchor>
         </w:drawing>
       </w:r>
     </w:p>
     <w:p>
       <w:pPr>
+        <w:ind w:firstLine="0"/>
+        <w:jc w:val="center"/>
+      </w:pPr>
+      <w:r>
+        <w:t xml:space="preserve">Рисунок 3.6 – </w:t>
+      </w:r>
+      <w:r>
+        <w:t>Просмотр данных для договора менеджером</w:t>
+      </w:r>
+    </w:p>
+    <w:p>
+      <w:pPr>
+        <w:jc w:val="center"/>
+      </w:pPr>
+    </w:p>
+    <w:p>
+      <w:r>
+        <w:t xml:space="preserve">После входа и выбора роли родитель видит в кабинете сведения о ребёнке, связанных зачислениях и расписании по группам. Доступна форма дополнения профиля (контакты и поля, используемые в договорной части), в объёме, предусмотренном текущей версией системы. </w:t>
+      </w:r>
+      <w:r>
+        <w:t>Родитель заполняет и уточняет сведения о себе и ребёнке, необходимые для оформления договора (рис</w:t>
+      </w:r>
+      <w:r>
+        <w:t xml:space="preserve">унок </w:t>
+      </w:r>
+      <w:r>
+        <w:t>3.7).</w:t>
+      </w:r>
+    </w:p>
+    <w:p>
+      <w:pPr>
         <w:spacing w:line="240" w:lineRule="auto"/>
-      </w:pPr>
-    </w:p>
-    <w:p>
-      <w:pPr>
-        <w:jc w:val="center"/>
-      </w:pPr>
-      <w:r>
-        <w:t xml:space="preserve">Рисунок 3.6 – </w:t>
-      </w:r>
-      <w:r>
-        <w:t>Просмотр данных для договора менеджером</w:t>
-      </w:r>
-    </w:p>
-    <w:p>
-      <w:pPr>
-        <w:jc w:val="center"/>
-      </w:pPr>
-    </w:p>
-    <w:p>
-      <w:r>
-        <w:t xml:space="preserve">После входа и выбора роли родитель видит в кабинете сведения о ребёнке, связанных зачислениях и расписании по группам. Доступна форма дополнения профиля (контакты и поля, используемые в договорной части), в объёме, предусмотренном текущей версией системы. </w:t>
-      </w:r>
-      <w:r>
-        <w:t>Родитель заполняет и уточняет сведения о себе и ребёнке, необходимые для оформления договора (рис</w:t>
-      </w:r>
-      <w:r>
-        <w:t xml:space="preserve">унок </w:t>
-      </w:r>
-      <w:r>
-        <w:t>3.7).</w:t>
-      </w:r>
-    </w:p>
-    <w:p>
-      <w:pPr>
         <w:jc w:val="center"/>
       </w:pPr>
       <w:r>
@@ -11196,9 +10310,17 @@
         </w:rPr>
         <w:lastRenderedPageBreak/>
         <w:drawing>
-          <wp:inline distT="0" distB="0" distL="0" distR="0" wp14:anchorId="5223CE59" wp14:editId="62EC3148">
-            <wp:extent cx="4603750" cy="4460037"/>
-            <wp:effectExtent l="19050" t="19050" r="25400" b="17145"/>
+          <wp:anchor distT="0" distB="0" distL="114300" distR="114300" simplePos="0" relativeHeight="251686912" behindDoc="0" locked="0" layoutInCell="1" allowOverlap="1" wp14:anchorId="5223CE59" wp14:editId="76D271DD">
+            <wp:simplePos x="0" y="0"/>
+            <wp:positionH relativeFrom="column">
+              <wp:align>center</wp:align>
+            </wp:positionH>
+            <wp:positionV relativeFrom="paragraph">
+              <wp:posOffset>19660</wp:posOffset>
+            </wp:positionV>
+            <wp:extent cx="4604400" cy="4460400"/>
+            <wp:effectExtent l="19050" t="19050" r="24765" b="16510"/>
+            <wp:wrapTopAndBottom/>
             <wp:docPr id="20" name="Рисунок 20"/>
             <wp:cNvGraphicFramePr>
               <a:graphicFrameLocks xmlns:a="http://schemas.openxmlformats.org/drawingml/2006/main" noChangeAspect="1"/>
@@ -11211,7 +10333,13 @@
                     <pic:cNvPicPr/>
                   </pic:nvPicPr>
                   <pic:blipFill>
-                    <a:blip r:embed="rId18"/>
+                    <a:blip r:embed="rId18">
+                      <a:extLst>
+                        <a:ext uri="{28A0092B-C50C-407E-A947-70E740481C1C}">
+                          <a14:useLocalDpi xmlns:a14="http://schemas.microsoft.com/office/drawing/2010/main" val="0"/>
+                        </a:ext>
+                      </a:extLst>
+                    </a:blip>
                     <a:stretch>
                       <a:fillRect/>
                     </a:stretch>
@@ -11219,7 +10347,7 @@
                   <pic:spPr>
                     <a:xfrm>
                       <a:off x="0" y="0"/>
-                      <a:ext cx="4603750" cy="4460037"/>
+                      <a:ext cx="4604400" cy="4460400"/>
                     </a:xfrm>
                     <a:prstGeom prst="rect">
                       <a:avLst/>
@@ -11236,70 +10364,57 @@
                 </pic:pic>
               </a:graphicData>
             </a:graphic>
-          </wp:inline>
+            <wp14:sizeRelH relativeFrom="margin">
+              <wp14:pctWidth>0</wp14:pctWidth>
+            </wp14:sizeRelH>
+            <wp14:sizeRelV relativeFrom="margin">
+              <wp14:pctHeight>0</wp14:pctHeight>
+            </wp14:sizeRelV>
+          </wp:anchor>
         </w:drawing>
+      </w:r>
+    </w:p>
+    <w:p>
+      <w:pPr>
+        <w:ind w:firstLine="0"/>
+        <w:jc w:val="center"/>
+      </w:pPr>
+      <w:r>
+        <w:t xml:space="preserve">Рисунок 3.7 – </w:t>
+      </w:r>
+      <w:r>
+        <w:t>Редактирование данных для договора (кабинет родителя)</w:t>
+      </w:r>
+    </w:p>
+    <w:p>
+      <w:pPr>
+        <w:jc w:val="center"/>
+      </w:pPr>
+    </w:p>
+    <w:p>
+      <w:r>
+        <w:t>Преподаватель в личном кабинете выбирает группу и занятие из расписания. Система формирует список обучающихся, зачисленных в группу, и отображает ранее сохранённые отметки посещаемости (если они есть). Преподаватель выставляет или изменяет статус по каждому ученику; данные сохраняются в Attendance и привязываются к конкретному занятию (Schedule) и ученику. При повторном открытии занятия система отображает ранее сохранённые отметки</w:t>
+      </w:r>
+      <w:r>
+        <w:t xml:space="preserve"> </w:t>
+      </w:r>
+      <w:r>
+        <w:t>(рис</w:t>
+      </w:r>
+      <w:r>
+        <w:t>унок</w:t>
+      </w:r>
+      <w:r>
+        <w:t xml:space="preserve"> 3.8)</w:t>
+      </w:r>
+      <w:r>
+        <w:t>.</w:t>
       </w:r>
     </w:p>
     <w:p>
       <w:pPr>
         <w:spacing w:line="240" w:lineRule="auto"/>
         <w:jc w:val="center"/>
-      </w:pPr>
-    </w:p>
-    <w:p>
-      <w:pPr>
-        <w:jc w:val="center"/>
-      </w:pPr>
-      <w:r>
-        <w:t xml:space="preserve">Рисунок 3.7 – </w:t>
-      </w:r>
-      <w:r>
-        <w:t>Редактирование данных для договора (кабинет родителя)</w:t>
-      </w:r>
-    </w:p>
-    <w:p>
-      <w:pPr>
-        <w:jc w:val="center"/>
-      </w:pPr>
-    </w:p>
-    <w:p>
-      <w:r>
-        <w:t xml:space="preserve">Преподаватель в личном кабинете выбирает группу и занятие из расписания. Система формирует список обучающихся, зачисленных в группу, и отображает ранее сохранённые отметки посещаемости (если они есть). Преподаватель выставляет или изменяет статус по каждому ученику; данные сохраняются в </w:t>
-      </w:r>
-      <w:proofErr w:type="spellStart"/>
-      <w:r>
-        <w:t>Attendance</w:t>
-      </w:r>
-      <w:proofErr w:type="spellEnd"/>
-      <w:r>
-        <w:t xml:space="preserve"> и привязываются к конкретному занятию (</w:t>
-      </w:r>
-      <w:proofErr w:type="spellStart"/>
-      <w:r>
-        <w:t>Schedule</w:t>
-      </w:r>
-      <w:proofErr w:type="spellEnd"/>
-      <w:r>
-        <w:t>) и ученику. При повторном открытии занятия система отображает ранее сохранённые отметки</w:t>
-      </w:r>
-      <w:r>
-        <w:t xml:space="preserve"> </w:t>
-      </w:r>
-      <w:r>
-        <w:t>(рис</w:t>
-      </w:r>
-      <w:r>
-        <w:t>унок</w:t>
-      </w:r>
-      <w:r>
-        <w:t xml:space="preserve"> 3.8)</w:t>
-      </w:r>
-      <w:r>
-        <w:t>.</w:t>
-      </w:r>
-    </w:p>
-    <w:p>
-      <w:pPr>
         <w:rPr>
           <w:lang w:val="en-US"/>
         </w:rPr>
@@ -11310,9 +10425,17 @@
         </w:rPr>
         <w:lastRenderedPageBreak/>
         <w:drawing>
-          <wp:inline distT="0" distB="0" distL="0" distR="0" wp14:anchorId="53F1AA7B" wp14:editId="10A60C49">
-            <wp:extent cx="5283200" cy="3631140"/>
-            <wp:effectExtent l="19050" t="19050" r="12700" b="26670"/>
+          <wp:anchor distT="0" distB="0" distL="114300" distR="114300" simplePos="0" relativeHeight="251684864" behindDoc="0" locked="0" layoutInCell="1" allowOverlap="1" wp14:anchorId="53F1AA7B" wp14:editId="76E8070D">
+            <wp:simplePos x="0" y="0"/>
+            <wp:positionH relativeFrom="column">
+              <wp:align>center</wp:align>
+            </wp:positionH>
+            <wp:positionV relativeFrom="paragraph">
+              <wp:posOffset>19660</wp:posOffset>
+            </wp:positionV>
+            <wp:extent cx="5284800" cy="3632400"/>
+            <wp:effectExtent l="19050" t="19050" r="11430" b="25400"/>
+            <wp:wrapTopAndBottom/>
             <wp:docPr id="21" name="Рисунок 21"/>
             <wp:cNvGraphicFramePr>
               <a:graphicFrameLocks xmlns:a="http://schemas.openxmlformats.org/drawingml/2006/main" noChangeAspect="1"/>
@@ -11325,7 +10448,13 @@
                     <pic:cNvPicPr/>
                   </pic:nvPicPr>
                   <pic:blipFill>
-                    <a:blip r:embed="rId19"/>
+                    <a:blip r:embed="rId19">
+                      <a:extLst>
+                        <a:ext uri="{28A0092B-C50C-407E-A947-70E740481C1C}">
+                          <a14:useLocalDpi xmlns:a14="http://schemas.microsoft.com/office/drawing/2010/main" val="0"/>
+                        </a:ext>
+                      </a:extLst>
+                    </a:blip>
                     <a:stretch>
                       <a:fillRect/>
                     </a:stretch>
@@ -11333,7 +10462,7 @@
                   <pic:spPr>
                     <a:xfrm>
                       <a:off x="0" y="0"/>
-                      <a:ext cx="5293129" cy="3637964"/>
+                      <a:ext cx="5284800" cy="3632400"/>
                     </a:xfrm>
                     <a:prstGeom prst="rect">
                       <a:avLst/>
@@ -11350,20 +10479,19 @@
                 </pic:pic>
               </a:graphicData>
             </a:graphic>
-          </wp:inline>
+            <wp14:sizeRelH relativeFrom="margin">
+              <wp14:pctWidth>0</wp14:pctWidth>
+            </wp14:sizeRelH>
+            <wp14:sizeRelV relativeFrom="margin">
+              <wp14:pctHeight>0</wp14:pctHeight>
+            </wp14:sizeRelV>
+          </wp:anchor>
         </w:drawing>
       </w:r>
     </w:p>
     <w:p>
       <w:pPr>
-        <w:spacing w:line="240" w:lineRule="auto"/>
-        <w:rPr>
-          <w:lang w:val="en-US"/>
-        </w:rPr>
-      </w:pPr>
-    </w:p>
-    <w:p>
-      <w:pPr>
+        <w:ind w:firstLine="0"/>
         <w:jc w:val="center"/>
       </w:pPr>
       <w:r>
@@ -11387,56 +10515,16 @@
     <w:p>
       <w:r>
         <w:rPr>
-          <w:shd w:val="clear" w:color="auto" w:fill="F8F8F8"/>
-        </w:rPr>
-        <w:t xml:space="preserve">По шаблону учреждения преподаватель задаёт период, группу и параметры и получает файл календарно-тематического плана в формате </w:t>
-      </w:r>
-      <w:proofErr w:type="spellStart"/>
-      <w:r>
-        <w:rPr>
-          <w:shd w:val="clear" w:color="auto" w:fill="F8F8F8"/>
-        </w:rPr>
-        <w:t>xlsx</w:t>
-      </w:r>
-      <w:proofErr w:type="spellEnd"/>
-      <w:r>
-        <w:rPr>
-          <w:shd w:val="clear" w:color="auto" w:fill="F8F8F8"/>
-        </w:rPr>
-        <w:t xml:space="preserve"> (рис</w:t>
-      </w:r>
-      <w:r>
-        <w:rPr>
-          <w:shd w:val="clear" w:color="auto" w:fill="F8F8F8"/>
-        </w:rPr>
-        <w:t>унок</w:t>
-      </w:r>
-      <w:r>
-        <w:rPr>
-          <w:shd w:val="clear" w:color="auto" w:fill="F8F8F8"/>
-        </w:rPr>
-        <w:t xml:space="preserve"> 3.9).</w:t>
-      </w:r>
-      <w:r>
-        <w:t xml:space="preserve"> </w:t>
-      </w:r>
-    </w:p>
-    <w:p>
-      <w:pPr>
-        <w:spacing w:line="240" w:lineRule="auto"/>
-      </w:pPr>
-      <w:r>
-        <w:rPr>
           <w:noProof/>
         </w:rPr>
         <w:drawing>
-          <wp:anchor distT="0" distB="0" distL="114300" distR="114300" simplePos="0" relativeHeight="251680768" behindDoc="0" locked="0" layoutInCell="1" allowOverlap="1" wp14:anchorId="1D30BCAC" wp14:editId="392C2E59">
+          <wp:anchor distT="0" distB="0" distL="114300" distR="114300" simplePos="0" relativeHeight="251680768" behindDoc="0" locked="0" layoutInCell="1" allowOverlap="1" wp14:anchorId="1D30BCAC" wp14:editId="39EAECD6">
             <wp:simplePos x="0" y="0"/>
             <wp:positionH relativeFrom="column">
               <wp:align>center</wp:align>
             </wp:positionH>
             <wp:positionV relativeFrom="paragraph">
-              <wp:posOffset>17780</wp:posOffset>
+              <wp:posOffset>901065</wp:posOffset>
             </wp:positionV>
             <wp:extent cx="5184000" cy="3106800"/>
             <wp:effectExtent l="19050" t="19050" r="17145" b="17780"/>
@@ -11493,9 +10581,36 @@
           </wp:anchor>
         </w:drawing>
       </w:r>
-    </w:p>
-    <w:p>
-      <w:pPr>
+      <w:r>
+        <w:rPr>
+          <w:shd w:val="clear" w:color="auto" w:fill="F8F8F8"/>
+        </w:rPr>
+        <w:t>По шаблону учреждения преподаватель задаёт период, группу и параметры и получает файл календарно-тематического плана в формате xlsx (рис</w:t>
+      </w:r>
+      <w:r>
+        <w:rPr>
+          <w:shd w:val="clear" w:color="auto" w:fill="F8F8F8"/>
+        </w:rPr>
+        <w:t>унок</w:t>
+      </w:r>
+      <w:r>
+        <w:rPr>
+          <w:shd w:val="clear" w:color="auto" w:fill="F8F8F8"/>
+        </w:rPr>
+        <w:t xml:space="preserve"> 3.9).</w:t>
+      </w:r>
+      <w:r>
+        <w:t xml:space="preserve"> </w:t>
+      </w:r>
+    </w:p>
+    <w:p>
+      <w:pPr>
+        <w:spacing w:line="240" w:lineRule="auto"/>
+      </w:pPr>
+    </w:p>
+    <w:p>
+      <w:pPr>
+        <w:ind w:firstLine="0"/>
         <w:jc w:val="center"/>
       </w:pPr>
       <w:r>
@@ -11510,6 +10625,7 @@
     </w:p>
     <w:p>
       <w:pPr>
+        <w:spacing w:line="240" w:lineRule="auto"/>
         <w:jc w:val="center"/>
       </w:pPr>
       <w:r>
@@ -11517,9 +10633,17 @@
           <w:noProof/>
         </w:rPr>
         <w:drawing>
-          <wp:inline distT="0" distB="0" distL="0" distR="0" wp14:anchorId="64A66463" wp14:editId="67C69500">
-            <wp:extent cx="4159250" cy="3884457"/>
-            <wp:effectExtent l="19050" t="19050" r="12700" b="20955"/>
+          <wp:anchor distT="0" distB="0" distL="114300" distR="114300" simplePos="0" relativeHeight="251685888" behindDoc="0" locked="0" layoutInCell="1" allowOverlap="1" wp14:anchorId="64A66463" wp14:editId="3A9AFD85">
+            <wp:simplePos x="0" y="0"/>
+            <wp:positionH relativeFrom="column">
+              <wp:align>center</wp:align>
+            </wp:positionH>
+            <wp:positionV relativeFrom="paragraph">
+              <wp:posOffset>17450</wp:posOffset>
+            </wp:positionV>
+            <wp:extent cx="4158000" cy="3884400"/>
+            <wp:effectExtent l="19050" t="19050" r="13970" b="20955"/>
+            <wp:wrapTopAndBottom/>
             <wp:docPr id="24" name="Рисунок 24"/>
             <wp:cNvGraphicFramePr>
               <a:graphicFrameLocks xmlns:a="http://schemas.openxmlformats.org/drawingml/2006/main" noChangeAspect="1"/>
@@ -11532,7 +10656,13 @@
                     <pic:cNvPicPr/>
                   </pic:nvPicPr>
                   <pic:blipFill>
-                    <a:blip r:embed="rId21"/>
+                    <a:blip r:embed="rId21">
+                      <a:extLst>
+                        <a:ext uri="{28A0092B-C50C-407E-A947-70E740481C1C}">
+                          <a14:useLocalDpi xmlns:a14="http://schemas.microsoft.com/office/drawing/2010/main" val="0"/>
+                        </a:ext>
+                      </a:extLst>
+                    </a:blip>
                     <a:stretch>
                       <a:fillRect/>
                     </a:stretch>
@@ -11540,7 +10670,7 @@
                   <pic:spPr>
                     <a:xfrm>
                       <a:off x="0" y="0"/>
-                      <a:ext cx="4175583" cy="3899711"/>
+                      <a:ext cx="4158000" cy="3884400"/>
                     </a:xfrm>
                     <a:prstGeom prst="rect">
                       <a:avLst/>
@@ -11557,31 +10687,32 @@
                 </pic:pic>
               </a:graphicData>
             </a:graphic>
-          </wp:inline>
+            <wp14:sizeRelH relativeFrom="margin">
+              <wp14:pctWidth>0</wp14:pctWidth>
+            </wp14:sizeRelH>
+            <wp14:sizeRelV relativeFrom="margin">
+              <wp14:pctHeight>0</wp14:pctHeight>
+            </wp14:sizeRelV>
+          </wp:anchor>
         </w:drawing>
       </w:r>
     </w:p>
     <w:p>
       <w:pPr>
-        <w:spacing w:line="240" w:lineRule="auto"/>
+        <w:ind w:firstLine="0"/>
         <w:jc w:val="center"/>
       </w:pPr>
+      <w:r>
+        <w:t xml:space="preserve">Рисунок 3.10 – </w:t>
+      </w:r>
+      <w:r>
+        <w:t>Переписка родителя с педагогом</w:t>
+      </w:r>
     </w:p>
     <w:p>
       <w:pPr>
         <w:jc w:val="center"/>
       </w:pPr>
-      <w:r>
-        <w:t xml:space="preserve">Рисунок 3.10 – </w:t>
-      </w:r>
-      <w:r>
-        <w:t>Переписка родителя с педагогом</w:t>
-      </w:r>
-    </w:p>
-    <w:p>
-      <w:pPr>
-        <w:jc w:val="center"/>
-      </w:pPr>
     </w:p>
     <w:p>
       <w:r>
@@ -11591,23 +10722,7 @@
         <w:t>,</w:t>
       </w:r>
       <w:r>
-        <w:t xml:space="preserve"> расширенное редактирование сущностей и учётных записей в </w:t>
-      </w:r>
-      <w:proofErr w:type="spellStart"/>
-      <w:r>
-        <w:t>Django</w:t>
-      </w:r>
-      <w:proofErr w:type="spellEnd"/>
-      <w:r>
-        <w:t xml:space="preserve"> </w:t>
-      </w:r>
-      <w:proofErr w:type="spellStart"/>
-      <w:r>
-        <w:t>Admin</w:t>
-      </w:r>
-      <w:proofErr w:type="spellEnd"/>
-      <w:r>
-        <w:t xml:space="preserve">. </w:t>
+        <w:t xml:space="preserve"> расширенное редактирование сущностей и учётных записей в Django Admin. </w:t>
       </w:r>
     </w:p>
     <w:p>
@@ -11634,7 +10749,7 @@
       <w:pPr>
         <w:pStyle w:val="2"/>
       </w:pPr>
-      <w:bookmarkStart w:id="24" w:name="_Toc231071586"/>
+      <w:bookmarkStart w:id="24" w:name="_Toc231136758"/>
       <w:r>
         <w:lastRenderedPageBreak/>
         <w:t>Реализация ролевой модели</w:t>
@@ -11648,64 +10763,19 @@
     </w:p>
     <w:p>
       <w:r>
-        <w:t xml:space="preserve">Ролевая специфика реализована через отдельные профильные модели </w:t>
-      </w:r>
-      <w:proofErr w:type="spellStart"/>
-      <w:r>
-        <w:t>Parent</w:t>
-      </w:r>
-      <w:proofErr w:type="spellEnd"/>
-      <w:r>
-        <w:t xml:space="preserve">, </w:t>
-      </w:r>
-      <w:proofErr w:type="spellStart"/>
-      <w:r>
-        <w:t>Teacher</w:t>
-      </w:r>
-      <w:proofErr w:type="spellEnd"/>
-      <w:r>
-        <w:t xml:space="preserve">, </w:t>
-      </w:r>
-      <w:proofErr w:type="spellStart"/>
-      <w:r>
-        <w:t>Pupil</w:t>
-      </w:r>
-      <w:proofErr w:type="spellEnd"/>
-      <w:r>
-        <w:t xml:space="preserve"> и Manager</w:t>
+        <w:t>Ролевая специфика реализована через отдельные профильные модели Parent, Teacher, Pupil и Manager</w:t>
       </w:r>
       <w:r>
         <w:t xml:space="preserve"> </w:t>
       </w:r>
       <w:r>
-        <w:t xml:space="preserve">(связь </w:t>
-      </w:r>
-      <w:proofErr w:type="spellStart"/>
-      <w:r>
-        <w:t>OneToOne</w:t>
-      </w:r>
-      <w:proofErr w:type="spellEnd"/>
-      <w:r>
-        <w:t xml:space="preserve"> с User). Связь родителя с обучающимися </w:t>
+        <w:t xml:space="preserve">(связь OneToOne с User). Связь родителя с обучающимися </w:t>
       </w:r>
       <w:r>
         <w:t xml:space="preserve">– </w:t>
       </w:r>
-      <w:proofErr w:type="spellStart"/>
-      <w:r>
-        <w:t>ManyToMany</w:t>
-      </w:r>
-      <w:proofErr w:type="spellEnd"/>
-      <w:r>
-        <w:t> (</w:t>
-      </w:r>
-      <w:proofErr w:type="spellStart"/>
-      <w:r>
-        <w:t>Parent.children</w:t>
-      </w:r>
-      <w:proofErr w:type="spellEnd"/>
-      <w:r>
-        <w:t>), что поддерживает сценарий нескольких детей у одного представителя. Профили не</w:t>
+      <w:r>
+        <w:t>ManyToMany (Parent.children), что поддерживает сценарий нескольких детей у одного представителя. Профили не</w:t>
       </w:r>
       <w:r>
         <w:t xml:space="preserve"> </w:t>
@@ -11720,41 +10790,15 @@
         <w:t xml:space="preserve"> </w:t>
       </w:r>
       <w:r>
-        <w:t xml:space="preserve">либо создаются администратором через панель </w:t>
-      </w:r>
-      <w:proofErr w:type="spellStart"/>
-      <w:r>
-        <w:t>Django</w:t>
-      </w:r>
-      <w:proofErr w:type="spellEnd"/>
-      <w:r>
-        <w:t xml:space="preserve"> </w:t>
-      </w:r>
-      <w:proofErr w:type="spellStart"/>
-      <w:r>
-        <w:t>Admin</w:t>
-      </w:r>
-      <w:proofErr w:type="spellEnd"/>
+        <w:t>либо создаются администратором через панель Django Admin</w:t>
+      </w:r>
       <w:r>
         <w:t>.</w:t>
       </w:r>
     </w:p>
     <w:p>
       <w:r>
-        <w:t>После аутентификации пользователь переходит на страницу выбора роли (</w:t>
-      </w:r>
-      <w:proofErr w:type="spellStart"/>
-      <w:proofErr w:type="gramStart"/>
-      <w:r>
-        <w:t>users:role</w:t>
-      </w:r>
-      <w:proofErr w:type="gramEnd"/>
-      <w:r>
-        <w:t>_select</w:t>
-      </w:r>
-      <w:proofErr w:type="spellEnd"/>
-      <w:r>
-        <w:t xml:space="preserve">). </w:t>
+        <w:t xml:space="preserve">После аутентификации пользователь переходит на страницу выбора роли (users:role_select). </w:t>
       </w:r>
       <w:r>
         <w:t>На странице выбора роли пользователю предлагается переход в кабинет менеджера, педагога или родителя. При обращении к кабинету без соответствующего профиля система не открывает раздел и возвращает на страницу выбора роли с предупреждением</w:t>
@@ -11776,15 +10820,7 @@
         <w:pStyle w:val="a0"/>
       </w:pPr>
       <w:r>
-        <w:t>обязательная авторизация (</w:t>
-      </w:r>
-      <w:proofErr w:type="spellStart"/>
-      <w:r>
-        <w:t>LoginRequiredMixin</w:t>
-      </w:r>
-      <w:proofErr w:type="spellEnd"/>
-      <w:r>
-        <w:t>);</w:t>
+        <w:t>обязательная авторизация (LoginRequiredMixin);</w:t>
       </w:r>
     </w:p>
     <w:p>
@@ -11792,31 +10828,7 @@
         <w:pStyle w:val="a0"/>
       </w:pPr>
       <w:r>
-        <w:t>проверка наличия нужного профиля в представлении (например, </w:t>
-      </w:r>
-      <w:proofErr w:type="spellStart"/>
-      <w:r>
-        <w:t>manager_profile</w:t>
-      </w:r>
-      <w:proofErr w:type="spellEnd"/>
-      <w:r>
-        <w:t>, </w:t>
-      </w:r>
-      <w:proofErr w:type="spellStart"/>
-      <w:r>
-        <w:t>teacher_profile</w:t>
-      </w:r>
-      <w:proofErr w:type="spellEnd"/>
-      <w:r>
-        <w:t>, </w:t>
-      </w:r>
-      <w:proofErr w:type="spellStart"/>
-      <w:r>
-        <w:t>parent_profile</w:t>
-      </w:r>
-      <w:proofErr w:type="spellEnd"/>
-      <w:r>
-        <w:t>);</w:t>
+        <w:t>проверка наличия нужного профиля в представлении (например, manager_profile, teacher_profile, parent_profile);</w:t>
       </w:r>
     </w:p>
     <w:p>
@@ -12396,39 +11408,7 @@
                 <w:sz w:val="24"/>
                 <w:lang w:val="en-US"/>
               </w:rPr>
-              <w:t>Admin (</w:t>
-            </w:r>
-            <w:proofErr w:type="spellStart"/>
-            <w:r>
-              <w:rPr>
-                <w:sz w:val="24"/>
-                <w:lang w:val="en-US"/>
-              </w:rPr>
-              <w:t>is_staff</w:t>
-            </w:r>
-            <w:proofErr w:type="spellEnd"/>
-            <w:r>
-              <w:rPr>
-                <w:sz w:val="24"/>
-                <w:lang w:val="en-US"/>
-              </w:rPr>
-              <w:t> / </w:t>
-            </w:r>
-            <w:proofErr w:type="spellStart"/>
-            <w:r>
-              <w:rPr>
-                <w:sz w:val="24"/>
-                <w:lang w:val="en-US"/>
-              </w:rPr>
-              <w:t>is_superuser</w:t>
-            </w:r>
-            <w:proofErr w:type="spellEnd"/>
-            <w:r>
-              <w:rPr>
-                <w:sz w:val="24"/>
-                <w:lang w:val="en-US"/>
-              </w:rPr>
-              <w:t>)</w:t>
+              <w:t>Admin (is_staff / is_superuser)</w:t>
             </w:r>
           </w:p>
         </w:tc>
@@ -12463,23 +11443,7 @@
     <w:p/>
     <w:p>
       <w:r>
-        <w:t xml:space="preserve">Отдельный профиль «администратор учебной части» с собственным ЛК в прототипе не выделен; функции сопровождения данных и отчётности учебной части на диаграмме вариантов использования частично совпадают с менеджерским контуром и панелью </w:t>
-      </w:r>
-      <w:proofErr w:type="spellStart"/>
-      <w:r>
-        <w:t>Django</w:t>
-      </w:r>
-      <w:proofErr w:type="spellEnd"/>
-      <w:r>
-        <w:t xml:space="preserve"> </w:t>
-      </w:r>
-      <w:proofErr w:type="spellStart"/>
-      <w:r>
-        <w:t>Admin</w:t>
-      </w:r>
-      <w:proofErr w:type="spellEnd"/>
-      <w:r>
-        <w:t>.</w:t>
+        <w:t>Отдельный профиль «администратор учебной части» с собственным ЛК в прототипе не выделен; функции сопровождения данных и отчётности учебной части на диаграмме вариантов использования частично совпадают с менеджерским контуром и панелью Django Admin.</w:t>
       </w:r>
     </w:p>
     <w:p>
@@ -12501,7 +11465,7 @@
       <w:pPr>
         <w:pStyle w:val="2"/>
       </w:pPr>
-      <w:bookmarkStart w:id="25" w:name="_Toc231071587"/>
+      <w:bookmarkStart w:id="25" w:name="_Toc231136759"/>
       <w:r>
         <w:lastRenderedPageBreak/>
         <w:t>Проверка работоспособности системы</w:t>
@@ -12509,11 +11473,6 @@
       <w:bookmarkEnd w:id="25"/>
     </w:p>
     <w:p>
-      <w:pPr>
-        <w:rPr>
-          <w:lang w:val="en-US"/>
-        </w:rPr>
-      </w:pPr>
       <w:r>
         <w:t>Проверка выполнена на этапе апробации прототипа</w:t>
       </w:r>
@@ -12585,23 +11544,7 @@
         <w:pStyle w:val="a0"/>
       </w:pPr>
       <w:r>
-        <w:t>автоматизированная проверка доступа (</w:t>
-      </w:r>
-      <w:proofErr w:type="spellStart"/>
-      <w:r>
-        <w:t>Django</w:t>
-      </w:r>
-      <w:proofErr w:type="spellEnd"/>
-      <w:r>
-        <w:t xml:space="preserve"> </w:t>
-      </w:r>
-      <w:proofErr w:type="spellStart"/>
-      <w:r>
-        <w:t>TestCase</w:t>
-      </w:r>
-      <w:proofErr w:type="spellEnd"/>
-      <w:r>
-        <w:t>, 4 теста);</w:t>
+        <w:t>автоматизированная проверка доступа (Django TestCase, 4 теста);</w:t>
       </w:r>
     </w:p>
     <w:p>
@@ -12615,21 +11558,7 @@
         <w:rPr>
           <w:szCs w:val="28"/>
         </w:rPr>
-        <w:t>повторный запуск после </w:t>
-      </w:r>
-      <w:proofErr w:type="spellStart"/>
-      <w:r>
-        <w:rPr>
-          <w:szCs w:val="28"/>
-        </w:rPr>
-        <w:t>migrate</w:t>
-      </w:r>
-      <w:proofErr w:type="spellEnd"/>
-      <w:r>
-        <w:rPr>
-          <w:szCs w:val="28"/>
-        </w:rPr>
-        <w:t> на чистой/обновлённой локальной базе;</w:t>
+        <w:t>повторный запуск после migrate на чистой/обновлённой локальной базе;</w:t>
       </w:r>
     </w:p>
     <w:p>
@@ -12648,31 +11577,7 @@
     </w:p>
     <w:p>
       <w:r>
-        <w:t xml:space="preserve">Проверка проводилась при локальном запуске встроенного сервера </w:t>
-      </w:r>
-      <w:proofErr w:type="spellStart"/>
-      <w:r>
-        <w:t>Django</w:t>
-      </w:r>
-      <w:proofErr w:type="spellEnd"/>
-      <w:r>
-        <w:t xml:space="preserve"> (</w:t>
-      </w:r>
-      <w:proofErr w:type="spellStart"/>
-      <w:r>
-        <w:t>runserver</w:t>
-      </w:r>
-      <w:proofErr w:type="spellEnd"/>
-      <w:r>
-        <w:t xml:space="preserve">), с использованием </w:t>
-      </w:r>
-      <w:proofErr w:type="spellStart"/>
-      <w:r>
-        <w:t>SQLite</w:t>
-      </w:r>
-      <w:proofErr w:type="spellEnd"/>
-      <w:r>
-        <w:t xml:space="preserve"> и браузера на рабочей станции разработчика.</w:t>
+        <w:t>Проверка проводилась при локальном запуске встроенного сервера Django (runserver), с использованием SQLite и браузера на рабочей станции разработчика.</w:t>
       </w:r>
     </w:p>
     <w:p>
@@ -13080,63 +11985,7 @@
               <w:rPr>
                 <w:sz w:val="24"/>
               </w:rPr>
-              <w:t>Выйти из системы, открыть /</w:t>
-            </w:r>
-            <w:proofErr w:type="spellStart"/>
-            <w:r>
-              <w:rPr>
-                <w:sz w:val="24"/>
-              </w:rPr>
-              <w:t>manager</w:t>
-            </w:r>
-            <w:proofErr w:type="spellEnd"/>
-            <w:r>
-              <w:rPr>
-                <w:sz w:val="24"/>
-              </w:rPr>
-              <w:t>/</w:t>
-            </w:r>
-            <w:proofErr w:type="spellStart"/>
-            <w:r>
-              <w:rPr>
-                <w:sz w:val="24"/>
-              </w:rPr>
-              <w:t>reports</w:t>
-            </w:r>
-            <w:proofErr w:type="spellEnd"/>
-            <w:r>
-              <w:rPr>
-                <w:sz w:val="24"/>
-              </w:rPr>
-              <w:t>/ или /</w:t>
-            </w:r>
-            <w:proofErr w:type="spellStart"/>
-            <w:r>
-              <w:rPr>
-                <w:sz w:val="24"/>
-              </w:rPr>
-              <w:t>teacher</w:t>
-            </w:r>
-            <w:proofErr w:type="spellEnd"/>
-            <w:r>
-              <w:rPr>
-                <w:sz w:val="24"/>
-              </w:rPr>
-              <w:t>/</w:t>
-            </w:r>
-            <w:proofErr w:type="spellStart"/>
-            <w:r>
-              <w:rPr>
-                <w:sz w:val="24"/>
-              </w:rPr>
-              <w:t>ktp</w:t>
-            </w:r>
-            <w:proofErr w:type="spellEnd"/>
-            <w:r>
-              <w:rPr>
-                <w:sz w:val="24"/>
-              </w:rPr>
-              <w:t>/</w:t>
+              <w:t>Выйти из системы, открыть /manager/reports/ или /teacher/ktp/</w:t>
             </w:r>
           </w:p>
         </w:tc>
@@ -13202,8 +12051,6 @@
         </w:tc>
       </w:tr>
     </w:tbl>
-    <w:p/>
-    <w:p/>
     <w:p>
       <w:pPr>
         <w:ind w:firstLine="0"/>
@@ -13215,6 +12062,7 @@
         <w:rPr>
           <w:sz w:val="24"/>
         </w:rPr>
+        <w:lastRenderedPageBreak/>
         <w:t>Продолжение таблицы 3.2</w:t>
       </w:r>
     </w:p>
@@ -13503,35 +12351,7 @@
               <w:rPr>
                 <w:sz w:val="24"/>
               </w:rPr>
-              <w:t>Войти → /</w:t>
-            </w:r>
-            <w:proofErr w:type="spellStart"/>
-            <w:r>
-              <w:rPr>
-                <w:sz w:val="24"/>
-              </w:rPr>
-              <w:t>users</w:t>
-            </w:r>
-            <w:proofErr w:type="spellEnd"/>
-            <w:r>
-              <w:rPr>
-                <w:sz w:val="24"/>
-              </w:rPr>
-              <w:t>/</w:t>
-            </w:r>
-            <w:proofErr w:type="spellStart"/>
-            <w:r>
-              <w:rPr>
-                <w:sz w:val="24"/>
-              </w:rPr>
-              <w:t>role-select</w:t>
-            </w:r>
-            <w:proofErr w:type="spellEnd"/>
-            <w:r>
-              <w:rPr>
-                <w:sz w:val="24"/>
-              </w:rPr>
-              <w:t>/ →выбрать кабинет своей роли</w:t>
+              <w:t>Войти → /users/role-select/ →выбрать кабинет своей роли</w:t>
             </w:r>
           </w:p>
         </w:tc>
@@ -13558,16 +12378,8 @@
               <w:rPr>
                 <w:sz w:val="24"/>
               </w:rPr>
-              <w:t xml:space="preserve">Открывается соответствующий </w:t>
-            </w:r>
-            <w:proofErr w:type="spellStart"/>
-            <w:r>
-              <w:rPr>
-                <w:sz w:val="24"/>
-              </w:rPr>
-              <w:t>дашборд</w:t>
-            </w:r>
-            <w:proofErr w:type="spellEnd"/>
+              <w:t>Открывается соответствующий дашборд</w:t>
+            </w:r>
           </w:p>
         </w:tc>
         <w:tc>
@@ -13836,14 +12648,12 @@
                 <w:sz w:val="24"/>
               </w:rPr>
             </w:pPr>
-            <w:proofErr w:type="spellStart"/>
             <w:r>
               <w:rPr>
                 <w:sz w:val="24"/>
               </w:rPr>
               <w:t>Дашборд</w:t>
             </w:r>
-            <w:proofErr w:type="spellEnd"/>
           </w:p>
         </w:tc>
         <w:tc>
@@ -13869,30 +12679,8 @@
               <w:rPr>
                 <w:sz w:val="24"/>
               </w:rPr>
-              <w:t>Вход </w:t>
-            </w:r>
-            <w:proofErr w:type="spellStart"/>
-            <w:r>
-              <w:rPr>
-                <w:sz w:val="24"/>
-              </w:rPr>
-              <w:t>demo_manager</w:t>
-            </w:r>
-            <w:proofErr w:type="spellEnd"/>
-            <w:r>
-              <w:rPr>
-                <w:sz w:val="24"/>
-              </w:rPr>
-              <w:t xml:space="preserve"> → </w:t>
-            </w:r>
-            <w:proofErr w:type="spellStart"/>
-            <w:r>
-              <w:rPr>
-                <w:sz w:val="24"/>
-              </w:rPr>
-              <w:t>дашборд</w:t>
-            </w:r>
-            <w:proofErr w:type="spellEnd"/>
+              <w:t>Вход demo_manager → дашборд</w:t>
+            </w:r>
           </w:p>
         </w:tc>
         <w:tc>
@@ -14055,35 +12843,7 @@
               <w:rPr>
                 <w:sz w:val="24"/>
               </w:rPr>
-              <w:t>/</w:t>
-            </w:r>
-            <w:proofErr w:type="spellStart"/>
-            <w:r>
-              <w:rPr>
-                <w:sz w:val="24"/>
-              </w:rPr>
-              <w:t>manager</w:t>
-            </w:r>
-            <w:proofErr w:type="spellEnd"/>
-            <w:r>
-              <w:rPr>
-                <w:sz w:val="24"/>
-              </w:rPr>
-              <w:t>/</w:t>
-            </w:r>
-            <w:proofErr w:type="spellStart"/>
-            <w:r>
-              <w:rPr>
-                <w:sz w:val="24"/>
-              </w:rPr>
-              <w:t>reports</w:t>
-            </w:r>
-            <w:proofErr w:type="spellEnd"/>
-            <w:r>
-              <w:rPr>
-                <w:sz w:val="24"/>
-              </w:rPr>
-              <w:t>/ → дата среза → «Показать сводку»</w:t>
+              <w:t>/manager/reports/ → дата среза → «Показать сводку»</w:t>
             </w:r>
           </w:p>
         </w:tc>
@@ -14274,21 +13034,7 @@
               <w:rPr>
                 <w:sz w:val="24"/>
               </w:rPr>
-              <w:t>Файл .</w:t>
-            </w:r>
-            <w:proofErr w:type="spellStart"/>
-            <w:r>
-              <w:rPr>
-                <w:sz w:val="24"/>
-              </w:rPr>
-              <w:t>xlsx</w:t>
-            </w:r>
-            <w:proofErr w:type="spellEnd"/>
-            <w:r>
-              <w:rPr>
-                <w:sz w:val="24"/>
-              </w:rPr>
-              <w:t> по шаблону учреждения открывается</w:t>
+              <w:t>Файл .xlsx по шаблону учреждения открывается</w:t>
             </w:r>
           </w:p>
         </w:tc>
@@ -14437,35 +13183,7 @@
               <w:rPr>
                 <w:sz w:val="24"/>
               </w:rPr>
-              <w:t>/</w:t>
-            </w:r>
-            <w:proofErr w:type="spellStart"/>
-            <w:r>
-              <w:rPr>
-                <w:sz w:val="24"/>
-              </w:rPr>
-              <w:t>manager</w:t>
-            </w:r>
-            <w:proofErr w:type="spellEnd"/>
-            <w:r>
-              <w:rPr>
-                <w:sz w:val="24"/>
-              </w:rPr>
-              <w:t>/</w:t>
-            </w:r>
-            <w:proofErr w:type="spellStart"/>
-            <w:r>
-              <w:rPr>
-                <w:sz w:val="24"/>
-              </w:rPr>
-              <w:t>pupils</w:t>
-            </w:r>
-            <w:proofErr w:type="spellEnd"/>
-            <w:r>
-              <w:rPr>
-                <w:sz w:val="24"/>
-              </w:rPr>
-              <w:t>/ → статус заполнения</w:t>
+              <w:t>/manager/pupils/ → статус заполнения</w:t>
             </w:r>
           </w:p>
         </w:tc>
@@ -14557,7 +13275,6 @@
               <w:rPr>
                 <w:sz w:val="24"/>
               </w:rPr>
-              <w:lastRenderedPageBreak/>
               <w:t>8</w:t>
             </w:r>
           </w:p>
@@ -14772,6 +13489,159 @@
               <w:bottom w:w="75" w:type="dxa"/>
               <w:right w:w="135" w:type="dxa"/>
             </w:tcMar>
+          </w:tcPr>
+          <w:p>
+            <w:pPr>
+              <w:ind w:firstLine="0"/>
+              <w:jc w:val="left"/>
+              <w:rPr>
+                <w:sz w:val="24"/>
+              </w:rPr>
+            </w:pPr>
+          </w:p>
+        </w:tc>
+        <w:tc>
+          <w:tcPr>
+            <w:tcW w:w="1418" w:type="dxa"/>
+            <w:tcMar>
+              <w:top w:w="75" w:type="dxa"/>
+              <w:left w:w="135" w:type="dxa"/>
+              <w:bottom w:w="75" w:type="dxa"/>
+              <w:right w:w="135" w:type="dxa"/>
+            </w:tcMar>
+          </w:tcPr>
+          <w:p>
+            <w:pPr>
+              <w:ind w:firstLine="0"/>
+              <w:jc w:val="left"/>
+              <w:rPr>
+                <w:sz w:val="24"/>
+              </w:rPr>
+            </w:pPr>
+            <w:r>
+              <w:rPr>
+                <w:sz w:val="24"/>
+              </w:rPr>
+              <w:t>Роль</w:t>
+            </w:r>
+          </w:p>
+        </w:tc>
+        <w:tc>
+          <w:tcPr>
+            <w:tcW w:w="1417" w:type="dxa"/>
+            <w:tcMar>
+              <w:top w:w="75" w:type="dxa"/>
+              <w:left w:w="135" w:type="dxa"/>
+              <w:bottom w:w="75" w:type="dxa"/>
+              <w:right w:w="135" w:type="dxa"/>
+            </w:tcMar>
+          </w:tcPr>
+          <w:p>
+            <w:pPr>
+              <w:ind w:firstLine="0"/>
+              <w:jc w:val="left"/>
+              <w:rPr>
+                <w:sz w:val="24"/>
+              </w:rPr>
+            </w:pPr>
+            <w:r>
+              <w:rPr>
+                <w:sz w:val="24"/>
+              </w:rPr>
+              <w:t>Сценарий</w:t>
+            </w:r>
+          </w:p>
+        </w:tc>
+        <w:tc>
+          <w:tcPr>
+            <w:tcW w:w="3047" w:type="dxa"/>
+            <w:tcMar>
+              <w:top w:w="75" w:type="dxa"/>
+              <w:left w:w="135" w:type="dxa"/>
+              <w:bottom w:w="75" w:type="dxa"/>
+              <w:right w:w="135" w:type="dxa"/>
+            </w:tcMar>
+          </w:tcPr>
+          <w:p>
+            <w:pPr>
+              <w:ind w:firstLine="0"/>
+              <w:jc w:val="left"/>
+              <w:rPr>
+                <w:sz w:val="24"/>
+                <w:lang w:val="en-US"/>
+              </w:rPr>
+            </w:pPr>
+            <w:r>
+              <w:rPr>
+                <w:sz w:val="24"/>
+              </w:rPr>
+              <w:t>Действия</w:t>
+            </w:r>
+          </w:p>
+        </w:tc>
+        <w:tc>
+          <w:tcPr>
+            <w:tcW w:w="1868" w:type="dxa"/>
+            <w:tcMar>
+              <w:top w:w="75" w:type="dxa"/>
+              <w:left w:w="135" w:type="dxa"/>
+              <w:bottom w:w="75" w:type="dxa"/>
+              <w:right w:w="135" w:type="dxa"/>
+            </w:tcMar>
+          </w:tcPr>
+          <w:p>
+            <w:pPr>
+              <w:ind w:firstLine="0"/>
+              <w:jc w:val="left"/>
+              <w:rPr>
+                <w:sz w:val="24"/>
+              </w:rPr>
+            </w:pPr>
+            <w:r>
+              <w:rPr>
+                <w:sz w:val="24"/>
+              </w:rPr>
+              <w:t>Ожидаемый результат</w:t>
+            </w:r>
+          </w:p>
+        </w:tc>
+        <w:tc>
+          <w:tcPr>
+            <w:tcW w:w="1256" w:type="dxa"/>
+            <w:tcMar>
+              <w:top w:w="75" w:type="dxa"/>
+              <w:left w:w="135" w:type="dxa"/>
+              <w:bottom w:w="75" w:type="dxa"/>
+              <w:right w:w="135" w:type="dxa"/>
+            </w:tcMar>
+          </w:tcPr>
+          <w:p>
+            <w:pPr>
+              <w:ind w:firstLine="0"/>
+              <w:jc w:val="left"/>
+              <w:rPr>
+                <w:sz w:val="24"/>
+              </w:rPr>
+            </w:pPr>
+            <w:r>
+              <w:rPr>
+                <w:sz w:val="24"/>
+              </w:rPr>
+              <w:t>Факт</w:t>
+            </w:r>
+          </w:p>
+        </w:tc>
+      </w:tr>
+      <w:tr>
+        <w:tc>
+          <w:tcPr>
+            <w:tcW w:w="562" w:type="dxa"/>
+            <w:tcMar>
+              <w:top w:w="75" w:type="dxa"/>
+              <w:left w:w="135" w:type="dxa"/>
+              <w:bottom w:w="75" w:type="dxa"/>
+              <w:right w:w="135" w:type="dxa"/>
+            </w:tcMar>
             <w:hideMark/>
           </w:tcPr>
           <w:p>
@@ -15052,35 +13922,7 @@
               <w:rPr>
                 <w:sz w:val="24"/>
               </w:rPr>
-              <w:t>/</w:t>
-            </w:r>
-            <w:proofErr w:type="spellStart"/>
-            <w:r>
-              <w:rPr>
-                <w:sz w:val="24"/>
-              </w:rPr>
-              <w:t>parent</w:t>
-            </w:r>
-            <w:proofErr w:type="spellEnd"/>
-            <w:r>
-              <w:rPr>
-                <w:sz w:val="24"/>
-              </w:rPr>
-              <w:t>/</w:t>
-            </w:r>
-            <w:proofErr w:type="spellStart"/>
-            <w:r>
-              <w:rPr>
-                <w:sz w:val="24"/>
-              </w:rPr>
-              <w:t>messages</w:t>
-            </w:r>
-            <w:proofErr w:type="spellEnd"/>
-            <w:r>
-              <w:rPr>
-                <w:sz w:val="24"/>
-              </w:rPr>
-              <w:t>/ → цепочка, при необходимости новое сообщение</w:t>
+              <w:t>/parent/messages/ → цепочка, при необходимости новое сообщение</w:t>
             </w:r>
           </w:p>
         </w:tc>
@@ -15244,35 +14086,7 @@
               <w:rPr>
                 <w:sz w:val="24"/>
               </w:rPr>
-              <w:t>/</w:t>
-            </w:r>
-            <w:proofErr w:type="spellStart"/>
-            <w:r>
-              <w:rPr>
-                <w:sz w:val="24"/>
-              </w:rPr>
-              <w:t>teacher</w:t>
-            </w:r>
-            <w:proofErr w:type="spellEnd"/>
-            <w:r>
-              <w:rPr>
-                <w:sz w:val="24"/>
-              </w:rPr>
-              <w:t>/</w:t>
-            </w:r>
-            <w:proofErr w:type="spellStart"/>
-            <w:r>
-              <w:rPr>
-                <w:sz w:val="24"/>
-              </w:rPr>
-              <w:t>ktp</w:t>
-            </w:r>
-            <w:proofErr w:type="spellEnd"/>
-            <w:r>
-              <w:rPr>
-                <w:sz w:val="24"/>
-              </w:rPr>
-              <w:t>/ → период, группа → скачать</w:t>
+              <w:t>/teacher/ktp/ → период, группа → скачать</w:t>
             </w:r>
           </w:p>
         </w:tc>
@@ -15299,21 +14113,7 @@
               <w:rPr>
                 <w:sz w:val="24"/>
               </w:rPr>
-              <w:t>Файл .</w:t>
-            </w:r>
-            <w:proofErr w:type="spellStart"/>
-            <w:r>
-              <w:rPr>
-                <w:sz w:val="24"/>
-              </w:rPr>
-              <w:t>xlsx</w:t>
-            </w:r>
-            <w:proofErr w:type="spellEnd"/>
-            <w:r>
-              <w:rPr>
-                <w:sz w:val="24"/>
-              </w:rPr>
-              <w:t> с датами занятий по шаблону</w:t>
+              <w:t>Файл .xlsx с датами занятий по шаблону</w:t>
             </w:r>
           </w:p>
         </w:tc>
@@ -15450,35 +14250,7 @@
               <w:rPr>
                 <w:sz w:val="24"/>
               </w:rPr>
-              <w:t>/</w:t>
-            </w:r>
-            <w:proofErr w:type="spellStart"/>
-            <w:r>
-              <w:rPr>
-                <w:sz w:val="24"/>
-              </w:rPr>
-              <w:t>teacher</w:t>
-            </w:r>
-            <w:proofErr w:type="spellEnd"/>
-            <w:r>
-              <w:rPr>
-                <w:sz w:val="24"/>
-              </w:rPr>
-              <w:t>/</w:t>
-            </w:r>
-            <w:proofErr w:type="spellStart"/>
-            <w:r>
-              <w:rPr>
-                <w:sz w:val="24"/>
-              </w:rPr>
-              <w:t>journal</w:t>
-            </w:r>
-            <w:proofErr w:type="spellEnd"/>
-            <w:r>
-              <w:rPr>
-                <w:sz w:val="24"/>
-              </w:rPr>
-              <w:t>/ → отметки → сохранить</w:t>
+              <w:t>/teacher/journal/ → отметки → сохранить</w:t>
             </w:r>
           </w:p>
         </w:tc>
@@ -15642,35 +14414,7 @@
               <w:rPr>
                 <w:sz w:val="24"/>
               </w:rPr>
-              <w:t>/</w:t>
-            </w:r>
-            <w:proofErr w:type="spellStart"/>
-            <w:r>
-              <w:rPr>
-                <w:sz w:val="24"/>
-              </w:rPr>
-              <w:t>teacher</w:t>
-            </w:r>
-            <w:proofErr w:type="spellEnd"/>
-            <w:r>
-              <w:rPr>
-                <w:sz w:val="24"/>
-              </w:rPr>
-              <w:t>/</w:t>
-            </w:r>
-            <w:proofErr w:type="spellStart"/>
-            <w:r>
-              <w:rPr>
-                <w:sz w:val="24"/>
-              </w:rPr>
-              <w:t>messages</w:t>
-            </w:r>
-            <w:proofErr w:type="spellEnd"/>
-            <w:r>
-              <w:rPr>
-                <w:sz w:val="24"/>
-              </w:rPr>
-              <w:t>/ → ответ / «Написать»</w:t>
+              <w:t>/teacher/messages/ → ответ / «Написать»</w:t>
             </w:r>
           </w:p>
         </w:tc>
@@ -15836,21 +14580,7 @@
               <w:rPr>
                 <w:sz w:val="24"/>
               </w:rPr>
-              <w:t>/</w:t>
-            </w:r>
-            <w:proofErr w:type="spellStart"/>
-            <w:r>
-              <w:rPr>
-                <w:sz w:val="24"/>
-              </w:rPr>
-              <w:t>courses</w:t>
-            </w:r>
-            <w:proofErr w:type="spellEnd"/>
-            <w:r>
-              <w:rPr>
-                <w:sz w:val="24"/>
-              </w:rPr>
-              <w:t>/</w:t>
+              <w:t>/courses/</w:t>
             </w:r>
           </w:p>
         </w:tc>
@@ -15927,69 +14657,27 @@
         <w:t xml:space="preserve"> таблицы 3.2</w:t>
       </w:r>
     </w:p>
-    <w:p>
-      <w:r>
-        <w:t xml:space="preserve">При одобрении заявки в тестовой среде проверялась также отправка уведомления по </w:t>
-      </w:r>
-      <w:proofErr w:type="spellStart"/>
-      <w:r>
-        <w:t>e-mail</w:t>
-      </w:r>
-      <w:proofErr w:type="spellEnd"/>
-      <w:r>
-        <w:t xml:space="preserve">; </w:t>
-      </w:r>
-      <w:r>
-        <w:t xml:space="preserve">корректность отправки уведомлений зависит от </w:t>
-      </w:r>
+    <w:p/>
+    <w:p>
+      <w:r>
+        <w:t xml:space="preserve">При одобрении заявки в тестовой среде проверялась также отправка уведомления по e-mail; </w:t>
+      </w:r>
+      <w:r>
+        <w:t>корректность отправки уведомлений зависит от конфигурации почтового сервера в settings.py</w:t>
+      </w:r>
+      <w:r>
+        <w:t xml:space="preserve"> (в локальной конфигурации может не использоваться).</w:t>
+      </w:r>
+    </w:p>
+    <w:p>
       <w:r>
         <w:lastRenderedPageBreak/>
-        <w:t>конфигурации почтового сервера в settings.py</w:t>
-      </w:r>
-      <w:r>
-        <w:t xml:space="preserve"> (в локальной конфигурации может не использоваться).</w:t>
-      </w:r>
-    </w:p>
-    <w:p>
-      <w:r>
         <w:t>Массовая одновременная нагрузка и соответствие проектному требованию по времени отклика (не более 2 с при 30 одновременных пользователях) не проверялись и рассматриваются как задачи последующей апробации.</w:t>
       </w:r>
     </w:p>
     <w:p>
       <w:r>
-        <w:t xml:space="preserve">Дополнительно выполнена автоматизированная проверка контроля доступа средствами </w:t>
-      </w:r>
-      <w:proofErr w:type="spellStart"/>
-      <w:r>
-        <w:t>Django</w:t>
-      </w:r>
-      <w:proofErr w:type="spellEnd"/>
-      <w:r>
-        <w:t xml:space="preserve"> </w:t>
-      </w:r>
-      <w:proofErr w:type="spellStart"/>
-      <w:r>
-        <w:t>TestCase</w:t>
-      </w:r>
-      <w:proofErr w:type="spellEnd"/>
-      <w:r>
-        <w:t xml:space="preserve"> (модуль </w:t>
-      </w:r>
-      <w:proofErr w:type="spellStart"/>
-      <w:r>
-        <w:t>core</w:t>
-      </w:r>
-      <w:proofErr w:type="spellEnd"/>
-      <w:r>
-        <w:t>/</w:t>
-      </w:r>
-      <w:proofErr w:type="spellStart"/>
-      <w:r>
-        <w:t>tests</w:t>
-      </w:r>
-      <w:proofErr w:type="spellEnd"/>
-      <w:r>
-        <w:t>/test_access.py, 4 теста): перенаправление неавторизованного пользователя на страницу входа при обращении к разделам менеджера и педагога</w:t>
+        <w:t>Дополнительно выполнена автоматизированная проверка контроля доступа средствами Django TestCase (модуль core/tests/test_access.py, 4 теста): перенаправление неавторизованного пользователя на страницу входа при обращении к разделам менеджера и педагога</w:t>
       </w:r>
       <w:r>
         <w:t xml:space="preserve">, </w:t>
@@ -16001,15 +14689,7 @@
         <w:t xml:space="preserve">, </w:t>
       </w:r>
       <w:r>
-        <w:t xml:space="preserve">отображение на странице выбора роли кнопок «Менеджер», «Педагог» и «Родитель». Указанные проверки частично пересекаются со сценариями 1–3 табл. 3.2. Сквозные бизнес-сценарии (заявки, зачисление, журнал, отчёты, сообщения) </w:t>
-      </w:r>
-      <w:proofErr w:type="spellStart"/>
-      <w:r>
-        <w:t>автотестами</w:t>
-      </w:r>
-      <w:proofErr w:type="spellEnd"/>
-      <w:r>
-        <w:t xml:space="preserve"> не покрывались и подтверждались ручной проверкой по чек-листу.</w:t>
+        <w:t>отображение на странице выбора роли кнопок «Менеджер», «Педагог» и «Родитель». Указанные проверки частично пересекаются со сценариями 1–3 табл. 3.2. Сквозные бизнес-сценарии (заявки, зачисление, журнал, отчёты, сообщения) автотестами не покрывались и подтверждались ручной проверкой по чек-листу.</w:t>
       </w:r>
     </w:p>
     <w:p>
@@ -16020,15 +14700,7 @@
         <w:t xml:space="preserve">муниципального задания и </w:t>
       </w:r>
       <w:r>
-        <w:t>тарификации, экспорт PDF, аудит действий, развёртывание на </w:t>
-      </w:r>
-      <w:proofErr w:type="spellStart"/>
-      <w:r>
-        <w:t>PostgreSQL</w:t>
-      </w:r>
-      <w:proofErr w:type="spellEnd"/>
-      <w:r>
-        <w:t> и HTTPS.</w:t>
+        <w:t>тарификации, экспорт PDF, аудит действий, развёртывание на PostgreSQL и HTTPS.</w:t>
       </w:r>
     </w:p>
     <w:p>
@@ -16043,7 +14715,7 @@
       <w:pPr>
         <w:pStyle w:val="2"/>
       </w:pPr>
-      <w:bookmarkStart w:id="26" w:name="_Toc231071588"/>
+      <w:bookmarkStart w:id="26" w:name="_Toc231136760"/>
       <w:r>
         <w:lastRenderedPageBreak/>
         <w:t>Итоги реализации и ограничения</w:t>
@@ -16117,15 +14789,7 @@
         <w:pStyle w:val="a0"/>
       </w:pPr>
       <w:r>
-        <w:t xml:space="preserve">формирование КТП в формате </w:t>
-      </w:r>
-      <w:proofErr w:type="spellStart"/>
-      <w:r>
-        <w:t>xlsx</w:t>
-      </w:r>
-      <w:proofErr w:type="spellEnd"/>
-      <w:r>
-        <w:t xml:space="preserve"> по шаблону учреждения;</w:t>
+        <w:t>формирование КТП в формате xlsx по шаблону учреждения;</w:t>
       </w:r>
     </w:p>
     <w:p>
@@ -16163,68 +14827,12 @@
         <w:pStyle w:val="a0"/>
       </w:pPr>
       <w:r>
-        <w:t xml:space="preserve">сопровождение данных через </w:t>
-      </w:r>
-      <w:proofErr w:type="spellStart"/>
-      <w:r>
-        <w:t>Django</w:t>
-      </w:r>
-      <w:proofErr w:type="spellEnd"/>
-      <w:r>
-        <w:t xml:space="preserve"> </w:t>
-      </w:r>
-      <w:proofErr w:type="spellStart"/>
-      <w:r>
-        <w:t>Admin</w:t>
-      </w:r>
-      <w:proofErr w:type="spellEnd"/>
-      <w:r>
-        <w:t>.</w:t>
-      </w:r>
-    </w:p>
-    <w:p>
-      <w:r>
-        <w:t xml:space="preserve">Архитектура (монолитное </w:t>
-      </w:r>
-      <w:proofErr w:type="spellStart"/>
-      <w:r>
-        <w:t>Django</w:t>
-      </w:r>
-      <w:proofErr w:type="spellEnd"/>
-      <w:r>
-        <w:t xml:space="preserve">-приложение, разделение по приложениям </w:t>
-      </w:r>
-      <w:proofErr w:type="spellStart"/>
-      <w:r>
-        <w:t>users</w:t>
-      </w:r>
-      <w:proofErr w:type="spellEnd"/>
-      <w:r>
-        <w:t xml:space="preserve">, </w:t>
-      </w:r>
-      <w:proofErr w:type="spellStart"/>
-      <w:r>
-        <w:t>accounts</w:t>
-      </w:r>
-      <w:proofErr w:type="spellEnd"/>
-      <w:r>
-        <w:t xml:space="preserve">, </w:t>
-      </w:r>
-      <w:proofErr w:type="spellStart"/>
-      <w:r>
-        <w:t>core</w:t>
-      </w:r>
-      <w:proofErr w:type="spellEnd"/>
-      <w:r>
-        <w:t xml:space="preserve">, </w:t>
-      </w:r>
-      <w:proofErr w:type="spellStart"/>
-      <w:r>
-        <w:t>schedule</w:t>
-      </w:r>
-      <w:proofErr w:type="spellEnd"/>
-      <w:r>
-        <w:t>) позволяет расширять функциональность без существенного изменения базовой структуры проекта.</w:t>
+        <w:t>сопровождение данных через Django Admin.</w:t>
+      </w:r>
+    </w:p>
+    <w:p>
+      <w:r>
+        <w:t>Архитектура (монолитное Django-приложение, разделение по приложениям users, accounts, core, schedule) позволяет расширять функциональность без существенного изменения базовой структуры проекта.</w:t>
       </w:r>
     </w:p>
     <w:p>
@@ -16239,15 +14847,7 @@
       </w:r>
       <w:r>
         <w:lastRenderedPageBreak/>
-        <w:t xml:space="preserve">реализованы в базовом объёме (выгрузка </w:t>
-      </w:r>
-      <w:proofErr w:type="spellStart"/>
-      <w:r>
-        <w:t>xlsx</w:t>
-      </w:r>
-      <w:proofErr w:type="spellEnd"/>
-      <w:r>
-        <w:t xml:space="preserve">, переписка в кабинетах); их развитие </w:t>
+        <w:t xml:space="preserve">реализованы в базовом объёме (выгрузка xlsx, переписка в кабинетах); их развитие </w:t>
       </w:r>
       <w:r>
         <w:t>–</w:t>
@@ -16269,50 +14869,18 @@
         <w:t>–</w:t>
       </w:r>
       <w:r>
-        <w:t xml:space="preserve"> через </w:t>
-      </w:r>
-      <w:proofErr w:type="spellStart"/>
-      <w:r>
-        <w:t>Django</w:t>
-      </w:r>
-      <w:proofErr w:type="spellEnd"/>
-      <w:r>
-        <w:t xml:space="preserve"> </w:t>
-      </w:r>
-      <w:proofErr w:type="spellStart"/>
-      <w:r>
-        <w:t>Admin</w:t>
-      </w:r>
-      <w:proofErr w:type="spellEnd"/>
-      <w:r>
-        <w:t>. Роль ученика на уровне интерфейса вспомогательная.</w:t>
-      </w:r>
-    </w:p>
-    <w:p>
-      <w:r>
-        <w:t xml:space="preserve">Используется </w:t>
-      </w:r>
-      <w:proofErr w:type="spellStart"/>
-      <w:r>
-        <w:t>SQLite</w:t>
-      </w:r>
-      <w:proofErr w:type="spellEnd"/>
-      <w:r>
-        <w:t xml:space="preserve">, разработка и апробация </w:t>
+        <w:t xml:space="preserve"> через Django Admin. Роль ученика на уровне интерфейса вспомогательная.</w:t>
+      </w:r>
+    </w:p>
+    <w:p>
+      <w:r>
+        <w:t xml:space="preserve">Используется SQLite, разработка и апробация </w:t>
       </w:r>
       <w:r>
         <w:t>–</w:t>
       </w:r>
       <w:r>
-        <w:t xml:space="preserve"> в основном в локальном окружении по HTTP. Переход на </w:t>
-      </w:r>
-      <w:proofErr w:type="spellStart"/>
-      <w:r>
-        <w:t>PostgreSQL</w:t>
-      </w:r>
-      <w:proofErr w:type="spellEnd"/>
-      <w:r>
-        <w:t>, промышленное развёртывание, HTTPS, расширенные меры по 152-ФЗ (журналирование, согласия) не завершены.</w:t>
+        <w:t xml:space="preserve"> в основном в локальном окружении по HTTP. Переход на PostgreSQL, промышленное развёртывание, HTTPS, расширенные меры по 152-ФЗ (журналирование, согласия) не завершены.</w:t>
       </w:r>
     </w:p>
     <w:p>
@@ -16322,15 +14890,7 @@
     </w:p>
     <w:p>
       <w:r>
-        <w:t>Нет связи с внешними системами (облачные таблицы, порталы, «</w:t>
-      </w:r>
-      <w:proofErr w:type="spellStart"/>
-      <w:r>
-        <w:t>Госвеб</w:t>
-      </w:r>
-      <w:proofErr w:type="spellEnd"/>
-      <w:r>
-        <w:t>»); данные вносятся и обрабатываются внутри прототипа.</w:t>
+        <w:t>Нет связи с внешними системами (облачные таблицы, порталы, «Госвеб»); данные вносятся и обрабатываются внутри прототипа.</w:t>
       </w:r>
     </w:p>
     <w:p>
@@ -16365,28 +14925,15 @@
         <w:pStyle w:val="a0"/>
       </w:pPr>
       <w:r>
-        <w:t>отчёт педагога (</w:t>
-      </w:r>
-      <w:proofErr w:type="spellStart"/>
-      <w:r>
-        <w:t>docx</w:t>
-      </w:r>
-      <w:proofErr w:type="spellEnd"/>
-      <w:r>
-        <w:t xml:space="preserve"> МЗ);</w:t>
+        <w:t>отчёт педагога (docx МЗ);</w:t>
       </w:r>
     </w:p>
     <w:p>
       <w:pPr>
         <w:pStyle w:val="a0"/>
       </w:pPr>
-      <w:proofErr w:type="spellStart"/>
-      <w:r>
-        <w:t>автодоговор</w:t>
-      </w:r>
-      <w:proofErr w:type="spellEnd"/>
-      <w:r>
-        <w:t xml:space="preserve"> Word;</w:t>
+      <w:r>
+        <w:t>автодоговор Word;</w:t>
       </w:r>
     </w:p>
     <w:p>
@@ -16409,21 +14956,8 @@
       <w:pPr>
         <w:pStyle w:val="a0"/>
       </w:pPr>
-      <w:proofErr w:type="spellStart"/>
-      <w:r>
-        <w:t>PostgreSQL</w:t>
-      </w:r>
-      <w:proofErr w:type="spellEnd"/>
-      <w:r>
-        <w:t xml:space="preserve">, HTTPS, аудит, </w:t>
-      </w:r>
-      <w:proofErr w:type="spellStart"/>
-      <w:r>
-        <w:t>автотесты</w:t>
-      </w:r>
-      <w:proofErr w:type="spellEnd"/>
-      <w:r>
-        <w:t>;</w:t>
+      <w:r>
+        <w:t>PostgreSQL, HTTPS, аудит, автотесты;</w:t>
       </w:r>
     </w:p>
     <w:p>
@@ -16462,7 +14996,7 @@
       <w:pPr>
         <w:pStyle w:val="11"/>
       </w:pPr>
-      <w:bookmarkStart w:id="27" w:name="_Toc231071589"/>
+      <w:bookmarkStart w:id="27" w:name="_Toc231136761"/>
       <w:r>
         <w:lastRenderedPageBreak/>
         <w:t>З</w:t>
@@ -16487,129 +15021,58 @@
       <w:r>
         <w:t xml:space="preserve">, </w:t>
       </w:r>
-      <w:proofErr w:type="spellStart"/>
       <w:r>
         <w:t>Django</w:t>
       </w:r>
-      <w:proofErr w:type="spellEnd"/>
       <w:r>
         <w:t xml:space="preserve">, </w:t>
       </w:r>
-      <w:proofErr w:type="spellStart"/>
-      <w:r>
-        <w:t>SQLite</w:t>
-      </w:r>
-      <w:proofErr w:type="spellEnd"/>
-      <w:r>
-        <w:t xml:space="preserve"> (с возможностью перехода на </w:t>
-      </w:r>
-      <w:proofErr w:type="spellStart"/>
-      <w:r>
-        <w:t>PostgreSQL</w:t>
-      </w:r>
-      <w:proofErr w:type="spellEnd"/>
-      <w:r>
-        <w:t xml:space="preserve">), архитектура реализована в виде монолитного веб-приложения с разделением на приложения </w:t>
-      </w:r>
-      <w:proofErr w:type="spellStart"/>
-      <w:r>
-        <w:t>users</w:t>
-      </w:r>
-      <w:proofErr w:type="spellEnd"/>
+      <w:r>
+        <w:t>SQLite (с возможностью перехода на PostgreSQL), архитектура реализована в виде монолитного веб-приложения с разделением на приложения users, accounts, core и schedule.</w:t>
+      </w:r>
+    </w:p>
+    <w:p>
+      <w:r>
+        <w:t>В практической части реализован работоспособный прототип, поддерживающий цепочку: подача заявки</w:t>
+      </w:r>
       <w:r>
         <w:t xml:space="preserve">, </w:t>
       </w:r>
-      <w:proofErr w:type="spellStart"/>
-      <w:r>
-        <w:t>accounts</w:t>
-      </w:r>
-      <w:proofErr w:type="spellEnd"/>
+      <w:r>
+        <w:t xml:space="preserve">обработка </w:t>
+      </w:r>
+      <w:r>
+        <w:t>менеджером, формирование</w:t>
+      </w:r>
+      <w:r>
+        <w:t xml:space="preserve"> связей родитель/обучающийся</w:t>
+      </w:r>
+      <w:r>
+        <w:t>,</w:t>
+      </w:r>
+      <w:r>
+        <w:t xml:space="preserve"> зачисление в группу</w:t>
+      </w:r>
+      <w:r>
+        <w:t>,</w:t>
+      </w:r>
+      <w:r>
+        <w:t xml:space="preserve"> ведение электронного журнала посещаемости</w:t>
+      </w:r>
       <w:r>
         <w:t xml:space="preserve">, </w:t>
       </w:r>
-      <w:proofErr w:type="spellStart"/>
-      <w:r>
-        <w:t>core</w:t>
-      </w:r>
-      <w:proofErr w:type="spellEnd"/>
-      <w:r>
-        <w:t xml:space="preserve"> и </w:t>
-      </w:r>
-      <w:proofErr w:type="spellStart"/>
-      <w:r>
-        <w:t>schedule</w:t>
-      </w:r>
-      <w:proofErr w:type="spellEnd"/>
-      <w:r>
-        <w:t>.</w:t>
-      </w:r>
-    </w:p>
-    <w:p>
-      <w:r>
-        <w:t>В практической части реализован работоспособный прототип, поддерживающий цепочку: подача заявки</w:t>
-      </w:r>
-      <w:r>
-        <w:t xml:space="preserve">, </w:t>
-      </w:r>
-      <w:r>
-        <w:t xml:space="preserve">обработка </w:t>
-      </w:r>
-      <w:r>
-        <w:t>менеджером, формирование</w:t>
-      </w:r>
-      <w:r>
-        <w:t xml:space="preserve"> связей родитель/обучающийся</w:t>
-      </w:r>
-      <w:r>
-        <w:t>,</w:t>
-      </w:r>
-      <w:r>
-        <w:t xml:space="preserve"> зачисление в группу</w:t>
-      </w:r>
-      <w:r>
-        <w:t>,</w:t>
-      </w:r>
-      <w:r>
-        <w:t xml:space="preserve"> ведение электронного журнала посещаемости</w:t>
-      </w:r>
-      <w:r>
-        <w:t xml:space="preserve">, </w:t>
-      </w:r>
       <w:r>
         <w:t xml:space="preserve">просмотр данных в личном кабинете родителя. </w:t>
       </w:r>
       <w:r>
-        <w:t>Также реализованы сбор сведений для договора, переписка родителя с педагогом, формирование календарно-тематического плана (</w:t>
-      </w:r>
-      <w:proofErr w:type="spellStart"/>
-      <w:r>
-        <w:t>xlsx</w:t>
-      </w:r>
-      <w:proofErr w:type="spellEnd"/>
-      <w:r>
-        <w:t>) и выгрузка сводки по комплектованию (Excel).</w:t>
+        <w:t>Также реализованы сбор сведений для договора, переписка родителя с педагогом, формирование календарно-тематического плана (xlsx) и выгрузка сводки по комплектованию (Excel).</w:t>
       </w:r>
       <w:r>
         <w:t xml:space="preserve"> </w:t>
       </w:r>
       <w:r>
-        <w:t xml:space="preserve">Подтверждены ролевой доступ, сохранение данных в единой БД и возможность сопровождения справочников через </w:t>
-      </w:r>
-      <w:proofErr w:type="spellStart"/>
-      <w:r>
-        <w:t>Django</w:t>
-      </w:r>
-      <w:proofErr w:type="spellEnd"/>
-      <w:r>
-        <w:t xml:space="preserve"> </w:t>
-      </w:r>
-      <w:proofErr w:type="spellStart"/>
-      <w:r>
-        <w:t>Admin</w:t>
-      </w:r>
-      <w:proofErr w:type="spellEnd"/>
-      <w:r>
-        <w:t>.</w:t>
+        <w:t>Подтверждены ролевой доступ, сохранение данных в единой БД и возможность сопровождения справочников через Django Admin.</w:t>
       </w:r>
     </w:p>
     <w:p>
@@ -16692,15 +15155,7 @@
         <w:t>– аудите</w:t>
       </w:r>
       <w:r>
-        <w:t xml:space="preserve"> действий, автоматизированных тестах критического пути и подготовке к развёртыванию на </w:t>
-      </w:r>
-      <w:proofErr w:type="spellStart"/>
-      <w:r>
-        <w:t>PostgreSQL</w:t>
-      </w:r>
-      <w:proofErr w:type="spellEnd"/>
-      <w:r>
-        <w:t xml:space="preserve"> с использованием HTTPS.</w:t>
+        <w:t xml:space="preserve"> действий, автоматизированных тестах критического пути и подготовке к развёртыванию на PostgreSQL с использованием HTTPS.</w:t>
       </w:r>
     </w:p>
     <w:p>
@@ -16713,7 +15168,7 @@
         <w:pStyle w:val="11"/>
       </w:pPr>
       <w:bookmarkStart w:id="28" w:name="_Toc229484869"/>
-      <w:bookmarkStart w:id="29" w:name="_Toc231071590"/>
+      <w:bookmarkStart w:id="29" w:name="_Toc231136762"/>
       <w:r>
         <w:lastRenderedPageBreak/>
         <w:t>С</w:t>
@@ -16754,21 +15209,8 @@
         </w:numPr>
         <w:ind w:left="0" w:firstLine="709"/>
       </w:pPr>
-      <w:proofErr w:type="spellStart"/>
-      <w:r>
-        <w:t>Буйлова</w:t>
-      </w:r>
-      <w:proofErr w:type="spellEnd"/>
-      <w:r>
-        <w:t xml:space="preserve"> Л.Н. От традиционной к цифровой трансформации дополнительного образования детей: основные направления, трудности и перспективы // </w:t>
-      </w:r>
-      <w:proofErr w:type="spellStart"/>
-      <w:r>
-        <w:t>Про_ДОД</w:t>
-      </w:r>
-      <w:proofErr w:type="spellEnd"/>
-      <w:r>
-        <w:t>. 2025. № 11. С. 5–15 [Электронный ресурс]. URL: </w:t>
+      <w:r>
+        <w:t>Буйлова Л.Н. От традиционной к цифровой трансформации дополнительного образования детей: основные направления, трудности и перспективы // Про_ДОД. 2025. № 11. С. 5–15 [Электронный ресурс]. URL: </w:t>
       </w:r>
       <w:hyperlink r:id="rId22" w:tgtFrame="_blank" w:history="1">
         <w:r>
@@ -16792,15 +15234,7 @@
         <w:ind w:left="0" w:firstLine="709"/>
       </w:pPr>
       <w:r>
-        <w:t xml:space="preserve">Шабанов Г.А., </w:t>
-      </w:r>
-      <w:proofErr w:type="spellStart"/>
-      <w:r>
-        <w:t>Растягаев</w:t>
-      </w:r>
-      <w:proofErr w:type="spellEnd"/>
-      <w:r>
-        <w:t xml:space="preserve"> Д.В. Цифровизация вуза: реальность и ожидания // Высшее образование сегодня. 2020. № 1. С. 2–9 [Электронный ресурс]. URL: </w:t>
+        <w:t>Шабанов Г.А., Растягаев Д.В. Цифровизация вуза: реальность и ожидания // Высшее образование сегодня. 2020. № 1. С. 2–9 [Электронный ресурс]. URL: </w:t>
       </w:r>
       <w:hyperlink r:id="rId23" w:tgtFrame="_blank" w:history="1">
         <w:r>
@@ -16824,15 +15258,7 @@
         <w:ind w:left="0" w:firstLine="709"/>
       </w:pPr>
       <w:r>
-        <w:t xml:space="preserve">Строков А.А. Цифровизация образования: проблемы и перспективы // Вестник </w:t>
-      </w:r>
-      <w:proofErr w:type="spellStart"/>
-      <w:r>
-        <w:t>Мининского</w:t>
-      </w:r>
-      <w:proofErr w:type="spellEnd"/>
-      <w:r>
-        <w:t xml:space="preserve"> университета. 2020. № 2. С. 15 [Электронный ресурс]. URL: </w:t>
+        <w:t>Строков А.А. Цифровизация образования: проблемы и перспективы // Вестник Мининского университета. 2020. № 2. С. 15 [Электронный ресурс]. URL: </w:t>
       </w:r>
       <w:hyperlink r:id="rId24" w:tgtFrame="_blank" w:history="1">
         <w:r>
@@ -16880,31 +15306,7 @@
         <w:ind w:left="0" w:firstLine="709"/>
       </w:pPr>
       <w:r>
-        <w:t xml:space="preserve">Булат Р.Е., </w:t>
-      </w:r>
-      <w:proofErr w:type="spellStart"/>
-      <w:r>
-        <w:t>Бутинова</w:t>
-      </w:r>
-      <w:proofErr w:type="spellEnd"/>
-      <w:r>
-        <w:t xml:space="preserve"> В.С. Актуальность автоматизации процессов контроля и учёта образовательной деятельности образовательной организации дополнительного образования // Цифровизация в системе образования: передовой опыт и практика внедрения: материалы V Всероссийской науч.-</w:t>
-      </w:r>
-      <w:proofErr w:type="spellStart"/>
-      <w:r>
-        <w:t>практ</w:t>
-      </w:r>
-      <w:proofErr w:type="spellEnd"/>
-      <w:r>
-        <w:t xml:space="preserve">. </w:t>
-      </w:r>
-      <w:proofErr w:type="spellStart"/>
-      <w:r>
-        <w:t>конф</w:t>
-      </w:r>
-      <w:proofErr w:type="spellEnd"/>
-      <w:r>
-        <w:t>. 2024. С. 123–127 [Электронный ресурс]. URL: </w:t>
+        <w:t>Булат Р.Е., Бутинова В.С. Актуальность автоматизации процессов контроля и учёта образовательной деятельности образовательной организации дополнительного образования // Цифровизация в системе образования: передовой опыт и практика внедрения: материалы V Всероссийской науч.-практ. конф. 2024. С. 123–127 [Электронный ресурс]. URL: </w:t>
       </w:r>
       <w:hyperlink r:id="rId26" w:tgtFrame="_blank" w:history="1">
         <w:r>
@@ -16956,23 +15358,7 @@
         <w:ind w:left="0" w:firstLine="709"/>
       </w:pPr>
       <w:r>
-        <w:t>Подсистема «</w:t>
-      </w:r>
-      <w:proofErr w:type="spellStart"/>
-      <w:r>
-        <w:t>Госвеб</w:t>
-      </w:r>
-      <w:proofErr w:type="spellEnd"/>
-      <w:r>
-        <w:t>» [Электронный ресурс]: официальный сайт федеральной платформы «</w:t>
-      </w:r>
-      <w:proofErr w:type="spellStart"/>
-      <w:r>
-        <w:t>Госвеб</w:t>
-      </w:r>
-      <w:proofErr w:type="spellEnd"/>
-      <w:r>
-        <w:t>». URL: </w:t>
+        <w:t>Подсистема «Госвеб» [Электронный ресурс]: официальный сайт федеральной платформы «Госвеб». URL: </w:t>
       </w:r>
       <w:hyperlink r:id="rId28" w:tgtFrame="_blank" w:history="1">
         <w:r>
@@ -16996,15 +15382,7 @@
         <w:ind w:left="0" w:firstLine="709"/>
       </w:pPr>
       <w:r>
-        <w:t xml:space="preserve">Битрикс24. REST API </w:t>
-      </w:r>
-      <w:proofErr w:type="spellStart"/>
-      <w:r>
-        <w:t>documentation</w:t>
-      </w:r>
-      <w:proofErr w:type="spellEnd"/>
-      <w:r>
-        <w:t xml:space="preserve"> [Электронный ресурс]: официальная документация REST API Битрикс24. URL: </w:t>
+        <w:t>Битрикс24. REST API documentation [Электронный ресурс]: официальная документация REST API Битрикс24. URL: </w:t>
       </w:r>
       <w:hyperlink r:id="rId29" w:tgtFrame="_blank" w:history="1">
         <w:r>
@@ -17075,21 +15453,8 @@
         </w:numPr>
         <w:ind w:left="0" w:firstLine="709"/>
       </w:pPr>
-      <w:proofErr w:type="spellStart"/>
-      <w:r>
-        <w:t>ListOk</w:t>
-      </w:r>
-      <w:proofErr w:type="spellEnd"/>
-      <w:r>
-        <w:t xml:space="preserve"> CRM [Электронный ресурс]: официальный сайт </w:t>
-      </w:r>
-      <w:proofErr w:type="spellStart"/>
-      <w:r>
-        <w:t>ListOk</w:t>
-      </w:r>
-      <w:proofErr w:type="spellEnd"/>
-      <w:r>
-        <w:t xml:space="preserve"> CRM. URL: </w:t>
+      <w:r>
+        <w:t>ListOk CRM [Электронный ресурс]: официальный сайт ListOk CRM. URL: </w:t>
       </w:r>
       <w:hyperlink r:id="rId32" w:tgtFrame="_blank" w:history="1">
         <w:r>
@@ -17113,15 +15478,7 @@
         <w:ind w:left="0" w:firstLine="709"/>
       </w:pPr>
       <w:r>
-        <w:t xml:space="preserve">Шпак Г.А., </w:t>
-      </w:r>
-      <w:proofErr w:type="spellStart"/>
-      <w:r>
-        <w:t>Несбытнов</w:t>
-      </w:r>
-      <w:proofErr w:type="spellEnd"/>
-      <w:r>
-        <w:t xml:space="preserve"> А.Е. Разработка CRM-системы для НОУ «Учебный центр «Эксперт» с целью улучшения клиентоориентированности учебного центра // Молодой учёный. 2013. № 5 (52). С. 180–182 [Электронный ресурс]. URL: </w:t>
+        <w:t>Шпак Г.А., Несбытнов А.Е. Разработка CRM-системы для НОУ «Учебный центр «Эксперт» с целью улучшения клиентоориентированности учебного центра // Молодой учёный. 2013. № 5 (52). С. 180–182 [Электронный ресурс]. URL: </w:t>
       </w:r>
       <w:hyperlink r:id="rId33" w:tgtFrame="_blank" w:history="1">
         <w:r>
@@ -17145,15 +15502,7 @@
         <w:ind w:left="0" w:firstLine="709"/>
       </w:pPr>
       <w:r>
-        <w:t xml:space="preserve">ГОСТ 34.602-2020. Информационные технологии. Комплекс стандартов на автоматизированные системы. Техническое задание на создание автоматизированной системы. М.: </w:t>
-      </w:r>
-      <w:proofErr w:type="spellStart"/>
-      <w:r>
-        <w:t>Стандартинформ</w:t>
-      </w:r>
-      <w:proofErr w:type="spellEnd"/>
-      <w:r>
-        <w:t>, 2021. 35 с.</w:t>
+        <w:t>ГОСТ 34.602-2020. Информационные технологии. Комплекс стандартов на автоматизированные системы. Техническое задание на создание автоматизированной системы. М.: Стандартинформ, 2021. 35 с.</w:t>
       </w:r>
     </w:p>
     <w:p>
@@ -17190,15 +15539,7 @@
         <w:ind w:left="0" w:firstLine="709"/>
       </w:pPr>
       <w:r>
-        <w:t xml:space="preserve">Васильев А.Н. Программирование на Python в примерах и задачах. М.: </w:t>
-      </w:r>
-      <w:proofErr w:type="spellStart"/>
-      <w:r>
-        <w:t>Бомбора</w:t>
-      </w:r>
-      <w:proofErr w:type="spellEnd"/>
-      <w:r>
-        <w:t>, 2024. 616 с.</w:t>
+        <w:t>Васильев А.Н. Программирование на Python в примерах и задачах. М.: Бомбора, 2024. 616 с.</w:t>
       </w:r>
     </w:p>
     <w:p>
@@ -17210,22 +15551,9 @@
         </w:numPr>
         <w:ind w:left="0" w:firstLine="709"/>
       </w:pPr>
-      <w:proofErr w:type="spellStart"/>
       <w:r>
         <w:lastRenderedPageBreak/>
-        <w:t>Django</w:t>
-      </w:r>
-      <w:proofErr w:type="spellEnd"/>
-      <w:r>
-        <w:t xml:space="preserve">. Официальная документация [Электронный ресурс]: официальная документация </w:t>
-      </w:r>
-      <w:proofErr w:type="spellStart"/>
-      <w:r>
-        <w:t>Django</w:t>
-      </w:r>
-      <w:proofErr w:type="spellEnd"/>
-      <w:r>
-        <w:t>. URL: </w:t>
+        <w:t>Django. Официальная документация [Электронный ресурс]: официальная документация Django. URL: </w:t>
       </w:r>
       <w:hyperlink r:id="rId35" w:tgtFrame="_blank" w:history="1">
         <w:r>
@@ -17249,15 +15577,7 @@
         <w:ind w:left="0" w:firstLine="709"/>
       </w:pPr>
       <w:r>
-        <w:t xml:space="preserve">Дронов В.А. </w:t>
-      </w:r>
-      <w:proofErr w:type="spellStart"/>
-      <w:r>
-        <w:t>Django</w:t>
-      </w:r>
-      <w:proofErr w:type="spellEnd"/>
-      <w:r>
-        <w:t xml:space="preserve"> 4. Практика создания веб-сайтов на Python. СПб.: БХВ-Петербург, 2023. 800 с.</w:t>
+        <w:t>Дронов В.А. Django 4. Практика создания веб-сайтов на Python. СПб.: БХВ-Петербург, 2023. 800 с.</w:t>
       </w:r>
     </w:p>
     <w:p>
@@ -17336,23 +15656,7 @@
         <w:ind w:left="0" w:firstLine="709"/>
       </w:pPr>
       <w:r>
-        <w:t xml:space="preserve">Антонов И.В., </w:t>
-      </w:r>
-      <w:proofErr w:type="spellStart"/>
-      <w:r>
-        <w:t>Бруттан</w:t>
-      </w:r>
-      <w:proofErr w:type="spellEnd"/>
-      <w:r>
-        <w:t xml:space="preserve"> Ю.В. Веб-программирование: учебное пособие. Псков: </w:t>
-      </w:r>
-      <w:proofErr w:type="spellStart"/>
-      <w:r>
-        <w:t>ПсковГУ</w:t>
-      </w:r>
-      <w:proofErr w:type="spellEnd"/>
-      <w:r>
-        <w:t>, 2025. 134 с.</w:t>
+        <w:t>Антонов И.В., Бруттан Ю.В. Веб-программирование: учебное пособие. Псков: ПсковГУ, 2025. 134 с.</w:t>
       </w:r>
     </w:p>
     <w:p>
@@ -17364,21 +15668,8 @@
         </w:numPr>
         <w:ind w:left="0" w:firstLine="709"/>
       </w:pPr>
-      <w:proofErr w:type="spellStart"/>
-      <w:r>
-        <w:t>SQLite</w:t>
-      </w:r>
-      <w:proofErr w:type="spellEnd"/>
-      <w:r>
-        <w:t xml:space="preserve">. Официальная документация [Электронный ресурс]: официальная документация </w:t>
-      </w:r>
-      <w:proofErr w:type="spellStart"/>
-      <w:r>
-        <w:t>SQLite</w:t>
-      </w:r>
-      <w:proofErr w:type="spellEnd"/>
-      <w:r>
-        <w:t>. URL: </w:t>
+      <w:r>
+        <w:t>SQLite. Официальная документация [Электронный ресурс]: официальная документация SQLite. URL: </w:t>
       </w:r>
       <w:hyperlink r:id="rId37" w:tgtFrame="_blank" w:history="1">
         <w:r>
@@ -17401,21 +15692,8 @@
         </w:numPr>
         <w:ind w:left="0" w:firstLine="709"/>
       </w:pPr>
-      <w:proofErr w:type="spellStart"/>
-      <w:r>
-        <w:t>PostgreSQL</w:t>
-      </w:r>
-      <w:proofErr w:type="spellEnd"/>
-      <w:r>
-        <w:t xml:space="preserve">. Официальная документация [Электронный ресурс]: официальная документация </w:t>
-      </w:r>
-      <w:proofErr w:type="spellStart"/>
-      <w:r>
-        <w:t>PostgreSQL</w:t>
-      </w:r>
-      <w:proofErr w:type="spellEnd"/>
-      <w:r>
-        <w:t>. URL: </w:t>
+      <w:r>
+        <w:t>PostgreSQL. Официальная документация [Электронный ресурс]: официальная документация PostgreSQL. URL: </w:t>
       </w:r>
       <w:hyperlink r:id="rId38" w:tgtFrame="_blank" w:history="1">
         <w:r>
@@ -17438,21 +15716,8 @@
         </w:numPr>
         <w:ind w:left="0" w:firstLine="709"/>
       </w:pPr>
-      <w:proofErr w:type="spellStart"/>
-      <w:r>
-        <w:t>Bootstrap</w:t>
-      </w:r>
-      <w:proofErr w:type="spellEnd"/>
-      <w:r>
-        <w:t xml:space="preserve">. Официальная документация [Электронный ресурс]: официальный сайт </w:t>
-      </w:r>
-      <w:proofErr w:type="spellStart"/>
-      <w:r>
-        <w:t>Bootstrap</w:t>
-      </w:r>
-      <w:proofErr w:type="spellEnd"/>
-      <w:r>
-        <w:t>. URL: </w:t>
+      <w:r>
+        <w:t>Bootstrap. Официальная документация [Электронный ресурс]: официальный сайт Bootstrap. URL: </w:t>
       </w:r>
       <w:hyperlink r:id="rId39" w:tgtFrame="_blank" w:history="1">
         <w:r>
@@ -17475,21 +15740,8 @@
         </w:numPr>
         <w:ind w:left="0" w:firstLine="709"/>
       </w:pPr>
-      <w:proofErr w:type="spellStart"/>
-      <w:r>
-        <w:t>Git</w:t>
-      </w:r>
-      <w:proofErr w:type="spellEnd"/>
-      <w:r>
-        <w:t xml:space="preserve">. Официальная документация [Электронный ресурс]: официальная документация </w:t>
-      </w:r>
-      <w:proofErr w:type="spellStart"/>
-      <w:r>
-        <w:t>Git</w:t>
-      </w:r>
-      <w:proofErr w:type="spellEnd"/>
-      <w:r>
-        <w:t>. URL: </w:t>
+      <w:r>
+        <w:t>Git. Официальная документация [Электронный ресурс]: официальная документация Git. URL: </w:t>
       </w:r>
       <w:hyperlink r:id="rId40" w:tgtFrame="_blank" w:history="1">
         <w:r>
@@ -17593,38 +15845,9 @@
         </w:numPr>
         <w:ind w:left="0" w:firstLine="709"/>
       </w:pPr>
-      <w:proofErr w:type="spellStart"/>
       <w:r>
         <w:lastRenderedPageBreak/>
-        <w:t>Django</w:t>
-      </w:r>
-      <w:proofErr w:type="spellEnd"/>
-      <w:r>
-        <w:t xml:space="preserve">. </w:t>
-      </w:r>
-      <w:proofErr w:type="spellStart"/>
-      <w:r>
-        <w:t>Migrations</w:t>
-      </w:r>
-      <w:proofErr w:type="spellEnd"/>
-      <w:r>
-        <w:t xml:space="preserve"> [Электронный ресурс]: раздел документации </w:t>
-      </w:r>
-      <w:proofErr w:type="spellStart"/>
-      <w:r>
-        <w:t>Django</w:t>
-      </w:r>
-      <w:proofErr w:type="spellEnd"/>
-      <w:r>
-        <w:t xml:space="preserve"> «</w:t>
-      </w:r>
-      <w:proofErr w:type="spellStart"/>
-      <w:r>
-        <w:t>Migrations</w:t>
-      </w:r>
-      <w:proofErr w:type="spellEnd"/>
-      <w:r>
-        <w:t>». URL: </w:t>
+        <w:t>Django. Migrations [Электронный ресурс]: раздел документации Django «Migrations». URL: </w:t>
       </w:r>
       <w:hyperlink r:id="rId43" w:tgtFrame="_blank" w:history="1">
         <w:r>
@@ -17780,23 +16003,7 @@
         <w:ind w:left="0" w:firstLine="709"/>
       </w:pPr>
       <w:r>
-        <w:t>ГОСТ Р ИСО/МЭК 25051-2017. Информационные технологии (ИТ). Системная и программная инженерия. Требования и оценка качества систем и программного обеспечения (</w:t>
-      </w:r>
-      <w:proofErr w:type="spellStart"/>
-      <w:r>
-        <w:t>SQuaRE</w:t>
-      </w:r>
-      <w:proofErr w:type="spellEnd"/>
-      <w:r>
-        <w:t xml:space="preserve">). Требования к качеству готового к использованию программного продукта (RUSP) и инструкции по тестированию. М.: </w:t>
-      </w:r>
-      <w:proofErr w:type="spellStart"/>
-      <w:r>
-        <w:t>Стандартинформ</w:t>
-      </w:r>
-      <w:proofErr w:type="spellEnd"/>
-      <w:r>
-        <w:t>, 2017. 26 с. [Электронный ресурс]. URL: </w:t>
+        <w:t>ГОСТ Р ИСО/МЭК 25051-2017. Информационные технологии (ИТ). Системная и программная инженерия. Требования и оценка качества систем и программного обеспечения (SQuaRE). Требования к качеству готового к использованию программного продукта (RUSP) и инструкции по тестированию. М.: Стандартинформ, 2017. 26 с. [Электронный ресурс]. URL: </w:t>
       </w:r>
       <w:hyperlink r:id="rId46" w:tgtFrame="_blank" w:history="1">
         <w:r>
@@ -17820,23 +16027,7 @@
         <w:ind w:left="0" w:firstLine="709"/>
       </w:pPr>
       <w:r>
-        <w:t>ГОСТ Р ИСО/МЭК 25010-2015. Информационные технологии. Системная и программная инженерия. Требования и оценка качества систем и программного обеспечения (</w:t>
-      </w:r>
-      <w:proofErr w:type="spellStart"/>
-      <w:r>
-        <w:t>SQuaRE</w:t>
-      </w:r>
-      <w:proofErr w:type="spellEnd"/>
-      <w:r>
-        <w:t xml:space="preserve">). Модели качества систем и программных продуктов. М.: </w:t>
-      </w:r>
-      <w:proofErr w:type="spellStart"/>
-      <w:r>
-        <w:t>Стандартинформ</w:t>
-      </w:r>
-      <w:proofErr w:type="spellEnd"/>
-      <w:r>
-        <w:t>, 2016. 36 с.</w:t>
+        <w:t>ГОСТ Р ИСО/МЭК 25010-2015. Информационные технологии. Системная и программная инженерия. Требования и оценка качества систем и программного обеспечения (SQuaRE). Модели качества систем и программных продуктов. М.: Стандартинформ, 2016. 36 с.</w:t>
       </w:r>
     </w:p>
     <w:p>
@@ -17862,7 +16053,7 @@
         </w:rPr>
       </w:pPr>
       <w:bookmarkStart w:id="30" w:name="_Toc229484871"/>
-      <w:bookmarkStart w:id="31" w:name="_Toc231071591"/>
+      <w:bookmarkStart w:id="31" w:name="_Toc231136763"/>
       <w:r>
         <w:rPr>
           <w:b w:val="0"/>
@@ -17933,9 +16124,17 @@
           <w:noProof/>
         </w:rPr>
         <w:drawing>
-          <wp:inline distT="0" distB="0" distL="0" distR="0" wp14:anchorId="02EC5265" wp14:editId="3F21AA49">
-            <wp:extent cx="4764313" cy="7366407"/>
-            <wp:effectExtent l="0" t="0" r="0" b="6350"/>
+          <wp:anchor distT="0" distB="0" distL="114300" distR="114300" simplePos="0" relativeHeight="251688960" behindDoc="0" locked="0" layoutInCell="1" allowOverlap="1" wp14:anchorId="02EC5265" wp14:editId="23665AD9">
+            <wp:simplePos x="0" y="0"/>
+            <wp:positionH relativeFrom="column">
+              <wp:align>center</wp:align>
+            </wp:positionH>
+            <wp:positionV relativeFrom="paragraph">
+              <wp:posOffset>0</wp:posOffset>
+            </wp:positionV>
+            <wp:extent cx="4762800" cy="7365600"/>
+            <wp:effectExtent l="0" t="0" r="0" b="6985"/>
+            <wp:wrapTopAndBottom/>
             <wp:docPr id="2" name="Рисунок 2"/>
             <wp:cNvGraphicFramePr>
               <a:graphicFrameLocks xmlns:a="http://schemas.openxmlformats.org/drawingml/2006/main" noChangeAspect="1"/>
@@ -17965,7 +16164,7 @@
                   <pic:spPr bwMode="auto">
                     <a:xfrm>
                       <a:off x="0" y="0"/>
-                      <a:ext cx="4769070" cy="7373761"/>
+                      <a:ext cx="4762800" cy="7365600"/>
                     </a:xfrm>
                     <a:prstGeom prst="rect">
                       <a:avLst/>
@@ -17978,22 +16177,21 @@
                 </pic:pic>
               </a:graphicData>
             </a:graphic>
-          </wp:inline>
+            <wp14:sizeRelH relativeFrom="margin">
+              <wp14:pctWidth>0</wp14:pctWidth>
+            </wp14:sizeRelH>
+            <wp14:sizeRelV relativeFrom="margin">
+              <wp14:pctHeight>0</wp14:pctHeight>
+            </wp14:sizeRelV>
+          </wp:anchor>
         </w:drawing>
       </w:r>
     </w:p>
     <w:p>
       <w:pPr>
-        <w:spacing w:line="240" w:lineRule="auto"/>
         <w:ind w:firstLine="0"/>
         <w:jc w:val="center"/>
       </w:pPr>
-    </w:p>
-    <w:p>
-      <w:pPr>
-        <w:ind w:firstLine="0"/>
-        <w:jc w:val="center"/>
-      </w:pPr>
       <w:r>
         <w:t xml:space="preserve">Рисунок </w:t>
       </w:r>
@@ -18014,7 +16212,7 @@
         </w:rPr>
       </w:pPr>
       <w:bookmarkStart w:id="32" w:name="_Toc229484870"/>
-      <w:bookmarkStart w:id="33" w:name="_Toc231071592"/>
+      <w:bookmarkStart w:id="33" w:name="_Toc231136764"/>
       <w:r>
         <w:rPr>
           <w:b w:val="0"/>
@@ -18070,16 +16268,16 @@
           <w:noProof/>
         </w:rPr>
         <w:drawing>
-          <wp:anchor distT="0" distB="0" distL="114300" distR="114300" simplePos="0" relativeHeight="251682816" behindDoc="0" locked="0" layoutInCell="1" allowOverlap="1" wp14:anchorId="2C8EAA26" wp14:editId="78223238">
+          <wp:anchor distT="0" distB="0" distL="114300" distR="114300" simplePos="0" relativeHeight="251682816" behindDoc="0" locked="0" layoutInCell="1" allowOverlap="1" wp14:anchorId="2C8EAA26" wp14:editId="1BD4BE3F">
             <wp:simplePos x="0" y="0"/>
             <wp:positionH relativeFrom="margin">
-              <wp:align>right</wp:align>
+              <wp:align>center</wp:align>
             </wp:positionH>
             <wp:positionV relativeFrom="paragraph">
               <wp:posOffset>334061</wp:posOffset>
             </wp:positionV>
-            <wp:extent cx="5885534" cy="5574182"/>
-            <wp:effectExtent l="0" t="0" r="1270" b="7620"/>
+            <wp:extent cx="5886000" cy="5572800"/>
+            <wp:effectExtent l="0" t="0" r="635" b="8890"/>
             <wp:wrapTopAndBottom/>
             <wp:docPr id="4" name="Рисунок 4"/>
             <wp:cNvGraphicFramePr>
@@ -18110,7 +16308,7 @@
                   <pic:spPr bwMode="auto">
                     <a:xfrm>
                       <a:off x="0" y="0"/>
-                      <a:ext cx="5885534" cy="5574182"/>
+                      <a:ext cx="5886000" cy="5572800"/>
                     </a:xfrm>
                     <a:prstGeom prst="rect">
                       <a:avLst/>
@@ -18123,6 +16321,12 @@
                 </pic:pic>
               </a:graphicData>
             </a:graphic>
+            <wp14:sizeRelH relativeFrom="margin">
+              <wp14:pctWidth>0</wp14:pctWidth>
+            </wp14:sizeRelH>
+            <wp14:sizeRelV relativeFrom="margin">
+              <wp14:pctHeight>0</wp14:pctHeight>
+            </wp14:sizeRelV>
           </wp:anchor>
         </w:drawing>
       </w:r>
@@ -18171,15 +16375,7 @@
         <w:t>менеджера</w:t>
       </w:r>
       <w:r>
-        <w:t xml:space="preserve"> (</w:t>
-      </w:r>
-      <w:proofErr w:type="spellStart"/>
-      <w:r>
-        <w:t>дашборд</w:t>
-      </w:r>
-      <w:proofErr w:type="spellEnd"/>
-      <w:r>
-        <w:t>)</w:t>
+        <w:t xml:space="preserve"> (дашборд)</w:t>
       </w:r>
     </w:p>
     <w:p>
@@ -19806,6 +18002,7 @@
   <w:style w:type="character" w:default="1" w:styleId="a2">
     <w:name w:val="Default Paragraph Font"/>
     <w:uiPriority w:val="1"/>
+    <w:semiHidden/>
     <w:unhideWhenUsed/>
   </w:style>
   <w:style w:type="table" w:default="1" w:styleId="a3">
